--- a/講義/敷地計畫與都市設計_複習講義.docx
+++ b/講義/敷地計畫與都市設計_複習講義.docx
@@ -89,6 +89,45 @@
         </w:rPr>
         <w:t>版本 2026-06｜法規以全國法規資料庫最新版本為準、引用以法規名稱為原則</w:t>
       </w:r>
+    </w:p>
+    <w:p>
+      <w:pPr>
+        <w:spacing w:after="400"/>
+      </w:pPr>
+    </w:p>
+    <w:tbl>
+      <w:tblPr>
+        <w:tblStyle w:val="TableGrid"/>
+        <w:tblW w:type="auto" w:w="0"/>
+        <w:tblLook w:firstColumn="1" w:firstRow="1" w:lastColumn="0" w:lastRow="0" w:noHBand="0" w:noVBand="1" w:val="04A0"/>
+      </w:tblPr>
+      <w:tblGrid>
+        <w:gridCol w:w="8640"/>
+      </w:tblGrid>
+      <w:tr>
+        <w:tc>
+          <w:tcPr>
+            <w:tcW w:type="dxa" w:w="8640"/>
+            <w:shd w:val="clear" w:fill="FCE4D6"/>
+          </w:tcPr>
+          <w:p>
+            <w:r/>
+            <w:r>
+              <w:rPr>
+                <w:rFonts w:ascii="Microsoft JhengHei" w:hAnsi="Microsoft JhengHei" w:eastAsia="Microsoft JhengHei" w:cs="Microsoft JhengHei"/>
+                <w:b/>
+                <w:sz w:val="20"/>
+              </w:rPr>
+              <w:t>⚠️ 可信度提醒：本講義由 AI 協作生成。設計內容為「示範方案（非唯一正解）」；法規、數字、早期年（97–107）題目細節請以官方來源為準（考選部考畢試題／全國法規資料庫）。已上網查證：再生能源發展條例 §12-1、水利法出流管制、濕地保育法施行(104.2.2)、莫拉克條例落日(約103年)。「本年關鍵法源」為作者判斷、非考卷用語。</w:t>
+            </w:r>
+          </w:p>
+        </w:tc>
+      </w:tr>
+    </w:tbl>
+    <w:p>
+      <w:pPr>
+        <w:spacing w:after="40"/>
+      </w:pPr>
     </w:p>
     <w:p>
       <w:r>

--- a/講義/敷地計畫與都市設計_複習講義.docx
+++ b/講義/敷地計畫與都市設計_複習講義.docx
@@ -13018,6 +13018,3063 @@
       <w:pPr>
         <w:spacing w:after="40"/>
       </w:pPr>
+    </w:p>
+    <w:p>
+      <w:pPr>
+        <w:pStyle w:val="Heading1"/>
+      </w:pPr>
+      <w:r>
+        <w:rPr>
+          <w:rFonts w:ascii="Microsoft JhengHei" w:hAnsi="Microsoft JhengHei" w:eastAsia="Microsoft JhengHei" w:cs="Microsoft JhengHei"/>
+        </w:rPr>
+        <w:t>第十四章　高頻題眼庫（以題眼為中心）</w:t>
+      </w:r>
+    </w:p>
+    <w:p>
+      <w:pPr>
+        <w:spacing w:after="80"/>
+      </w:pPr>
+      <w:r>
+        <w:rPr>
+          <w:rFonts w:ascii="Microsoft JhengHei" w:hAnsi="Microsoft JhengHei" w:eastAsia="Microsoft JhengHei" w:cs="Microsoft JhengHei"/>
+          <w:b w:val="0"/>
+          <w:i w:val="0"/>
+          <w:sz w:val="21"/>
+        </w:rPr>
+        <w:t>看到題目先抓題眼 → 反射出（設計手法＋法規＋避開失分）。法規只作論述支撐，不作背誦主體。</w:t>
+      </w:r>
+    </w:p>
+    <w:tbl>
+      <w:tblPr>
+        <w:tblStyle w:val="TableGrid"/>
+        <w:tblW w:type="auto" w:w="0"/>
+        <w:jc w:val="center"/>
+        <w:tblLook w:firstColumn="1" w:firstRow="1" w:lastColumn="0" w:lastRow="0" w:noHBand="0" w:noVBand="1" w:val="04A0"/>
+      </w:tblPr>
+      <w:tblGrid>
+        <w:gridCol w:w="1728"/>
+        <w:gridCol w:w="1728"/>
+        <w:gridCol w:w="1728"/>
+        <w:gridCol w:w="1728"/>
+        <w:gridCol w:w="1728"/>
+      </w:tblGrid>
+      <w:tr>
+        <w:tc>
+          <w:tcPr>
+            <w:tcW w:type="dxa" w:w="1134"/>
+            <w:shd w:val="clear" w:fill="1F4E79"/>
+          </w:tcPr>
+          <w:p>
+            <w:r/>
+            <w:r>
+              <w:rPr>
+                <w:rFonts w:ascii="Microsoft JhengHei" w:hAnsi="Microsoft JhengHei" w:eastAsia="Microsoft JhengHei" w:cs="Microsoft JhengHei"/>
+                <w:b/>
+                <w:color w:val="FFFFFF"/>
+                <w:sz w:val="20"/>
+              </w:rPr>
+              <w:t>題眼</w:t>
+            </w:r>
+          </w:p>
+        </w:tc>
+        <w:tc>
+          <w:tcPr>
+            <w:tcW w:type="dxa" w:w="2041"/>
+            <w:shd w:val="clear" w:fill="1F4E79"/>
+          </w:tcPr>
+          <w:p>
+            <w:r/>
+            <w:r>
+              <w:rPr>
+                <w:rFonts w:ascii="Microsoft JhengHei" w:hAnsi="Microsoft JhengHei" w:eastAsia="Microsoft JhengHei" w:cs="Microsoft JhengHei"/>
+                <w:b/>
+                <w:color w:val="FFFFFF"/>
+                <w:sz w:val="20"/>
+              </w:rPr>
+              <w:t>核心法規</w:t>
+            </w:r>
+          </w:p>
+        </w:tc>
+        <w:tc>
+          <w:tcPr>
+            <w:tcW w:type="dxa" w:w="2438"/>
+            <w:shd w:val="clear" w:fill="1F4E79"/>
+          </w:tcPr>
+          <w:p>
+            <w:r/>
+            <w:r>
+              <w:rPr>
+                <w:rFonts w:ascii="Microsoft JhengHei" w:hAnsi="Microsoft JhengHei" w:eastAsia="Microsoft JhengHei" w:cs="Microsoft JhengHei"/>
+                <w:b/>
+                <w:color w:val="FFFFFF"/>
+                <w:sz w:val="20"/>
+              </w:rPr>
+              <w:t>代表設計手法</w:t>
+            </w:r>
+          </w:p>
+        </w:tc>
+        <w:tc>
+          <w:tcPr>
+            <w:tcW w:type="dxa" w:w="1247"/>
+            <w:shd w:val="clear" w:fill="1F4E79"/>
+          </w:tcPr>
+          <w:p>
+            <w:r/>
+            <w:r>
+              <w:rPr>
+                <w:rFonts w:ascii="Microsoft JhengHei" w:hAnsi="Microsoft JhengHei" w:eastAsia="Microsoft JhengHei" w:cs="Microsoft JhengHei"/>
+                <w:b/>
+                <w:color w:val="FFFFFF"/>
+                <w:sz w:val="20"/>
+              </w:rPr>
+              <w:t>對應年</w:t>
+            </w:r>
+          </w:p>
+        </w:tc>
+        <w:tc>
+          <w:tcPr>
+            <w:tcW w:type="dxa" w:w="1361"/>
+            <w:shd w:val="clear" w:fill="1F4E79"/>
+          </w:tcPr>
+          <w:p>
+            <w:r/>
+            <w:r>
+              <w:rPr>
+                <w:rFonts w:ascii="Microsoft JhengHei" w:hAnsi="Microsoft JhengHei" w:eastAsia="Microsoft JhengHei" w:cs="Microsoft JhengHei"/>
+                <w:b/>
+                <w:color w:val="FFFFFF"/>
+                <w:sz w:val="20"/>
+              </w:rPr>
+              <w:t>最常失分</w:t>
+            </w:r>
+          </w:p>
+        </w:tc>
+      </w:tr>
+      <w:tr>
+        <w:tc>
+          <w:tcPr>
+            <w:tcW w:type="dxa" w:w="1134"/>
+          </w:tcPr>
+          <w:p>
+            <w:r/>
+            <w:r>
+              <w:rPr>
+                <w:rFonts w:ascii="Microsoft JhengHei" w:hAnsi="Microsoft JhengHei" w:eastAsia="Microsoft JhengHei" w:cs="Microsoft JhengHei"/>
+                <w:sz w:val="19"/>
+              </w:rPr>
+              <w:t>立體化</w:t>
+            </w:r>
+          </w:p>
+        </w:tc>
+        <w:tc>
+          <w:tcPr>
+            <w:tcW w:type="dxa" w:w="2041"/>
+          </w:tcPr>
+          <w:p>
+            <w:r/>
+            <w:r>
+              <w:rPr>
+                <w:rFonts w:ascii="Microsoft JhengHei" w:hAnsi="Microsoft JhengHei" w:eastAsia="Microsoft JhengHei" w:cs="Microsoft JhengHei"/>
+                <w:sz w:val="19"/>
+              </w:rPr>
+              <w:t>多目標使用辦法／停車免計容積</w:t>
+            </w:r>
+          </w:p>
+        </w:tc>
+        <w:tc>
+          <w:tcPr>
+            <w:tcW w:type="dxa" w:w="2438"/>
+          </w:tcPr>
+          <w:p>
+            <w:r/>
+            <w:r>
+              <w:rPr>
+                <w:rFonts w:ascii="Microsoft JhengHei" w:hAnsi="Microsoft JhengHei" w:eastAsia="Microsoft JhengHei" w:cs="Microsoft JhengHei"/>
+                <w:sz w:val="19"/>
+              </w:rPr>
+              <w:t>垂直分區、屋頂多目標、空橋</w:t>
+            </w:r>
+          </w:p>
+        </w:tc>
+        <w:tc>
+          <w:tcPr>
+            <w:tcW w:type="dxa" w:w="1247"/>
+          </w:tcPr>
+          <w:p>
+            <w:r/>
+            <w:r>
+              <w:rPr>
+                <w:rFonts w:ascii="Microsoft JhengHei" w:hAnsi="Microsoft JhengHei" w:eastAsia="Microsoft JhengHei" w:cs="Microsoft JhengHei"/>
+                <w:sz w:val="19"/>
+              </w:rPr>
+              <w:t>100、114</w:t>
+            </w:r>
+          </w:p>
+        </w:tc>
+        <w:tc>
+          <w:tcPr>
+            <w:tcW w:type="dxa" w:w="1361"/>
+          </w:tcPr>
+          <w:p>
+            <w:r/>
+            <w:r>
+              <w:rPr>
+                <w:rFonts w:ascii="Microsoft JhengHei" w:hAnsi="Microsoft JhengHei" w:eastAsia="Microsoft JhengHei" w:cs="Microsoft JhengHei"/>
+                <w:sz w:val="19"/>
+              </w:rPr>
+              <w:t>答成平面</w:t>
+            </w:r>
+          </w:p>
+        </w:tc>
+      </w:tr>
+      <w:tr>
+        <w:tc>
+          <w:tcPr>
+            <w:tcW w:type="dxa" w:w="1134"/>
+          </w:tcPr>
+          <w:p>
+            <w:r/>
+            <w:r>
+              <w:rPr>
+                <w:rFonts w:ascii="Microsoft JhengHei" w:hAnsi="Microsoft JhengHei" w:eastAsia="Microsoft JhengHei" w:cs="Microsoft JhengHei"/>
+                <w:sz w:val="19"/>
+              </w:rPr>
+              <w:t>韌性</w:t>
+            </w:r>
+          </w:p>
+        </w:tc>
+        <w:tc>
+          <w:tcPr>
+            <w:tcW w:type="dxa" w:w="2041"/>
+          </w:tcPr>
+          <w:p>
+            <w:r/>
+            <w:r>
+              <w:rPr>
+                <w:rFonts w:ascii="Microsoft JhengHei" w:hAnsi="Microsoft JhengHei" w:eastAsia="Microsoft JhengHei" w:cs="Microsoft JhengHei"/>
+                <w:sz w:val="19"/>
+              </w:rPr>
+              <w:t>水利法出流管制／災害防救法</w:t>
+            </w:r>
+          </w:p>
+        </w:tc>
+        <w:tc>
+          <w:tcPr>
+            <w:tcW w:type="dxa" w:w="2438"/>
+          </w:tcPr>
+          <w:p>
+            <w:r/>
+            <w:r>
+              <w:rPr>
+                <w:rFonts w:ascii="Microsoft JhengHei" w:hAnsi="Microsoft JhengHei" w:eastAsia="Microsoft JhengHei" w:cs="Microsoft JhengHei"/>
+                <w:sz w:val="19"/>
+              </w:rPr>
+              <w:t>滯洪、透水、避難平台、彈性空間</w:t>
+            </w:r>
+          </w:p>
+        </w:tc>
+        <w:tc>
+          <w:tcPr>
+            <w:tcW w:type="dxa" w:w="1247"/>
+          </w:tcPr>
+          <w:p>
+            <w:r/>
+            <w:r>
+              <w:rPr>
+                <w:rFonts w:ascii="Microsoft JhengHei" w:hAnsi="Microsoft JhengHei" w:eastAsia="Microsoft JhengHei" w:cs="Microsoft JhengHei"/>
+                <w:sz w:val="19"/>
+              </w:rPr>
+              <w:t>111、113、114</w:t>
+            </w:r>
+          </w:p>
+        </w:tc>
+        <w:tc>
+          <w:tcPr>
+            <w:tcW w:type="dxa" w:w="1361"/>
+          </w:tcPr>
+          <w:p>
+            <w:r/>
+            <w:r>
+              <w:rPr>
+                <w:rFonts w:ascii="Microsoft JhengHei" w:hAnsi="Microsoft JhengHei" w:eastAsia="Microsoft JhengHei" w:cs="Microsoft JhengHei"/>
+                <w:sz w:val="19"/>
+              </w:rPr>
+              <w:t>名詞不落圖</w:t>
+            </w:r>
+          </w:p>
+        </w:tc>
+      </w:tr>
+      <w:tr>
+        <w:tc>
+          <w:tcPr>
+            <w:tcW w:type="dxa" w:w="1134"/>
+          </w:tcPr>
+          <w:p>
+            <w:r/>
+            <w:r>
+              <w:rPr>
+                <w:rFonts w:ascii="Microsoft JhengHei" w:hAnsi="Microsoft JhengHei" w:eastAsia="Microsoft JhengHei" w:cs="Microsoft JhengHei"/>
+                <w:sz w:val="19"/>
+              </w:rPr>
+              <w:t>公益性</w:t>
+            </w:r>
+          </w:p>
+        </w:tc>
+        <w:tc>
+          <w:tcPr>
+            <w:tcW w:type="dxa" w:w="2041"/>
+          </w:tcPr>
+          <w:p>
+            <w:r/>
+            <w:r>
+              <w:rPr>
+                <w:rFonts w:ascii="Microsoft JhengHei" w:hAnsi="Microsoft JhengHei" w:eastAsia="Microsoft JhengHei" w:cs="Microsoft JhengHei"/>
+                <w:sz w:val="19"/>
+              </w:rPr>
+              <w:t>都計法公設／住宅法</w:t>
+            </w:r>
+          </w:p>
+        </w:tc>
+        <w:tc>
+          <w:tcPr>
+            <w:tcW w:type="dxa" w:w="2438"/>
+          </w:tcPr>
+          <w:p>
+            <w:r/>
+            <w:r>
+              <w:rPr>
+                <w:rFonts w:ascii="Microsoft JhengHei" w:hAnsi="Microsoft JhengHei" w:eastAsia="Microsoft JhengHei" w:cs="Microsoft JhengHei"/>
+                <w:sz w:val="19"/>
+              </w:rPr>
+              <w:t>底層穿越、市民大廳、回饋</w:t>
+            </w:r>
+          </w:p>
+        </w:tc>
+        <w:tc>
+          <w:tcPr>
+            <w:tcW w:type="dxa" w:w="1247"/>
+          </w:tcPr>
+          <w:p>
+            <w:r/>
+            <w:r>
+              <w:rPr>
+                <w:rFonts w:ascii="Microsoft JhengHei" w:hAnsi="Microsoft JhengHei" w:eastAsia="Microsoft JhengHei" w:cs="Microsoft JhengHei"/>
+                <w:sz w:val="19"/>
+              </w:rPr>
+              <w:t>110、112</w:t>
+            </w:r>
+          </w:p>
+        </w:tc>
+        <w:tc>
+          <w:tcPr>
+            <w:tcW w:type="dxa" w:w="1361"/>
+          </w:tcPr>
+          <w:p>
+            <w:r/>
+            <w:r>
+              <w:rPr>
+                <w:rFonts w:ascii="Microsoft JhengHei" w:hAnsi="Microsoft JhengHei" w:eastAsia="Microsoft JhengHei" w:cs="Microsoft JhengHei"/>
+                <w:sz w:val="19"/>
+              </w:rPr>
+              <w:t>封閉量體</w:t>
+            </w:r>
+          </w:p>
+        </w:tc>
+      </w:tr>
+      <w:tr>
+        <w:tc>
+          <w:tcPr>
+            <w:tcW w:type="dxa" w:w="1134"/>
+          </w:tcPr>
+          <w:p>
+            <w:r/>
+            <w:r>
+              <w:rPr>
+                <w:rFonts w:ascii="Microsoft JhengHei" w:hAnsi="Microsoft JhengHei" w:eastAsia="Microsoft JhengHei" w:cs="Microsoft JhengHei"/>
+                <w:sz w:val="19"/>
+              </w:rPr>
+              <w:t>開放空間</w:t>
+            </w:r>
+          </w:p>
+        </w:tc>
+        <w:tc>
+          <w:tcPr>
+            <w:tcW w:type="dxa" w:w="2041"/>
+          </w:tcPr>
+          <w:p>
+            <w:r/>
+            <w:r>
+              <w:rPr>
+                <w:rFonts w:ascii="Microsoft JhengHei" w:hAnsi="Microsoft JhengHei" w:eastAsia="Microsoft JhengHei" w:cs="Microsoft JhengHei"/>
+                <w:sz w:val="19"/>
+              </w:rPr>
+              <w:t>都計法／地方都審</w:t>
+            </w:r>
+          </w:p>
+        </w:tc>
+        <w:tc>
+          <w:tcPr>
+            <w:tcW w:type="dxa" w:w="2438"/>
+          </w:tcPr>
+          <w:p>
+            <w:r/>
+            <w:r>
+              <w:rPr>
+                <w:rFonts w:ascii="Microsoft JhengHei" w:hAnsi="Microsoft JhengHei" w:eastAsia="Microsoft JhengHei" w:cs="Microsoft JhengHei"/>
+                <w:sz w:val="19"/>
+              </w:rPr>
+              <w:t>命名廣場、退縮綠帶、連續網</w:t>
+            </w:r>
+          </w:p>
+        </w:tc>
+        <w:tc>
+          <w:tcPr>
+            <w:tcW w:type="dxa" w:w="1247"/>
+          </w:tcPr>
+          <w:p>
+            <w:r/>
+            <w:r>
+              <w:rPr>
+                <w:rFonts w:ascii="Microsoft JhengHei" w:hAnsi="Microsoft JhengHei" w:eastAsia="Microsoft JhengHei" w:cs="Microsoft JhengHei"/>
+                <w:sz w:val="19"/>
+              </w:rPr>
+              <w:t>107、111、114</w:t>
+            </w:r>
+          </w:p>
+        </w:tc>
+        <w:tc>
+          <w:tcPr>
+            <w:tcW w:type="dxa" w:w="1361"/>
+          </w:tcPr>
+          <w:p>
+            <w:r/>
+            <w:r>
+              <w:rPr>
+                <w:rFonts w:ascii="Microsoft JhengHei" w:hAnsi="Microsoft JhengHei" w:eastAsia="Microsoft JhengHei" w:cs="Microsoft JhengHei"/>
+                <w:sz w:val="19"/>
+              </w:rPr>
+              <w:t>無名無活動</w:t>
+            </w:r>
+          </w:p>
+        </w:tc>
+      </w:tr>
+      <w:tr>
+        <w:tc>
+          <w:tcPr>
+            <w:tcW w:type="dxa" w:w="1134"/>
+          </w:tcPr>
+          <w:p>
+            <w:r/>
+            <w:r>
+              <w:rPr>
+                <w:rFonts w:ascii="Microsoft JhengHei" w:hAnsi="Microsoft JhengHei" w:eastAsia="Microsoft JhengHei" w:cs="Microsoft JhengHei"/>
+                <w:sz w:val="19"/>
+              </w:rPr>
+              <w:t>場所精神</w:t>
+            </w:r>
+          </w:p>
+        </w:tc>
+        <w:tc>
+          <w:tcPr>
+            <w:tcW w:type="dxa" w:w="2041"/>
+          </w:tcPr>
+          <w:p>
+            <w:r/>
+            <w:r>
+              <w:rPr>
+                <w:rFonts w:ascii="Microsoft JhengHei" w:hAnsi="Microsoft JhengHei" w:eastAsia="Microsoft JhengHei" w:cs="Microsoft JhengHei"/>
+                <w:sz w:val="19"/>
+              </w:rPr>
+              <w:t>文資法</w:t>
+            </w:r>
+          </w:p>
+        </w:tc>
+        <w:tc>
+          <w:tcPr>
+            <w:tcW w:type="dxa" w:w="2438"/>
+          </w:tcPr>
+          <w:p>
+            <w:r/>
+            <w:r>
+              <w:rPr>
+                <w:rFonts w:ascii="Microsoft JhengHei" w:hAnsi="Microsoft JhengHei" w:eastAsia="Microsoft JhengHei" w:cs="Microsoft JhengHei"/>
+                <w:sz w:val="19"/>
+              </w:rPr>
+              <w:t>視廊、前埕、地景再現</w:t>
+            </w:r>
+          </w:p>
+        </w:tc>
+        <w:tc>
+          <w:tcPr>
+            <w:tcW w:type="dxa" w:w="1247"/>
+          </w:tcPr>
+          <w:p>
+            <w:r/>
+            <w:r>
+              <w:rPr>
+                <w:rFonts w:ascii="Microsoft JhengHei" w:hAnsi="Microsoft JhengHei" w:eastAsia="Microsoft JhengHei" w:cs="Microsoft JhengHei"/>
+                <w:sz w:val="19"/>
+              </w:rPr>
+              <w:t>97、107、112</w:t>
+            </w:r>
+          </w:p>
+        </w:tc>
+        <w:tc>
+          <w:tcPr>
+            <w:tcW w:type="dxa" w:w="1361"/>
+          </w:tcPr>
+          <w:p>
+            <w:r/>
+            <w:r>
+              <w:rPr>
+                <w:rFonts w:ascii="Microsoft JhengHei" w:hAnsi="Microsoft JhengHei" w:eastAsia="Microsoft JhengHei" w:cs="Microsoft JhengHei"/>
+                <w:sz w:val="19"/>
+              </w:rPr>
+              <w:t>只標位置</w:t>
+            </w:r>
+          </w:p>
+        </w:tc>
+      </w:tr>
+      <w:tr>
+        <w:tc>
+          <w:tcPr>
+            <w:tcW w:type="dxa" w:w="1134"/>
+          </w:tcPr>
+          <w:p>
+            <w:r/>
+            <w:r>
+              <w:rPr>
+                <w:rFonts w:ascii="Microsoft JhengHei" w:hAnsi="Microsoft JhengHei" w:eastAsia="Microsoft JhengHei" w:cs="Microsoft JhengHei"/>
+                <w:sz w:val="19"/>
+              </w:rPr>
+              <w:t>TOD</w:t>
+            </w:r>
+          </w:p>
+        </w:tc>
+        <w:tc>
+          <w:tcPr>
+            <w:tcW w:type="dxa" w:w="2041"/>
+          </w:tcPr>
+          <w:p>
+            <w:r/>
+            <w:r>
+              <w:rPr>
+                <w:rFonts w:ascii="Microsoft JhengHei" w:hAnsi="Microsoft JhengHei" w:eastAsia="Microsoft JhengHei" w:cs="Microsoft JhengHei"/>
+                <w:sz w:val="19"/>
+              </w:rPr>
+              <w:t>都計特定區／政策</w:t>
+            </w:r>
+          </w:p>
+        </w:tc>
+        <w:tc>
+          <w:tcPr>
+            <w:tcW w:type="dxa" w:w="2438"/>
+          </w:tcPr>
+          <w:p>
+            <w:r/>
+            <w:r>
+              <w:rPr>
+                <w:rFonts w:ascii="Microsoft JhengHei" w:hAnsi="Microsoft JhengHei" w:eastAsia="Microsoft JhengHei" w:cs="Microsoft JhengHei"/>
+                <w:sz w:val="19"/>
+              </w:rPr>
+              <w:t>主人流朝站、轉乘節點</w:t>
+            </w:r>
+          </w:p>
+        </w:tc>
+        <w:tc>
+          <w:tcPr>
+            <w:tcW w:type="dxa" w:w="1247"/>
+          </w:tcPr>
+          <w:p>
+            <w:r/>
+            <w:r>
+              <w:rPr>
+                <w:rFonts w:ascii="Microsoft JhengHei" w:hAnsi="Microsoft JhengHei" w:eastAsia="Microsoft JhengHei" w:cs="Microsoft JhengHei"/>
+                <w:sz w:val="19"/>
+              </w:rPr>
+              <w:t>108、114</w:t>
+            </w:r>
+          </w:p>
+        </w:tc>
+        <w:tc>
+          <w:tcPr>
+            <w:tcW w:type="dxa" w:w="1361"/>
+          </w:tcPr>
+          <w:p>
+            <w:r/>
+            <w:r>
+              <w:rPr>
+                <w:rFonts w:ascii="Microsoft JhengHei" w:hAnsi="Microsoft JhengHei" w:eastAsia="Microsoft JhengHei" w:cs="Microsoft JhengHei"/>
+                <w:sz w:val="19"/>
+              </w:rPr>
+              <w:t>背對車站</w:t>
+            </w:r>
+          </w:p>
+        </w:tc>
+      </w:tr>
+      <w:tr>
+        <w:tc>
+          <w:tcPr>
+            <w:tcW w:type="dxa" w:w="1134"/>
+          </w:tcPr>
+          <w:p>
+            <w:r/>
+            <w:r>
+              <w:rPr>
+                <w:rFonts w:ascii="Microsoft JhengHei" w:hAnsi="Microsoft JhengHei" w:eastAsia="Microsoft JhengHei" w:cs="Microsoft JhengHei"/>
+                <w:sz w:val="19"/>
+              </w:rPr>
+              <w:t>可及性</w:t>
+            </w:r>
+          </w:p>
+        </w:tc>
+        <w:tc>
+          <w:tcPr>
+            <w:tcW w:type="dxa" w:w="2041"/>
+          </w:tcPr>
+          <w:p>
+            <w:r/>
+            <w:r>
+              <w:rPr>
+                <w:rFonts w:ascii="Microsoft JhengHei" w:hAnsi="Microsoft JhengHei" w:eastAsia="Microsoft JhengHei" w:cs="Microsoft JhengHei"/>
+                <w:sz w:val="19"/>
+              </w:rPr>
+              <w:t>無障礙規範</w:t>
+            </w:r>
+          </w:p>
+        </w:tc>
+        <w:tc>
+          <w:tcPr>
+            <w:tcW w:type="dxa" w:w="2438"/>
+          </w:tcPr>
+          <w:p>
+            <w:r/>
+            <w:r>
+              <w:rPr>
+                <w:rFonts w:ascii="Microsoft JhengHei" w:hAnsi="Microsoft JhengHei" w:eastAsia="Microsoft JhengHei" w:cs="Microsoft JhengHei"/>
+                <w:sz w:val="19"/>
+              </w:rPr>
+              <w:t>1/12 坡道、電梯貫通</w:t>
+            </w:r>
+          </w:p>
+        </w:tc>
+        <w:tc>
+          <w:tcPr>
+            <w:tcW w:type="dxa" w:w="1247"/>
+          </w:tcPr>
+          <w:p>
+            <w:r/>
+            <w:r>
+              <w:rPr>
+                <w:rFonts w:ascii="Microsoft JhengHei" w:hAnsi="Microsoft JhengHei" w:eastAsia="Microsoft JhengHei" w:cs="Microsoft JhengHei"/>
+                <w:sz w:val="19"/>
+              </w:rPr>
+              <w:t>103、106、110</w:t>
+            </w:r>
+          </w:p>
+        </w:tc>
+        <w:tc>
+          <w:tcPr>
+            <w:tcW w:type="dxa" w:w="1361"/>
+          </w:tcPr>
+          <w:p>
+            <w:r/>
+            <w:r>
+              <w:rPr>
+                <w:rFonts w:ascii="Microsoft JhengHei" w:hAnsi="Microsoft JhengHei" w:eastAsia="Microsoft JhengHei" w:cs="Microsoft JhengHei"/>
+                <w:sz w:val="19"/>
+              </w:rPr>
+              <w:t>動線不連續</w:t>
+            </w:r>
+          </w:p>
+        </w:tc>
+      </w:tr>
+      <w:tr>
+        <w:tc>
+          <w:tcPr>
+            <w:tcW w:type="dxa" w:w="1134"/>
+          </w:tcPr>
+          <w:p>
+            <w:r/>
+            <w:r>
+              <w:rPr>
+                <w:rFonts w:ascii="Microsoft JhengHei" w:hAnsi="Microsoft JhengHei" w:eastAsia="Microsoft JhengHei" w:cs="Microsoft JhengHei"/>
+                <w:sz w:val="19"/>
+              </w:rPr>
+              <w:t>都市更新</w:t>
+            </w:r>
+          </w:p>
+        </w:tc>
+        <w:tc>
+          <w:tcPr>
+            <w:tcW w:type="dxa" w:w="2041"/>
+          </w:tcPr>
+          <w:p>
+            <w:r/>
+            <w:r>
+              <w:rPr>
+                <w:rFonts w:ascii="Microsoft JhengHei" w:hAnsi="Microsoft JhengHei" w:eastAsia="Microsoft JhengHei" w:cs="Microsoft JhengHei"/>
+                <w:sz w:val="19"/>
+              </w:rPr>
+              <w:t>都更條例／危老條例</w:t>
+            </w:r>
+          </w:p>
+        </w:tc>
+        <w:tc>
+          <w:tcPr>
+            <w:tcW w:type="dxa" w:w="2438"/>
+          </w:tcPr>
+          <w:p>
+            <w:r/>
+            <w:r>
+              <w:rPr>
+                <w:rFonts w:ascii="Microsoft JhengHei" w:hAnsi="Microsoft JhengHei" w:eastAsia="Microsoft JhengHei" w:cs="Microsoft JhengHei"/>
+                <w:sz w:val="19"/>
+              </w:rPr>
+              <w:t>更新單元、權變、新舊對話</w:t>
+            </w:r>
+          </w:p>
+        </w:tc>
+        <w:tc>
+          <w:tcPr>
+            <w:tcW w:type="dxa" w:w="1247"/>
+          </w:tcPr>
+          <w:p>
+            <w:r/>
+            <w:r>
+              <w:rPr>
+                <w:rFonts w:ascii="Microsoft JhengHei" w:hAnsi="Microsoft JhengHei" w:eastAsia="Microsoft JhengHei" w:cs="Microsoft JhengHei"/>
+                <w:sz w:val="19"/>
+              </w:rPr>
+              <w:t>97、109</w:t>
+            </w:r>
+          </w:p>
+        </w:tc>
+        <w:tc>
+          <w:tcPr>
+            <w:tcW w:type="dxa" w:w="1361"/>
+          </w:tcPr>
+          <w:p>
+            <w:r/>
+            <w:r>
+              <w:rPr>
+                <w:rFonts w:ascii="Microsoft JhengHei" w:hAnsi="Microsoft JhengHei" w:eastAsia="Microsoft JhengHei" w:cs="Microsoft JhengHei"/>
+                <w:sz w:val="19"/>
+              </w:rPr>
+              <w:t>都更危老混用</w:t>
+            </w:r>
+          </w:p>
+        </w:tc>
+      </w:tr>
+      <w:tr>
+        <w:tc>
+          <w:tcPr>
+            <w:tcW w:type="dxa" w:w="1134"/>
+          </w:tcPr>
+          <w:p>
+            <w:r/>
+            <w:r>
+              <w:rPr>
+                <w:rFonts w:ascii="Microsoft JhengHei" w:hAnsi="Microsoft JhengHei" w:eastAsia="Microsoft JhengHei" w:cs="Microsoft JhengHei"/>
+                <w:sz w:val="19"/>
+              </w:rPr>
+              <w:t>高齡化</w:t>
+            </w:r>
+          </w:p>
+        </w:tc>
+        <w:tc>
+          <w:tcPr>
+            <w:tcW w:type="dxa" w:w="2041"/>
+          </w:tcPr>
+          <w:p>
+            <w:r/>
+            <w:r>
+              <w:rPr>
+                <w:rFonts w:ascii="Microsoft JhengHei" w:hAnsi="Microsoft JhengHei" w:eastAsia="Microsoft JhengHei" w:cs="Microsoft JhengHei"/>
+                <w:sz w:val="19"/>
+              </w:rPr>
+              <w:t>長照法／老人福利法</w:t>
+            </w:r>
+          </w:p>
+        </w:tc>
+        <w:tc>
+          <w:tcPr>
+            <w:tcW w:type="dxa" w:w="2438"/>
+          </w:tcPr>
+          <w:p>
+            <w:r/>
+            <w:r>
+              <w:rPr>
+                <w:rFonts w:ascii="Microsoft JhengHei" w:hAnsi="Microsoft JhengHei" w:eastAsia="Microsoft JhengHei" w:cs="Microsoft JhengHei"/>
+                <w:sz w:val="19"/>
+              </w:rPr>
+              <w:t>1F 日照、近保健、交誼</w:t>
+            </w:r>
+          </w:p>
+        </w:tc>
+        <w:tc>
+          <w:tcPr>
+            <w:tcW w:type="dxa" w:w="1247"/>
+          </w:tcPr>
+          <w:p>
+            <w:r/>
+            <w:r>
+              <w:rPr>
+                <w:rFonts w:ascii="Microsoft JhengHei" w:hAnsi="Microsoft JhengHei" w:eastAsia="Microsoft JhengHei" w:cs="Microsoft JhengHei"/>
+                <w:sz w:val="19"/>
+              </w:rPr>
+              <w:t>103、106</w:t>
+            </w:r>
+          </w:p>
+        </w:tc>
+        <w:tc>
+          <w:tcPr>
+            <w:tcW w:type="dxa" w:w="1361"/>
+          </w:tcPr>
+          <w:p>
+            <w:r/>
+            <w:r>
+              <w:rPr>
+                <w:rFonts w:ascii="Microsoft JhengHei" w:hAnsi="Microsoft JhengHei" w:eastAsia="Microsoft JhengHei" w:cs="Microsoft JhengHei"/>
+                <w:sz w:val="19"/>
+              </w:rPr>
+              <w:t>放高樓遠電梯</w:t>
+            </w:r>
+          </w:p>
+        </w:tc>
+      </w:tr>
+      <w:tr>
+        <w:tc>
+          <w:tcPr>
+            <w:tcW w:type="dxa" w:w="1134"/>
+          </w:tcPr>
+          <w:p>
+            <w:r/>
+            <w:r>
+              <w:rPr>
+                <w:rFonts w:ascii="Microsoft JhengHei" w:hAnsi="Microsoft JhengHei" w:eastAsia="Microsoft JhengHei" w:cs="Microsoft JhengHei"/>
+                <w:sz w:val="19"/>
+              </w:rPr>
+              <w:t>防災</w:t>
+            </w:r>
+          </w:p>
+        </w:tc>
+        <w:tc>
+          <w:tcPr>
+            <w:tcW w:type="dxa" w:w="2041"/>
+          </w:tcPr>
+          <w:p>
+            <w:r/>
+            <w:r>
+              <w:rPr>
+                <w:rFonts w:ascii="Microsoft JhengHei" w:hAnsi="Microsoft JhengHei" w:eastAsia="Microsoft JhengHei" w:cs="Microsoft JhengHei"/>
+                <w:sz w:val="19"/>
+              </w:rPr>
+              <w:t>災害防救法／建築技術規則</w:t>
+            </w:r>
+          </w:p>
+        </w:tc>
+        <w:tc>
+          <w:tcPr>
+            <w:tcW w:type="dxa" w:w="2438"/>
+          </w:tcPr>
+          <w:p>
+            <w:r/>
+            <w:r>
+              <w:rPr>
+                <w:rFonts w:ascii="Microsoft JhengHei" w:hAnsi="Microsoft JhengHei" w:eastAsia="Microsoft JhengHei" w:cs="Microsoft JhengHei"/>
+                <w:sz w:val="19"/>
+              </w:rPr>
+              <w:t>防空/地震/防洪三層次</w:t>
+            </w:r>
+          </w:p>
+        </w:tc>
+        <w:tc>
+          <w:tcPr>
+            <w:tcW w:type="dxa" w:w="1247"/>
+          </w:tcPr>
+          <w:p>
+            <w:r/>
+            <w:r>
+              <w:rPr>
+                <w:rFonts w:ascii="Microsoft JhengHei" w:hAnsi="Microsoft JhengHei" w:eastAsia="Microsoft JhengHei" w:cs="Microsoft JhengHei"/>
+                <w:sz w:val="19"/>
+              </w:rPr>
+              <w:t>98、113</w:t>
+            </w:r>
+          </w:p>
+        </w:tc>
+        <w:tc>
+          <w:tcPr>
+            <w:tcW w:type="dxa" w:w="1361"/>
+          </w:tcPr>
+          <w:p>
+            <w:r/>
+            <w:r>
+              <w:rPr>
+                <w:rFonts w:ascii="Microsoft JhengHei" w:hAnsi="Microsoft JhengHei" w:eastAsia="Microsoft JhengHei" w:cs="Microsoft JhengHei"/>
+                <w:sz w:val="19"/>
+              </w:rPr>
+              <w:t>只畫量體</w:t>
+            </w:r>
+          </w:p>
+        </w:tc>
+      </w:tr>
+      <w:tr>
+        <w:tc>
+          <w:tcPr>
+            <w:tcW w:type="dxa" w:w="1134"/>
+          </w:tcPr>
+          <w:p>
+            <w:r/>
+            <w:r>
+              <w:rPr>
+                <w:rFonts w:ascii="Microsoft JhengHei" w:hAnsi="Microsoft JhengHei" w:eastAsia="Microsoft JhengHei" w:cs="Microsoft JhengHei"/>
+                <w:sz w:val="19"/>
+              </w:rPr>
+              <w:t>景觀綠覆</w:t>
+            </w:r>
+          </w:p>
+        </w:tc>
+        <w:tc>
+          <w:tcPr>
+            <w:tcW w:type="dxa" w:w="2041"/>
+          </w:tcPr>
+          <w:p>
+            <w:r/>
+            <w:r>
+              <w:rPr>
+                <w:rFonts w:ascii="Microsoft JhengHei" w:hAnsi="Microsoft JhengHei" w:eastAsia="Microsoft JhengHei" w:cs="Microsoft JhengHei"/>
+                <w:sz w:val="19"/>
+              </w:rPr>
+              <w:t>綠建築基準／樹保自治</w:t>
+            </w:r>
+          </w:p>
+        </w:tc>
+        <w:tc>
+          <w:tcPr>
+            <w:tcW w:type="dxa" w:w="2438"/>
+          </w:tcPr>
+          <w:p>
+            <w:r/>
+            <w:r>
+              <w:rPr>
+                <w:rFonts w:ascii="Microsoft JhengHei" w:hAnsi="Microsoft JhengHei" w:eastAsia="Microsoft JhengHei" w:cs="Microsoft JhengHei"/>
+                <w:sz w:val="19"/>
+              </w:rPr>
+              <w:t>複層植栽、老樹為核、垂直綠</w:t>
+            </w:r>
+          </w:p>
+        </w:tc>
+        <w:tc>
+          <w:tcPr>
+            <w:tcW w:type="dxa" w:w="1247"/>
+          </w:tcPr>
+          <w:p>
+            <w:r/>
+            <w:r>
+              <w:rPr>
+                <w:rFonts w:ascii="Microsoft JhengHei" w:hAnsi="Microsoft JhengHei" w:eastAsia="Microsoft JhengHei" w:cs="Microsoft JhengHei"/>
+                <w:sz w:val="19"/>
+              </w:rPr>
+              <w:t>102、106、111</w:t>
+            </w:r>
+          </w:p>
+        </w:tc>
+        <w:tc>
+          <w:tcPr>
+            <w:tcW w:type="dxa" w:w="1361"/>
+          </w:tcPr>
+          <w:p>
+            <w:r/>
+            <w:r>
+              <w:rPr>
+                <w:rFonts w:ascii="Microsoft JhengHei" w:hAnsi="Microsoft JhengHei" w:eastAsia="Microsoft JhengHei" w:cs="Microsoft JhengHei"/>
+                <w:sz w:val="19"/>
+              </w:rPr>
+              <w:t>只鋪草皮</w:t>
+            </w:r>
+          </w:p>
+        </w:tc>
+      </w:tr>
+      <w:tr>
+        <w:tc>
+          <w:tcPr>
+            <w:tcW w:type="dxa" w:w="1134"/>
+          </w:tcPr>
+          <w:p>
+            <w:r/>
+            <w:r>
+              <w:rPr>
+                <w:rFonts w:ascii="Microsoft JhengHei" w:hAnsi="Microsoft JhengHei" w:eastAsia="Microsoft JhengHei" w:cs="Microsoft JhengHei"/>
+                <w:sz w:val="19"/>
+              </w:rPr>
+              <w:t>永續</w:t>
+            </w:r>
+          </w:p>
+        </w:tc>
+        <w:tc>
+          <w:tcPr>
+            <w:tcW w:type="dxa" w:w="2041"/>
+          </w:tcPr>
+          <w:p>
+            <w:r/>
+            <w:r>
+              <w:rPr>
+                <w:rFonts w:ascii="Microsoft JhengHei" w:hAnsi="Microsoft JhengHei" w:eastAsia="Microsoft JhengHei" w:cs="Microsoft JhengHei"/>
+                <w:sz w:val="19"/>
+              </w:rPr>
+              <w:t>綠建築基準 EEWH</w:t>
+            </w:r>
+          </w:p>
+        </w:tc>
+        <w:tc>
+          <w:tcPr>
+            <w:tcW w:type="dxa" w:w="2438"/>
+          </w:tcPr>
+          <w:p>
+            <w:r/>
+            <w:r>
+              <w:rPr>
+                <w:rFonts w:ascii="Microsoft JhengHei" w:hAnsi="Microsoft JhengHei" w:eastAsia="Microsoft JhengHei" w:cs="Microsoft JhengHei"/>
+                <w:sz w:val="19"/>
+              </w:rPr>
+              <w:t>保水、雨水回收、屋頂綠光電</w:t>
+            </w:r>
+          </w:p>
+        </w:tc>
+        <w:tc>
+          <w:tcPr>
+            <w:tcW w:type="dxa" w:w="1247"/>
+          </w:tcPr>
+          <w:p>
+            <w:r/>
+            <w:r>
+              <w:rPr>
+                <w:rFonts w:ascii="Microsoft JhengHei" w:hAnsi="Microsoft JhengHei" w:eastAsia="Microsoft JhengHei" w:cs="Microsoft JhengHei"/>
+                <w:sz w:val="19"/>
+              </w:rPr>
+              <w:t>110、112</w:t>
+            </w:r>
+          </w:p>
+        </w:tc>
+        <w:tc>
+          <w:tcPr>
+            <w:tcW w:type="dxa" w:w="1361"/>
+          </w:tcPr>
+          <w:p>
+            <w:r/>
+            <w:r>
+              <w:rPr>
+                <w:rFonts w:ascii="Microsoft JhengHei" w:hAnsi="Microsoft JhengHei" w:eastAsia="Microsoft JhengHei" w:cs="Microsoft JhengHei"/>
+                <w:sz w:val="19"/>
+              </w:rPr>
+              <w:t>指標當目標</w:t>
+            </w:r>
+          </w:p>
+        </w:tc>
+      </w:tr>
+      <w:tr>
+        <w:tc>
+          <w:tcPr>
+            <w:tcW w:type="dxa" w:w="1134"/>
+          </w:tcPr>
+          <w:p>
+            <w:r/>
+            <w:r>
+              <w:rPr>
+                <w:rFonts w:ascii="Microsoft JhengHei" w:hAnsi="Microsoft JhengHei" w:eastAsia="Microsoft JhengHei" w:cs="Microsoft JhengHei"/>
+                <w:sz w:val="19"/>
+              </w:rPr>
+              <w:t>淨零</w:t>
+            </w:r>
+          </w:p>
+        </w:tc>
+        <w:tc>
+          <w:tcPr>
+            <w:tcW w:type="dxa" w:w="2041"/>
+          </w:tcPr>
+          <w:p>
+            <w:r/>
+            <w:r>
+              <w:rPr>
+                <w:rFonts w:ascii="Microsoft JhengHei" w:hAnsi="Microsoft JhengHei" w:eastAsia="Microsoft JhengHei" w:cs="Microsoft JhengHei"/>
+                <w:sz w:val="19"/>
+              </w:rPr>
+              <w:t>氣候變遷因應法／再生能源條例</w:t>
+            </w:r>
+          </w:p>
+        </w:tc>
+        <w:tc>
+          <w:tcPr>
+            <w:tcW w:type="dxa" w:w="2438"/>
+          </w:tcPr>
+          <w:p>
+            <w:r/>
+            <w:r>
+              <w:rPr>
+                <w:rFonts w:ascii="Microsoft JhengHei" w:hAnsi="Microsoft JhengHei" w:eastAsia="Microsoft JhengHei" w:cs="Microsoft JhengHei"/>
+                <w:sz w:val="19"/>
+              </w:rPr>
+              <w:t>光電、EV、低碳材、碳匯</w:t>
+            </w:r>
+          </w:p>
+        </w:tc>
+        <w:tc>
+          <w:tcPr>
+            <w:tcW w:type="dxa" w:w="1247"/>
+          </w:tcPr>
+          <w:p>
+            <w:r/>
+            <w:r>
+              <w:rPr>
+                <w:rFonts w:ascii="Microsoft JhengHei" w:hAnsi="Microsoft JhengHei" w:eastAsia="Microsoft JhengHei" w:cs="Microsoft JhengHei"/>
+                <w:sz w:val="19"/>
+              </w:rPr>
+              <w:t>114</w:t>
+            </w:r>
+          </w:p>
+        </w:tc>
+        <w:tc>
+          <w:tcPr>
+            <w:tcW w:type="dxa" w:w="1361"/>
+          </w:tcPr>
+          <w:p>
+            <w:r/>
+            <w:r>
+              <w:rPr>
+                <w:rFonts w:ascii="Microsoft JhengHei" w:hAnsi="Microsoft JhengHei" w:eastAsia="Microsoft JhengHei" w:cs="Microsoft JhengHei"/>
+                <w:sz w:val="19"/>
+              </w:rPr>
+              <w:t>只放光電板</w:t>
+            </w:r>
+          </w:p>
+        </w:tc>
+      </w:tr>
+      <w:tr>
+        <w:tc>
+          <w:tcPr>
+            <w:tcW w:type="dxa" w:w="1134"/>
+          </w:tcPr>
+          <w:p>
+            <w:r/>
+            <w:r>
+              <w:rPr>
+                <w:rFonts w:ascii="Microsoft JhengHei" w:hAnsi="Microsoft JhengHei" w:eastAsia="Microsoft JhengHei" w:cs="Microsoft JhengHei"/>
+                <w:sz w:val="19"/>
+              </w:rPr>
+              <w:t>藍綠基盤</w:t>
+            </w:r>
+          </w:p>
+        </w:tc>
+        <w:tc>
+          <w:tcPr>
+            <w:tcW w:type="dxa" w:w="2041"/>
+          </w:tcPr>
+          <w:p>
+            <w:r/>
+            <w:r>
+              <w:rPr>
+                <w:rFonts w:ascii="Microsoft JhengHei" w:hAnsi="Microsoft JhengHei" w:eastAsia="Microsoft JhengHei" w:cs="Microsoft JhengHei"/>
+                <w:sz w:val="19"/>
+              </w:rPr>
+              <w:t>水利法／綠建築基準</w:t>
+            </w:r>
+          </w:p>
+        </w:tc>
+        <w:tc>
+          <w:tcPr>
+            <w:tcW w:type="dxa" w:w="2438"/>
+          </w:tcPr>
+          <w:p>
+            <w:r/>
+            <w:r>
+              <w:rPr>
+                <w:rFonts w:ascii="Microsoft JhengHei" w:hAnsi="Microsoft JhengHei" w:eastAsia="Microsoft JhengHei" w:cs="Microsoft JhengHei"/>
+                <w:sz w:val="19"/>
+              </w:rPr>
+              <w:t>生態滯洪、藍綠廊道、親水</w:t>
+            </w:r>
+          </w:p>
+        </w:tc>
+        <w:tc>
+          <w:tcPr>
+            <w:tcW w:type="dxa" w:w="1247"/>
+          </w:tcPr>
+          <w:p>
+            <w:r/>
+            <w:r>
+              <w:rPr>
+                <w:rFonts w:ascii="Microsoft JhengHei" w:hAnsi="Microsoft JhengHei" w:eastAsia="Microsoft JhengHei" w:cs="Microsoft JhengHei"/>
+                <w:sz w:val="19"/>
+              </w:rPr>
+              <w:t>110、111、114</w:t>
+            </w:r>
+          </w:p>
+        </w:tc>
+        <w:tc>
+          <w:tcPr>
+            <w:tcW w:type="dxa" w:w="1361"/>
+          </w:tcPr>
+          <w:p>
+            <w:r/>
+            <w:r>
+              <w:rPr>
+                <w:rFonts w:ascii="Microsoft JhengHei" w:hAnsi="Microsoft JhengHei" w:eastAsia="Microsoft JhengHei" w:cs="Microsoft JhengHei"/>
+                <w:sz w:val="19"/>
+              </w:rPr>
+              <w:t>一條藍線</w:t>
+            </w:r>
+          </w:p>
+        </w:tc>
+      </w:tr>
+      <w:tr>
+        <w:tc>
+          <w:tcPr>
+            <w:tcW w:type="dxa" w:w="1134"/>
+          </w:tcPr>
+          <w:p>
+            <w:r/>
+            <w:r>
+              <w:rPr>
+                <w:rFonts w:ascii="Microsoft JhengHei" w:hAnsi="Microsoft JhengHei" w:eastAsia="Microsoft JhengHei" w:cs="Microsoft JhengHei"/>
+                <w:sz w:val="19"/>
+              </w:rPr>
+              <w:t>微氣候</w:t>
+            </w:r>
+          </w:p>
+        </w:tc>
+        <w:tc>
+          <w:tcPr>
+            <w:tcW w:type="dxa" w:w="2041"/>
+          </w:tcPr>
+          <w:p>
+            <w:r/>
+            <w:r>
+              <w:rPr>
+                <w:rFonts w:ascii="Microsoft JhengHei" w:hAnsi="Microsoft JhengHei" w:eastAsia="Microsoft JhengHei" w:cs="Microsoft JhengHei"/>
+                <w:sz w:val="19"/>
+              </w:rPr>
+              <w:t>綠建築基準（通風綠化）</w:t>
+            </w:r>
+          </w:p>
+        </w:tc>
+        <w:tc>
+          <w:tcPr>
+            <w:tcW w:type="dxa" w:w="2438"/>
+          </w:tcPr>
+          <w:p>
+            <w:r/>
+            <w:r>
+              <w:rPr>
+                <w:rFonts w:ascii="Microsoft JhengHei" w:hAnsi="Microsoft JhengHei" w:eastAsia="Microsoft JhengHei" w:cs="Microsoft JhengHei"/>
+                <w:sz w:val="19"/>
+              </w:rPr>
+              <w:t>通風廊道、遮蔭、退縮棟距</w:t>
+            </w:r>
+          </w:p>
+        </w:tc>
+        <w:tc>
+          <w:tcPr>
+            <w:tcW w:type="dxa" w:w="1247"/>
+          </w:tcPr>
+          <w:p>
+            <w:r/>
+            <w:r>
+              <w:rPr>
+                <w:rFonts w:ascii="Microsoft JhengHei" w:hAnsi="Microsoft JhengHei" w:eastAsia="Microsoft JhengHei" w:cs="Microsoft JhengHei"/>
+                <w:sz w:val="19"/>
+              </w:rPr>
+              <w:t>106</w:t>
+            </w:r>
+          </w:p>
+        </w:tc>
+        <w:tc>
+          <w:tcPr>
+            <w:tcW w:type="dxa" w:w="1361"/>
+          </w:tcPr>
+          <w:p>
+            <w:r/>
+            <w:r>
+              <w:rPr>
+                <w:rFonts w:ascii="Microsoft JhengHei" w:hAnsi="Microsoft JhengHei" w:eastAsia="Microsoft JhengHei" w:cs="Microsoft JhengHei"/>
+                <w:sz w:val="19"/>
+              </w:rPr>
+              <w:t>擋住風廊</w:t>
+            </w:r>
+          </w:p>
+        </w:tc>
+      </w:tr>
+      <w:tr>
+        <w:tc>
+          <w:tcPr>
+            <w:tcW w:type="dxa" w:w="1134"/>
+          </w:tcPr>
+          <w:p>
+            <w:r/>
+            <w:r>
+              <w:rPr>
+                <w:rFonts w:ascii="Microsoft JhengHei" w:hAnsi="Microsoft JhengHei" w:eastAsia="Microsoft JhengHei" w:cs="Microsoft JhengHei"/>
+                <w:sz w:val="19"/>
+              </w:rPr>
+              <w:t>都市縫合</w:t>
+            </w:r>
+          </w:p>
+        </w:tc>
+        <w:tc>
+          <w:tcPr>
+            <w:tcW w:type="dxa" w:w="2041"/>
+          </w:tcPr>
+          <w:p>
+            <w:r/>
+            <w:r>
+              <w:rPr>
+                <w:rFonts w:ascii="Microsoft JhengHei" w:hAnsi="Microsoft JhengHei" w:eastAsia="Microsoft JhengHei" w:cs="Microsoft JhengHei"/>
+                <w:sz w:val="19"/>
+              </w:rPr>
+              <w:t>都市設計／都更</w:t>
+            </w:r>
+          </w:p>
+        </w:tc>
+        <w:tc>
+          <w:tcPr>
+            <w:tcW w:type="dxa" w:w="2438"/>
+          </w:tcPr>
+          <w:p>
+            <w:r/>
+            <w:r>
+              <w:rPr>
+                <w:rFonts w:ascii="Microsoft JhengHei" w:hAnsi="Microsoft JhengHei" w:eastAsia="Microsoft JhengHei" w:cs="Microsoft JhengHei"/>
+                <w:sz w:val="19"/>
+              </w:rPr>
+              <w:t>地面連通、空橋、橋下活化</w:t>
+            </w:r>
+          </w:p>
+        </w:tc>
+        <w:tc>
+          <w:tcPr>
+            <w:tcW w:type="dxa" w:w="1247"/>
+          </w:tcPr>
+          <w:p>
+            <w:r/>
+            <w:r>
+              <w:rPr>
+                <w:rFonts w:ascii="Microsoft JhengHei" w:hAnsi="Microsoft JhengHei" w:eastAsia="Microsoft JhengHei" w:cs="Microsoft JhengHei"/>
+                <w:sz w:val="19"/>
+              </w:rPr>
+              <w:t>108、112、114</w:t>
+            </w:r>
+          </w:p>
+        </w:tc>
+        <w:tc>
+          <w:tcPr>
+            <w:tcW w:type="dxa" w:w="1361"/>
+          </w:tcPr>
+          <w:p>
+            <w:r/>
+            <w:r>
+              <w:rPr>
+                <w:rFonts w:ascii="Microsoft JhengHei" w:hAnsi="Microsoft JhengHei" w:eastAsia="Microsoft JhengHei" w:cs="Microsoft JhengHei"/>
+                <w:sz w:val="19"/>
+              </w:rPr>
+              <w:t>只顧基地內</w:t>
+            </w:r>
+          </w:p>
+        </w:tc>
+      </w:tr>
+      <w:tr>
+        <w:tc>
+          <w:tcPr>
+            <w:tcW w:type="dxa" w:w="1134"/>
+          </w:tcPr>
+          <w:p>
+            <w:r/>
+            <w:r>
+              <w:rPr>
+                <w:rFonts w:ascii="Microsoft JhengHei" w:hAnsi="Microsoft JhengHei" w:eastAsia="Microsoft JhengHei" w:cs="Microsoft JhengHei"/>
+                <w:sz w:val="19"/>
+              </w:rPr>
+              <w:t>混合使用</w:t>
+            </w:r>
+          </w:p>
+        </w:tc>
+        <w:tc>
+          <w:tcPr>
+            <w:tcW w:type="dxa" w:w="2041"/>
+          </w:tcPr>
+          <w:p>
+            <w:r/>
+            <w:r>
+              <w:rPr>
+                <w:rFonts w:ascii="Microsoft JhengHei" w:hAnsi="Microsoft JhengHei" w:eastAsia="Microsoft JhengHei" w:cs="Microsoft JhengHei"/>
+                <w:sz w:val="19"/>
+              </w:rPr>
+              <w:t>土管容許使用／使用類組</w:t>
+            </w:r>
+          </w:p>
+        </w:tc>
+        <w:tc>
+          <w:tcPr>
+            <w:tcW w:type="dxa" w:w="2438"/>
+          </w:tcPr>
+          <w:p>
+            <w:r/>
+            <w:r>
+              <w:rPr>
+                <w:rFonts w:ascii="Microsoft JhengHei" w:hAnsi="Microsoft JhengHei" w:eastAsia="Microsoft JhengHei" w:cs="Microsoft JhengHei"/>
+                <w:sz w:val="19"/>
+              </w:rPr>
+              <w:t>垂直分層、獨立核、防火區劃</w:t>
+            </w:r>
+          </w:p>
+        </w:tc>
+        <w:tc>
+          <w:tcPr>
+            <w:tcW w:type="dxa" w:w="1247"/>
+          </w:tcPr>
+          <w:p>
+            <w:r/>
+            <w:r>
+              <w:rPr>
+                <w:rFonts w:ascii="Microsoft JhengHei" w:hAnsi="Microsoft JhengHei" w:eastAsia="Microsoft JhengHei" w:cs="Microsoft JhengHei"/>
+                <w:sz w:val="19"/>
+              </w:rPr>
+              <w:t>107、111、113</w:t>
+            </w:r>
+          </w:p>
+        </w:tc>
+        <w:tc>
+          <w:tcPr>
+            <w:tcW w:type="dxa" w:w="1361"/>
+          </w:tcPr>
+          <w:p>
+            <w:r/>
+            <w:r>
+              <w:rPr>
+                <w:rFonts w:ascii="Microsoft JhengHei" w:hAnsi="Microsoft JhengHei" w:eastAsia="Microsoft JhengHei" w:cs="Microsoft JhengHei"/>
+                <w:sz w:val="19"/>
+              </w:rPr>
+              <w:t>動線混雜</w:t>
+            </w:r>
+          </w:p>
+        </w:tc>
+      </w:tr>
+      <w:tr>
+        <w:tc>
+          <w:tcPr>
+            <w:tcW w:type="dxa" w:w="1134"/>
+          </w:tcPr>
+          <w:p>
+            <w:r/>
+            <w:r>
+              <w:rPr>
+                <w:rFonts w:ascii="Microsoft JhengHei" w:hAnsi="Microsoft JhengHei" w:eastAsia="Microsoft JhengHei" w:cs="Microsoft JhengHei"/>
+                <w:sz w:val="19"/>
+              </w:rPr>
+              <w:t>社會住宅</w:t>
+            </w:r>
+          </w:p>
+        </w:tc>
+        <w:tc>
+          <w:tcPr>
+            <w:tcW w:type="dxa" w:w="2041"/>
+          </w:tcPr>
+          <w:p>
+            <w:r/>
+            <w:r>
+              <w:rPr>
+                <w:rFonts w:ascii="Microsoft JhengHei" w:hAnsi="Microsoft JhengHei" w:eastAsia="Microsoft JhengHei" w:cs="Microsoft JhengHei"/>
+                <w:sz w:val="19"/>
+              </w:rPr>
+              <w:t>住宅法／多目標使用辦法</w:t>
+            </w:r>
+          </w:p>
+        </w:tc>
+        <w:tc>
+          <w:tcPr>
+            <w:tcW w:type="dxa" w:w="2438"/>
+          </w:tcPr>
+          <w:p>
+            <w:r/>
+            <w:r>
+              <w:rPr>
+                <w:rFonts w:ascii="Microsoft JhengHei" w:hAnsi="Microsoft JhengHei" w:eastAsia="Microsoft JhengHei" w:cs="Microsoft JhengHei"/>
+                <w:sz w:val="19"/>
+              </w:rPr>
+              <w:t>獨立門禁、專用電梯、房型表</w:t>
+            </w:r>
+          </w:p>
+        </w:tc>
+        <w:tc>
+          <w:tcPr>
+            <w:tcW w:type="dxa" w:w="1247"/>
+          </w:tcPr>
+          <w:p>
+            <w:r/>
+            <w:r>
+              <w:rPr>
+                <w:rFonts w:ascii="Microsoft JhengHei" w:hAnsi="Microsoft JhengHei" w:eastAsia="Microsoft JhengHei" w:cs="Microsoft JhengHei"/>
+                <w:sz w:val="19"/>
+              </w:rPr>
+              <w:t>111、113</w:t>
+            </w:r>
+          </w:p>
+        </w:tc>
+        <w:tc>
+          <w:tcPr>
+            <w:tcW w:type="dxa" w:w="1361"/>
+          </w:tcPr>
+          <w:p>
+            <w:r/>
+            <w:r>
+              <w:rPr>
+                <w:rFonts w:ascii="Microsoft JhengHei" w:hAnsi="Microsoft JhengHei" w:eastAsia="Microsoft JhengHei" w:cs="Microsoft JhengHei"/>
+                <w:sz w:val="19"/>
+              </w:rPr>
+              <w:t>公私不分</w:t>
+            </w:r>
+          </w:p>
+        </w:tc>
+      </w:tr>
+      <w:tr>
+        <w:tc>
+          <w:tcPr>
+            <w:tcW w:type="dxa" w:w="1134"/>
+          </w:tcPr>
+          <w:p>
+            <w:r/>
+            <w:r>
+              <w:rPr>
+                <w:rFonts w:ascii="Microsoft JhengHei" w:hAnsi="Microsoft JhengHei" w:eastAsia="Microsoft JhengHei" w:cs="Microsoft JhengHei"/>
+                <w:sz w:val="19"/>
+              </w:rPr>
+              <w:t>文資保存</w:t>
+            </w:r>
+          </w:p>
+        </w:tc>
+        <w:tc>
+          <w:tcPr>
+            <w:tcW w:type="dxa" w:w="2041"/>
+          </w:tcPr>
+          <w:p>
+            <w:r/>
+            <w:r>
+              <w:rPr>
+                <w:rFonts w:ascii="Microsoft JhengHei" w:hAnsi="Microsoft JhengHei" w:eastAsia="Microsoft JhengHei" w:cs="Microsoft JhengHei"/>
+                <w:sz w:val="19"/>
+              </w:rPr>
+              <w:t>文化資產保存法</w:t>
+            </w:r>
+          </w:p>
+        </w:tc>
+        <w:tc>
+          <w:tcPr>
+            <w:tcW w:type="dxa" w:w="2438"/>
+          </w:tcPr>
+          <w:p>
+            <w:r/>
+            <w:r>
+              <w:rPr>
+                <w:rFonts w:ascii="Microsoft JhengHei" w:hAnsi="Microsoft JhengHei" w:eastAsia="Microsoft JhengHei" w:cs="Microsoft JhengHei"/>
+                <w:sz w:val="19"/>
+              </w:rPr>
+              <w:t>緩衝、視廊、遺址再現、開挖率</w:t>
+            </w:r>
+          </w:p>
+        </w:tc>
+        <w:tc>
+          <w:tcPr>
+            <w:tcW w:type="dxa" w:w="1247"/>
+          </w:tcPr>
+          <w:p>
+            <w:r/>
+            <w:r>
+              <w:rPr>
+                <w:rFonts w:ascii="Microsoft JhengHei" w:hAnsi="Microsoft JhengHei" w:eastAsia="Microsoft JhengHei" w:cs="Microsoft JhengHei"/>
+                <w:sz w:val="19"/>
+              </w:rPr>
+              <w:t>97、105、107、112</w:t>
+            </w:r>
+          </w:p>
+        </w:tc>
+        <w:tc>
+          <w:tcPr>
+            <w:tcW w:type="dxa" w:w="1361"/>
+          </w:tcPr>
+          <w:p>
+            <w:r/>
+            <w:r>
+              <w:rPr>
+                <w:rFonts w:ascii="Microsoft JhengHei" w:hAnsi="Microsoft JhengHei" w:eastAsia="Microsoft JhengHei" w:cs="Microsoft JhengHei"/>
+                <w:sz w:val="19"/>
+              </w:rPr>
+              <w:t>壓迫古蹟</w:t>
+            </w:r>
+          </w:p>
+        </w:tc>
+      </w:tr>
+      <w:tr>
+        <w:tc>
+          <w:tcPr>
+            <w:tcW w:type="dxa" w:w="1134"/>
+          </w:tcPr>
+          <w:p>
+            <w:r/>
+            <w:r>
+              <w:rPr>
+                <w:rFonts w:ascii="Microsoft JhengHei" w:hAnsi="Microsoft JhengHei" w:eastAsia="Microsoft JhengHei" w:cs="Microsoft JhengHei"/>
+                <w:sz w:val="19"/>
+              </w:rPr>
+              <w:t>公私協力</w:t>
+            </w:r>
+          </w:p>
+        </w:tc>
+        <w:tc>
+          <w:tcPr>
+            <w:tcW w:type="dxa" w:w="2041"/>
+          </w:tcPr>
+          <w:p>
+            <w:r/>
+            <w:r>
+              <w:rPr>
+                <w:rFonts w:ascii="Microsoft JhengHei" w:hAnsi="Microsoft JhengHei" w:eastAsia="Microsoft JhengHei" w:cs="Microsoft JhengHei"/>
+                <w:sz w:val="19"/>
+              </w:rPr>
+              <w:t>促參法／都更條例</w:t>
+            </w:r>
+          </w:p>
+        </w:tc>
+        <w:tc>
+          <w:tcPr>
+            <w:tcW w:type="dxa" w:w="2438"/>
+          </w:tcPr>
+          <w:p>
+            <w:r/>
+            <w:r>
+              <w:rPr>
+                <w:rFonts w:ascii="Microsoft JhengHei" w:hAnsi="Microsoft JhengHei" w:eastAsia="Microsoft JhengHei" w:cs="Microsoft JhengHei"/>
+                <w:sz w:val="19"/>
+              </w:rPr>
+              <w:t>24hr 管理、回饋、營運出入口</w:t>
+            </w:r>
+          </w:p>
+        </w:tc>
+        <w:tc>
+          <w:tcPr>
+            <w:tcW w:type="dxa" w:w="1247"/>
+          </w:tcPr>
+          <w:p>
+            <w:r/>
+            <w:r>
+              <w:rPr>
+                <w:rFonts w:ascii="Microsoft JhengHei" w:hAnsi="Microsoft JhengHei" w:eastAsia="Microsoft JhengHei" w:cs="Microsoft JhengHei"/>
+                <w:sz w:val="19"/>
+              </w:rPr>
+              <w:t>113、114</w:t>
+            </w:r>
+          </w:p>
+        </w:tc>
+        <w:tc>
+          <w:tcPr>
+            <w:tcW w:type="dxa" w:w="1361"/>
+          </w:tcPr>
+          <w:p>
+            <w:r/>
+            <w:r>
+              <w:rPr>
+                <w:rFonts w:ascii="Microsoft JhengHei" w:hAnsi="Microsoft JhengHei" w:eastAsia="Microsoft JhengHei" w:cs="Microsoft JhengHei"/>
+                <w:sz w:val="19"/>
+              </w:rPr>
+              <w:t>不談維護</w:t>
+            </w:r>
+          </w:p>
+        </w:tc>
+      </w:tr>
+    </w:tbl>
+    <w:p>
+      <w:pPr>
+        <w:spacing w:after="40"/>
+      </w:pPr>
+    </w:p>
+    <w:p>
+      <w:pPr>
+        <w:pStyle w:val="Heading1"/>
+      </w:pPr>
+      <w:r>
+        <w:rPr>
+          <w:rFonts w:ascii="Microsoft JhengHei" w:hAnsi="Microsoft JhengHei" w:eastAsia="Microsoft JhengHei" w:cs="Microsoft JhengHei"/>
+        </w:rPr>
+        <w:t>第十五章　設計題英雄條件庫（基地特徵→主軸）</w:t>
+      </w:r>
+    </w:p>
+    <w:p>
+      <w:pPr>
+        <w:spacing w:after="80"/>
+      </w:pPr>
+      <w:r>
+        <w:rPr>
+          <w:rFonts w:ascii="Microsoft JhengHei" w:hAnsi="Microsoft JhengHei" w:eastAsia="Microsoft JhengHei" w:cs="Microsoft JhengHei"/>
+          <w:b w:val="0"/>
+          <w:i w:val="0"/>
+          <w:sz w:val="21"/>
+        </w:rPr>
+        <w:t>每塊基地有一個最該回應的條件；設計主軸由它長出。兩個衝突條件時，位階：公共利益＞不可逆性＞題目意圖＞法規。</w:t>
+      </w:r>
+    </w:p>
+    <w:tbl>
+      <w:tblPr>
+        <w:tblStyle w:val="TableGrid"/>
+        <w:tblW w:type="auto" w:w="0"/>
+        <w:jc w:val="center"/>
+        <w:tblLook w:firstColumn="1" w:firstRow="1" w:lastColumn="0" w:lastRow="0" w:noHBand="0" w:noVBand="1" w:val="04A0"/>
+      </w:tblPr>
+      <w:tblGrid>
+        <w:gridCol w:w="2880"/>
+        <w:gridCol w:w="2880"/>
+        <w:gridCol w:w="2880"/>
+      </w:tblGrid>
+      <w:tr>
+        <w:tc>
+          <w:tcPr>
+            <w:tcW w:type="dxa" w:w="1701"/>
+            <w:shd w:val="clear" w:fill="1F4E79"/>
+          </w:tcPr>
+          <w:p>
+            <w:r/>
+            <w:r>
+              <w:rPr>
+                <w:rFonts w:ascii="Microsoft JhengHei" w:hAnsi="Microsoft JhengHei" w:eastAsia="Microsoft JhengHei" w:cs="Microsoft JhengHei"/>
+                <w:b/>
+                <w:color w:val="FFFFFF"/>
+                <w:sz w:val="20"/>
+              </w:rPr>
+              <w:t>基地特徵</w:t>
+            </w:r>
+          </w:p>
+        </w:tc>
+        <w:tc>
+          <w:tcPr>
+            <w:tcW w:type="dxa" w:w="2835"/>
+            <w:shd w:val="clear" w:fill="1F4E79"/>
+          </w:tcPr>
+          <w:p>
+            <w:r/>
+            <w:r>
+              <w:rPr>
+                <w:rFonts w:ascii="Microsoft JhengHei" w:hAnsi="Microsoft JhengHei" w:eastAsia="Microsoft JhengHei" w:cs="Microsoft JhengHei"/>
+                <w:b/>
+                <w:color w:val="FFFFFF"/>
+                <w:sz w:val="20"/>
+              </w:rPr>
+              <w:t>英雄條件→主軸</w:t>
+            </w:r>
+          </w:p>
+        </w:tc>
+        <w:tc>
+          <w:tcPr>
+            <w:tcW w:type="dxa" w:w="3969"/>
+            <w:shd w:val="clear" w:fill="1F4E79"/>
+          </w:tcPr>
+          <w:p>
+            <w:r/>
+            <w:r>
+              <w:rPr>
+                <w:rFonts w:ascii="Microsoft JhengHei" w:hAnsi="Microsoft JhengHei" w:eastAsia="Microsoft JhengHei" w:cs="Microsoft JhengHei"/>
+                <w:b/>
+                <w:color w:val="FFFFFF"/>
+                <w:sz w:val="20"/>
+              </w:rPr>
+              <w:t>必做手法</w:t>
+            </w:r>
+          </w:p>
+        </w:tc>
+      </w:tr>
+      <w:tr>
+        <w:tc>
+          <w:tcPr>
+            <w:tcW w:type="dxa" w:w="1701"/>
+          </w:tcPr>
+          <w:p>
+            <w:r/>
+            <w:r>
+              <w:rPr>
+                <w:rFonts w:ascii="Microsoft JhengHei" w:hAnsi="Microsoft JhengHei" w:eastAsia="Microsoft JhengHei" w:cs="Microsoft JhengHei"/>
+                <w:sz w:val="19"/>
+              </w:rPr>
+              <w:t>捷運/火車站旁</w:t>
+            </w:r>
+          </w:p>
+        </w:tc>
+        <w:tc>
+          <w:tcPr>
+            <w:tcW w:type="dxa" w:w="2835"/>
+          </w:tcPr>
+          <w:p>
+            <w:r/>
+            <w:r>
+              <w:rPr>
+                <w:rFonts w:ascii="Microsoft JhengHei" w:hAnsi="Microsoft JhengHei" w:eastAsia="Microsoft JhengHei" w:cs="Microsoft JhengHei"/>
+                <w:sz w:val="19"/>
+              </w:rPr>
+              <w:t>TOD 核心節點：站城縫合</w:t>
+            </w:r>
+          </w:p>
+        </w:tc>
+        <w:tc>
+          <w:tcPr>
+            <w:tcW w:type="dxa" w:w="3969"/>
+          </w:tcPr>
+          <w:p>
+            <w:r/>
+            <w:r>
+              <w:rPr>
+                <w:rFonts w:ascii="Microsoft JhengHei" w:hAnsi="Microsoft JhengHei" w:eastAsia="Microsoft JhengHei" w:cs="Microsoft JhengHei"/>
+                <w:sz w:val="19"/>
+              </w:rPr>
+              <w:t>主人流朝站、轉乘節點、立體分流</w:t>
+            </w:r>
+          </w:p>
+        </w:tc>
+      </w:tr>
+      <w:tr>
+        <w:tc>
+          <w:tcPr>
+            <w:tcW w:type="dxa" w:w="1701"/>
+          </w:tcPr>
+          <w:p>
+            <w:r/>
+            <w:r>
+              <w:rPr>
+                <w:rFonts w:ascii="Microsoft JhengHei" w:hAnsi="Microsoft JhengHei" w:eastAsia="Microsoft JhengHei" w:cs="Microsoft JhengHei"/>
+                <w:sz w:val="19"/>
+              </w:rPr>
+              <w:t>河岸/排水渠</w:t>
+            </w:r>
+          </w:p>
+        </w:tc>
+        <w:tc>
+          <w:tcPr>
+            <w:tcW w:type="dxa" w:w="2835"/>
+          </w:tcPr>
+          <w:p>
+            <w:r/>
+            <w:r>
+              <w:rPr>
+                <w:rFonts w:ascii="Microsoft JhengHei" w:hAnsi="Microsoft JhengHei" w:eastAsia="Microsoft JhengHei" w:cs="Microsoft JhengHei"/>
+                <w:sz w:val="19"/>
+              </w:rPr>
+              <w:t>藍綠帶核心：水岸客廳</w:t>
+            </w:r>
+          </w:p>
+        </w:tc>
+        <w:tc>
+          <w:tcPr>
+            <w:tcW w:type="dxa" w:w="3969"/>
+          </w:tcPr>
+          <w:p>
+            <w:r/>
+            <w:r>
+              <w:rPr>
+                <w:rFonts w:ascii="Microsoft JhengHei" w:hAnsi="Microsoft JhengHei" w:eastAsia="Microsoft JhengHei" w:cs="Microsoft JhengHei"/>
+                <w:sz w:val="19"/>
+              </w:rPr>
+              <w:t>生態滯洪、濱水步道、小橋連對岸</w:t>
+            </w:r>
+          </w:p>
+        </w:tc>
+      </w:tr>
+      <w:tr>
+        <w:tc>
+          <w:tcPr>
+            <w:tcW w:type="dxa" w:w="1701"/>
+          </w:tcPr>
+          <w:p>
+            <w:r/>
+            <w:r>
+              <w:rPr>
+                <w:rFonts w:ascii="Microsoft JhengHei" w:hAnsi="Microsoft JhengHei" w:eastAsia="Microsoft JhengHei" w:cs="Microsoft JhengHei"/>
+                <w:sz w:val="19"/>
+              </w:rPr>
+              <w:t>古蹟/廟宇/三合院</w:t>
+            </w:r>
+          </w:p>
+        </w:tc>
+        <w:tc>
+          <w:tcPr>
+            <w:tcW w:type="dxa" w:w="2835"/>
+          </w:tcPr>
+          <w:p>
+            <w:r/>
+            <w:r>
+              <w:rPr>
+                <w:rFonts w:ascii="Microsoft JhengHei" w:hAnsi="Microsoft JhengHei" w:eastAsia="Microsoft JhengHei" w:cs="Microsoft JhengHei"/>
+                <w:sz w:val="19"/>
+              </w:rPr>
+              <w:t>歷史紋理縫合：前埕共生</w:t>
+            </w:r>
+          </w:p>
+        </w:tc>
+        <w:tc>
+          <w:tcPr>
+            <w:tcW w:type="dxa" w:w="3969"/>
+          </w:tcPr>
+          <w:p>
+            <w:r/>
+            <w:r>
+              <w:rPr>
+                <w:rFonts w:ascii="Microsoft JhengHei" w:hAnsi="Microsoft JhengHei" w:eastAsia="Microsoft JhengHei" w:cs="Microsoft JhengHei"/>
+                <w:sz w:val="19"/>
+              </w:rPr>
+              <w:t>前埕、視廊、低層退讓、新舊高度過渡</w:t>
+            </w:r>
+          </w:p>
+        </w:tc>
+      </w:tr>
+      <w:tr>
+        <w:tc>
+          <w:tcPr>
+            <w:tcW w:type="dxa" w:w="1701"/>
+          </w:tcPr>
+          <w:p>
+            <w:r/>
+            <w:r>
+              <w:rPr>
+                <w:rFonts w:ascii="Microsoft JhengHei" w:hAnsi="Microsoft JhengHei" w:eastAsia="Microsoft JhengHei" w:cs="Microsoft JhengHei"/>
+                <w:sz w:val="19"/>
+              </w:rPr>
+              <w:t>歷史遺址(地下)</w:t>
+            </w:r>
+          </w:p>
+        </w:tc>
+        <w:tc>
+          <w:tcPr>
+            <w:tcW w:type="dxa" w:w="2835"/>
+          </w:tcPr>
+          <w:p>
+            <w:r/>
+            <w:r>
+              <w:rPr>
+                <w:rFonts w:ascii="Microsoft JhengHei" w:hAnsi="Microsoft JhengHei" w:eastAsia="Microsoft JhengHei" w:cs="Microsoft JhengHei"/>
+                <w:sz w:val="19"/>
+              </w:rPr>
+              <w:t>記憶軸再現</w:t>
+            </w:r>
+          </w:p>
+        </w:tc>
+        <w:tc>
+          <w:tcPr>
+            <w:tcW w:type="dxa" w:w="3969"/>
+          </w:tcPr>
+          <w:p>
+            <w:r/>
+            <w:r>
+              <w:rPr>
+                <w:rFonts w:ascii="Microsoft JhengHei" w:hAnsi="Microsoft JhengHei" w:eastAsia="Microsoft JhengHei" w:cs="Microsoft JhengHei"/>
+                <w:sz w:val="19"/>
+              </w:rPr>
+              <w:t>遺址不開挖、地面再現、標開挖率</w:t>
+            </w:r>
+          </w:p>
+        </w:tc>
+      </w:tr>
+      <w:tr>
+        <w:tc>
+          <w:tcPr>
+            <w:tcW w:type="dxa" w:w="1701"/>
+          </w:tcPr>
+          <w:p>
+            <w:r/>
+            <w:r>
+              <w:rPr>
+                <w:rFonts w:ascii="Microsoft JhengHei" w:hAnsi="Microsoft JhengHei" w:eastAsia="Microsoft JhengHei" w:cs="Microsoft JhengHei"/>
+                <w:sz w:val="19"/>
+              </w:rPr>
+              <w:t>老樹/樹群</w:t>
+            </w:r>
+          </w:p>
+        </w:tc>
+        <w:tc>
+          <w:tcPr>
+            <w:tcW w:type="dxa" w:w="2835"/>
+          </w:tcPr>
+          <w:p>
+            <w:r/>
+            <w:r>
+              <w:rPr>
+                <w:rFonts w:ascii="Microsoft JhengHei" w:hAnsi="Microsoft JhengHei" w:eastAsia="Microsoft JhengHei" w:cs="Microsoft JhengHei"/>
+                <w:sz w:val="19"/>
+              </w:rPr>
+              <w:t>綠核保留</w:t>
+            </w:r>
+          </w:p>
+        </w:tc>
+        <w:tc>
+          <w:tcPr>
+            <w:tcW w:type="dxa" w:w="3969"/>
+          </w:tcPr>
+          <w:p>
+            <w:r/>
+            <w:r>
+              <w:rPr>
+                <w:rFonts w:ascii="Microsoft JhengHei" w:hAnsi="Microsoft JhengHei" w:eastAsia="Microsoft JhengHei" w:cs="Microsoft JhengHei"/>
+                <w:sz w:val="19"/>
+              </w:rPr>
+              <w:t>老樹原地保留為核、量體閃讓</w:t>
+            </w:r>
+          </w:p>
+        </w:tc>
+      </w:tr>
+      <w:tr>
+        <w:tc>
+          <w:tcPr>
+            <w:tcW w:type="dxa" w:w="1701"/>
+          </w:tcPr>
+          <w:p>
+            <w:r/>
+            <w:r>
+              <w:rPr>
+                <w:rFonts w:ascii="Microsoft JhengHei" w:hAnsi="Microsoft JhengHei" w:eastAsia="Microsoft JhengHei" w:cs="Microsoft JhengHei"/>
+                <w:sz w:val="19"/>
+              </w:rPr>
+              <w:t>高架道路旁</w:t>
+            </w:r>
+          </w:p>
+        </w:tc>
+        <w:tc>
+          <w:tcPr>
+            <w:tcW w:type="dxa" w:w="2835"/>
+          </w:tcPr>
+          <w:p>
+            <w:r/>
+            <w:r>
+              <w:rPr>
+                <w:rFonts w:ascii="Microsoft JhengHei" w:hAnsi="Microsoft JhengHei" w:eastAsia="Microsoft JhengHei" w:cs="Microsoft JhengHei"/>
+                <w:sz w:val="19"/>
+              </w:rPr>
+              <w:t>緩衝＋縫合</w:t>
+            </w:r>
+          </w:p>
+        </w:tc>
+        <w:tc>
+          <w:tcPr>
+            <w:tcW w:type="dxa" w:w="3969"/>
+          </w:tcPr>
+          <w:p>
+            <w:r/>
+            <w:r>
+              <w:rPr>
+                <w:rFonts w:ascii="Microsoft JhengHei" w:hAnsi="Microsoft JhengHei" w:eastAsia="Microsoft JhengHei" w:cs="Microsoft JhengHei"/>
+                <w:sz w:val="19"/>
+              </w:rPr>
+              <w:t>隔噪牆+複層密植、安靜機能遠離</w:t>
+            </w:r>
+          </w:p>
+        </w:tc>
+      </w:tr>
+      <w:tr>
+        <w:tc>
+          <w:tcPr>
+            <w:tcW w:type="dxa" w:w="1701"/>
+          </w:tcPr>
+          <w:p>
+            <w:r/>
+            <w:r>
+              <w:rPr>
+                <w:rFonts w:ascii="Microsoft JhengHei" w:hAnsi="Microsoft JhengHei" w:eastAsia="Microsoft JhengHei" w:cs="Microsoft JhengHei"/>
+                <w:sz w:val="19"/>
+              </w:rPr>
+              <w:t>山坡地</w:t>
+            </w:r>
+          </w:p>
+        </w:tc>
+        <w:tc>
+          <w:tcPr>
+            <w:tcW w:type="dxa" w:w="2835"/>
+          </w:tcPr>
+          <w:p>
+            <w:r/>
+            <w:r>
+              <w:rPr>
+                <w:rFonts w:ascii="Microsoft JhengHei" w:hAnsi="Microsoft JhengHei" w:eastAsia="Microsoft JhengHei" w:cs="Microsoft JhengHei"/>
+                <w:sz w:val="19"/>
+              </w:rPr>
+              <w:t>順應地形</w:t>
+            </w:r>
+          </w:p>
+        </w:tc>
+        <w:tc>
+          <w:tcPr>
+            <w:tcW w:type="dxa" w:w="3969"/>
+          </w:tcPr>
+          <w:p>
+            <w:r/>
+            <w:r>
+              <w:rPr>
+                <w:rFonts w:ascii="Microsoft JhengHei" w:hAnsi="Microsoft JhengHei" w:eastAsia="Microsoft JhengHei" w:cs="Microsoft JhengHei"/>
+                <w:sz w:val="19"/>
+              </w:rPr>
+              <w:t>順等高線階梯、填挖平衡、邊坡排水</w:t>
+            </w:r>
+          </w:p>
+        </w:tc>
+      </w:tr>
+      <w:tr>
+        <w:tc>
+          <w:tcPr>
+            <w:tcW w:type="dxa" w:w="1701"/>
+          </w:tcPr>
+          <w:p>
+            <w:r/>
+            <w:r>
+              <w:rPr>
+                <w:rFonts w:ascii="Microsoft JhengHei" w:hAnsi="Microsoft JhengHei" w:eastAsia="Microsoft JhengHei" w:cs="Microsoft JhengHei"/>
+                <w:sz w:val="19"/>
+              </w:rPr>
+              <w:t>市場/公設用地</w:t>
+            </w:r>
+          </w:p>
+        </w:tc>
+        <w:tc>
+          <w:tcPr>
+            <w:tcW w:type="dxa" w:w="2835"/>
+          </w:tcPr>
+          <w:p>
+            <w:r/>
+            <w:r>
+              <w:rPr>
+                <w:rFonts w:ascii="Microsoft JhengHei" w:hAnsi="Microsoft JhengHei" w:eastAsia="Microsoft JhengHei" w:cs="Microsoft JhengHei"/>
+                <w:sz w:val="19"/>
+              </w:rPr>
+              <w:t>公設多目標立體化</w:t>
+            </w:r>
+          </w:p>
+        </w:tc>
+        <w:tc>
+          <w:tcPr>
+            <w:tcW w:type="dxa" w:w="3969"/>
+          </w:tcPr>
+          <w:p>
+            <w:r/>
+            <w:r>
+              <w:rPr>
+                <w:rFonts w:ascii="Microsoft JhengHei" w:hAnsi="Microsoft JhengHei" w:eastAsia="Microsoft JhengHei" w:cs="Microsoft JhengHei"/>
+                <w:sz w:val="19"/>
+              </w:rPr>
+              <w:t>公私垂直分層、各獨立門禁、一樓平面+開挖</w:t>
+            </w:r>
+          </w:p>
+        </w:tc>
+      </w:tr>
+      <w:tr>
+        <w:tc>
+          <w:tcPr>
+            <w:tcW w:type="dxa" w:w="1701"/>
+          </w:tcPr>
+          <w:p>
+            <w:r/>
+            <w:r>
+              <w:rPr>
+                <w:rFonts w:ascii="Microsoft JhengHei" w:hAnsi="Microsoft JhengHei" w:eastAsia="Microsoft JhengHei" w:cs="Microsoft JhengHei"/>
+                <w:sz w:val="19"/>
+              </w:rPr>
+              <w:t>學校旁</w:t>
+            </w:r>
+          </w:p>
+        </w:tc>
+        <w:tc>
+          <w:tcPr>
+            <w:tcW w:type="dxa" w:w="2835"/>
+          </w:tcPr>
+          <w:p>
+            <w:r/>
+            <w:r>
+              <w:rPr>
+                <w:rFonts w:ascii="Microsoft JhengHei" w:hAnsi="Microsoft JhengHei" w:eastAsia="Microsoft JhengHei" w:cs="Microsoft JhengHei"/>
+                <w:sz w:val="19"/>
+              </w:rPr>
+              <w:t>人車安全界面</w:t>
+            </w:r>
+          </w:p>
+        </w:tc>
+        <w:tc>
+          <w:tcPr>
+            <w:tcW w:type="dxa" w:w="3969"/>
+          </w:tcPr>
+          <w:p>
+            <w:r/>
+            <w:r>
+              <w:rPr>
+                <w:rFonts w:ascii="Microsoft JhengHei" w:hAnsi="Microsoft JhengHei" w:eastAsia="Microsoft JhengHei" w:cs="Microsoft JhengHei"/>
+                <w:sz w:val="19"/>
+              </w:rPr>
+              <w:t>接送避車彎、人車分流</w:t>
+            </w:r>
+          </w:p>
+        </w:tc>
+      </w:tr>
+      <w:tr>
+        <w:tc>
+          <w:tcPr>
+            <w:tcW w:type="dxa" w:w="1701"/>
+          </w:tcPr>
+          <w:p>
+            <w:r/>
+            <w:r>
+              <w:rPr>
+                <w:rFonts w:ascii="Microsoft JhengHei" w:hAnsi="Microsoft JhengHei" w:eastAsia="Microsoft JhengHei" w:cs="Microsoft JhengHei"/>
+                <w:sz w:val="19"/>
+              </w:rPr>
+              <w:t>淹水潛勢</w:t>
+            </w:r>
+          </w:p>
+        </w:tc>
+        <w:tc>
+          <w:tcPr>
+            <w:tcW w:type="dxa" w:w="2835"/>
+          </w:tcPr>
+          <w:p>
+            <w:r/>
+            <w:r>
+              <w:rPr>
+                <w:rFonts w:ascii="Microsoft JhengHei" w:hAnsi="Microsoft JhengHei" w:eastAsia="Microsoft JhengHei" w:cs="Microsoft JhengHei"/>
+                <w:sz w:val="19"/>
+              </w:rPr>
+              <w:t>防洪韌性</w:t>
+            </w:r>
+          </w:p>
+        </w:tc>
+        <w:tc>
+          <w:tcPr>
+            <w:tcW w:type="dxa" w:w="3969"/>
+          </w:tcPr>
+          <w:p>
+            <w:r/>
+            <w:r>
+              <w:rPr>
+                <w:rFonts w:ascii="Microsoft JhengHei" w:hAnsi="Microsoft JhengHei" w:eastAsia="Microsoft JhengHei" w:cs="Microsoft JhengHei"/>
+                <w:sz w:val="19"/>
+              </w:rPr>
+              <w:t>地面架高+防水閘、透水、滯洪</w:t>
+            </w:r>
+          </w:p>
+        </w:tc>
+      </w:tr>
+      <w:tr>
+        <w:tc>
+          <w:tcPr>
+            <w:tcW w:type="dxa" w:w="1701"/>
+          </w:tcPr>
+          <w:p>
+            <w:r/>
+            <w:r>
+              <w:rPr>
+                <w:rFonts w:ascii="Microsoft JhengHei" w:hAnsi="Microsoft JhengHei" w:eastAsia="Microsoft JhengHei" w:cs="Microsoft JhengHei"/>
+                <w:sz w:val="19"/>
+              </w:rPr>
+              <w:t>大型公園旁</w:t>
+            </w:r>
+          </w:p>
+        </w:tc>
+        <w:tc>
+          <w:tcPr>
+            <w:tcW w:type="dxa" w:w="2835"/>
+          </w:tcPr>
+          <w:p>
+            <w:r/>
+            <w:r>
+              <w:rPr>
+                <w:rFonts w:ascii="Microsoft JhengHei" w:hAnsi="Microsoft JhengHei" w:eastAsia="Microsoft JhengHei" w:cs="Microsoft JhengHei"/>
+                <w:sz w:val="19"/>
+              </w:rPr>
+              <w:t>綠意延伸</w:t>
+            </w:r>
+          </w:p>
+        </w:tc>
+        <w:tc>
+          <w:tcPr>
+            <w:tcW w:type="dxa" w:w="3969"/>
+          </w:tcPr>
+          <w:p>
+            <w:r/>
+            <w:r>
+              <w:rPr>
+                <w:rFonts w:ascii="Microsoft JhengHei" w:hAnsi="Microsoft JhengHei" w:eastAsia="Microsoft JhengHei" w:cs="Microsoft JhengHei"/>
+                <w:sz w:val="19"/>
+              </w:rPr>
+              <w:t>主開放面朝公園、底層穿越</w:t>
+            </w:r>
+          </w:p>
+        </w:tc>
+      </w:tr>
+    </w:tbl>
+    <w:p>
+      <w:pPr>
+        <w:spacing w:after="40"/>
+      </w:pPr>
+    </w:p>
+    <w:p>
+      <w:pPr>
+        <w:pStyle w:val="Heading1"/>
+      </w:pPr>
+      <w:r>
+        <w:rPr>
+          <w:rFonts w:ascii="Microsoft JhengHei" w:hAnsi="Microsoft JhengHei" w:eastAsia="Microsoft JhengHei" w:cs="Microsoft JhengHei"/>
+        </w:rPr>
+        <w:t>第十五章之二　命題趨勢與預測（推論）</w:t>
+      </w:r>
+    </w:p>
+    <w:p>
+      <w:pPr>
+        <w:spacing w:after="80"/>
+      </w:pPr>
+      <w:r>
+        <w:rPr>
+          <w:rFonts w:ascii="Microsoft JhengHei" w:hAnsi="Microsoft JhengHei" w:eastAsia="Microsoft JhengHei" w:cs="Microsoft JhengHei"/>
+          <w:b w:val="0"/>
+          <w:i/>
+          <w:sz w:val="21"/>
+        </w:rPr>
+        <w:t>近五年趨勢：韌性連年命中且加深、立體化/多目標上升、理論操作化（Lynch 反覆）、淨零抬頭。以下預測為推論、供火力分配，非內線。</w:t>
+      </w:r>
+    </w:p>
+    <w:tbl>
+      <w:tblPr>
+        <w:tblStyle w:val="TableGrid"/>
+        <w:tblW w:type="auto" w:w="0"/>
+        <w:jc w:val="center"/>
+        <w:tblLook w:firstColumn="1" w:firstRow="1" w:lastColumn="0" w:lastRow="0" w:noHBand="0" w:noVBand="1" w:val="04A0"/>
+      </w:tblPr>
+      <w:tblGrid>
+        <w:gridCol w:w="4320"/>
+        <w:gridCol w:w="4320"/>
+      </w:tblGrid>
+      <w:tr>
+        <w:tc>
+          <w:tcPr>
+            <w:tcW w:type="dxa" w:w="1417"/>
+            <w:shd w:val="clear" w:fill="1F4E79"/>
+          </w:tcPr>
+          <w:p>
+            <w:r/>
+            <w:r>
+              <w:rPr>
+                <w:rFonts w:ascii="Microsoft JhengHei" w:hAnsi="Microsoft JhengHei" w:eastAsia="Microsoft JhengHei" w:cs="Microsoft JhengHei"/>
+                <w:b/>
+                <w:color w:val="FFFFFF"/>
+                <w:sz w:val="20"/>
+              </w:rPr>
+              <w:t>等級</w:t>
+            </w:r>
+          </w:p>
+        </w:tc>
+        <w:tc>
+          <w:tcPr>
+            <w:tcW w:type="dxa" w:w="7087"/>
+            <w:shd w:val="clear" w:fill="1F4E79"/>
+          </w:tcPr>
+          <w:p>
+            <w:r/>
+            <w:r>
+              <w:rPr>
+                <w:rFonts w:ascii="Microsoft JhengHei" w:hAnsi="Microsoft JhengHei" w:eastAsia="Microsoft JhengHei" w:cs="Microsoft JhengHei"/>
+                <w:b/>
+                <w:color w:val="FFFFFF"/>
+                <w:sz w:val="20"/>
+              </w:rPr>
+              <w:t>高機率題眼組合</w:t>
+            </w:r>
+          </w:p>
+        </w:tc>
+      </w:tr>
+      <w:tr>
+        <w:tc>
+          <w:tcPr>
+            <w:tcW w:type="dxa" w:w="1417"/>
+          </w:tcPr>
+          <w:p>
+            <w:r/>
+            <w:r>
+              <w:rPr>
+                <w:rFonts w:ascii="Microsoft JhengHei" w:hAnsi="Microsoft JhengHei" w:eastAsia="Microsoft JhengHei" w:cs="Microsoft JhengHei"/>
+                <w:sz w:val="19"/>
+              </w:rPr>
+              <w:t>A 級</w:t>
+            </w:r>
+          </w:p>
+        </w:tc>
+        <w:tc>
+          <w:tcPr>
+            <w:tcW w:type="dxa" w:w="7087"/>
+          </w:tcPr>
+          <w:p>
+            <w:r/>
+            <w:r>
+              <w:rPr>
+                <w:rFonts w:ascii="Microsoft JhengHei" w:hAnsi="Microsoft JhengHei" w:eastAsia="Microsoft JhengHei" w:cs="Microsoft JhengHei"/>
+                <w:sz w:val="19"/>
+              </w:rPr>
+              <w:t>韌性＋立體化｜淨零碳排城市｜TOD＋高密度混合</w:t>
+            </w:r>
+          </w:p>
+        </w:tc>
+      </w:tr>
+      <w:tr>
+        <w:tc>
+          <w:tcPr>
+            <w:tcW w:type="dxa" w:w="1417"/>
+          </w:tcPr>
+          <w:p>
+            <w:r/>
+            <w:r>
+              <w:rPr>
+                <w:rFonts w:ascii="Microsoft JhengHei" w:hAnsi="Microsoft JhengHei" w:eastAsia="Microsoft JhengHei" w:cs="Microsoft JhengHei"/>
+                <w:sz w:val="19"/>
+              </w:rPr>
+              <w:t>B 級</w:t>
+            </w:r>
+          </w:p>
+        </w:tc>
+        <w:tc>
+          <w:tcPr>
+            <w:tcW w:type="dxa" w:w="7087"/>
+          </w:tcPr>
+          <w:p>
+            <w:r/>
+            <w:r>
+              <w:rPr>
+                <w:rFonts w:ascii="Microsoft JhengHei" w:hAnsi="Microsoft JhengHei" w:eastAsia="Microsoft JhengHei" w:cs="Microsoft JhengHei"/>
+                <w:sz w:val="19"/>
+              </w:rPr>
+              <w:t>社會住宅/居住正義｜高齡化/全齡共融｜藍綠基盤/海綿城市</w:t>
+            </w:r>
+          </w:p>
+        </w:tc>
+      </w:tr>
+      <w:tr>
+        <w:tc>
+          <w:tcPr>
+            <w:tcW w:type="dxa" w:w="1417"/>
+          </w:tcPr>
+          <w:p>
+            <w:r/>
+            <w:r>
+              <w:rPr>
+                <w:rFonts w:ascii="Microsoft JhengHei" w:hAnsi="Microsoft JhengHei" w:eastAsia="Microsoft JhengHei" w:cs="Microsoft JhengHei"/>
+                <w:sz w:val="19"/>
+              </w:rPr>
+              <w:t>C 級(基本功)</w:t>
+            </w:r>
+          </w:p>
+        </w:tc>
+        <w:tc>
+          <w:tcPr>
+            <w:tcW w:type="dxa" w:w="7087"/>
+          </w:tcPr>
+          <w:p>
+            <w:r/>
+            <w:r>
+              <w:rPr>
+                <w:rFonts w:ascii="Microsoft JhengHei" w:hAnsi="Microsoft JhengHei" w:eastAsia="Microsoft JhengHei" w:cs="Microsoft JhengHei"/>
+                <w:sz w:val="19"/>
+              </w:rPr>
+              <w:t>基地分析方法論｜開放空間/廣場｜文資/場所精神</w:t>
+            </w:r>
+          </w:p>
+        </w:tc>
+      </w:tr>
+    </w:tbl>
+    <w:p>
+      <w:pPr>
+        <w:spacing w:after="40"/>
+      </w:pPr>
+    </w:p>
+    <w:p>
+      <w:pPr>
+        <w:pStyle w:val="Heading1"/>
+      </w:pPr>
+      <w:r>
+        <w:rPr>
+          <w:rFonts w:ascii="Microsoft JhengHei" w:hAnsi="Microsoft JhengHei" w:eastAsia="Microsoft JhengHei" w:cs="Microsoft JhengHei"/>
+        </w:rPr>
+        <w:t>第十六章　考官評分指南（差距在哪裡）</w:t>
+      </w:r>
+    </w:p>
+    <w:p>
+      <w:pPr>
+        <w:spacing w:after="80"/>
+      </w:pPr>
+      <w:r>
+        <w:rPr>
+          <w:rFonts w:ascii="Microsoft JhengHei" w:hAnsi="Microsoft JhengHei" w:eastAsia="Microsoft JhengHei" w:cs="Microsoft JhengHei"/>
+          <w:b w:val="0"/>
+          <w:i w:val="0"/>
+          <w:sz w:val="21"/>
+        </w:rPr>
+        <w:t>評分維度（推估）：對題 30%／結構 20%／圖示 20%／法規 10%／深度 20%。對題（抓對題眼）權重最高，對題錯則封頂。</w:t>
+      </w:r>
+    </w:p>
+    <w:tbl>
+      <w:tblPr>
+        <w:tblStyle w:val="TableGrid"/>
+        <w:tblW w:type="auto" w:w="0"/>
+        <w:jc w:val="center"/>
+        <w:tblLook w:firstColumn="1" w:firstRow="1" w:lastColumn="0" w:lastRow="0" w:noHBand="0" w:noVBand="1" w:val="04A0"/>
+      </w:tblPr>
+      <w:tblGrid>
+        <w:gridCol w:w="4320"/>
+        <w:gridCol w:w="4320"/>
+      </w:tblGrid>
+      <w:tr>
+        <w:tc>
+          <w:tcPr>
+            <w:tcW w:type="dxa" w:w="1134"/>
+            <w:shd w:val="clear" w:fill="1F4E79"/>
+          </w:tcPr>
+          <w:p>
+            <w:r/>
+            <w:r>
+              <w:rPr>
+                <w:rFonts w:ascii="Microsoft JhengHei" w:hAnsi="Microsoft JhengHei" w:eastAsia="Microsoft JhengHei" w:cs="Microsoft JhengHei"/>
+                <w:b/>
+                <w:color w:val="FFFFFF"/>
+                <w:sz w:val="20"/>
+              </w:rPr>
+              <w:t>級距</w:t>
+            </w:r>
+          </w:p>
+        </w:tc>
+        <w:tc>
+          <w:tcPr>
+            <w:tcW w:type="dxa" w:w="7370"/>
+            <w:shd w:val="clear" w:fill="1F4E79"/>
+          </w:tcPr>
+          <w:p>
+            <w:r/>
+            <w:r>
+              <w:rPr>
+                <w:rFonts w:ascii="Microsoft JhengHei" w:hAnsi="Microsoft JhengHei" w:eastAsia="Microsoft JhengHei" w:cs="Microsoft JhengHei"/>
+                <w:b/>
+                <w:color w:val="FFFFFF"/>
+                <w:sz w:val="20"/>
+              </w:rPr>
+              <w:t>長相（以申論為例）</w:t>
+            </w:r>
+          </w:p>
+        </w:tc>
+      </w:tr>
+      <w:tr>
+        <w:tc>
+          <w:tcPr>
+            <w:tcW w:type="dxa" w:w="1134"/>
+          </w:tcPr>
+          <w:p>
+            <w:r/>
+            <w:r>
+              <w:rPr>
+                <w:rFonts w:ascii="Microsoft JhengHei" w:hAnsi="Microsoft JhengHei" w:eastAsia="Microsoft JhengHei" w:cs="Microsoft JhengHei"/>
+                <w:sz w:val="19"/>
+              </w:rPr>
+              <w:t>15 分</w:t>
+            </w:r>
+          </w:p>
+        </w:tc>
+        <w:tc>
+          <w:tcPr>
+            <w:tcW w:type="dxa" w:w="7370"/>
+          </w:tcPr>
+          <w:p>
+            <w:r/>
+            <w:r>
+              <w:rPr>
+                <w:rFonts w:ascii="Microsoft JhengHei" w:hAnsi="Microsoft JhengHei" w:eastAsia="Microsoft JhengHei" w:cs="Microsoft JhengHei"/>
+                <w:sz w:val="19"/>
+              </w:rPr>
+              <w:t>背得出名詞，但純文字無圖、漏題眼、答成平面</w:t>
+            </w:r>
+          </w:p>
+        </w:tc>
+      </w:tr>
+      <w:tr>
+        <w:tc>
+          <w:tcPr>
+            <w:tcW w:type="dxa" w:w="1134"/>
+          </w:tcPr>
+          <w:p>
+            <w:r/>
+            <w:r>
+              <w:rPr>
+                <w:rFonts w:ascii="Microsoft JhengHei" w:hAnsi="Microsoft JhengHei" w:eastAsia="Microsoft JhengHei" w:cs="Microsoft JhengHei"/>
+                <w:sz w:val="19"/>
+              </w:rPr>
+              <w:t>20 分</w:t>
+            </w:r>
+          </w:p>
+        </w:tc>
+        <w:tc>
+          <w:tcPr>
+            <w:tcW w:type="dxa" w:w="7370"/>
+          </w:tcPr>
+          <w:p>
+            <w:r/>
+            <w:r>
+              <w:rPr>
+                <w:rFonts w:ascii="Microsoft JhengHei" w:hAnsi="Microsoft JhengHei" w:eastAsia="Microsoft JhengHei" w:cs="Microsoft JhengHei"/>
+                <w:sz w:val="19"/>
+              </w:rPr>
+              <w:t>該講有講、有 1 張圖、法源有提；但名詞堆砌、小結官腔</w:t>
+            </w:r>
+          </w:p>
+        </w:tc>
+      </w:tr>
+      <w:tr>
+        <w:tc>
+          <w:tcPr>
+            <w:tcW w:type="dxa" w:w="1134"/>
+          </w:tcPr>
+          <w:p>
+            <w:r/>
+            <w:r>
+              <w:rPr>
+                <w:rFonts w:ascii="Microsoft JhengHei" w:hAnsi="Microsoft JhengHei" w:eastAsia="Microsoft JhengHei" w:cs="Microsoft JhengHei"/>
+                <w:sz w:val="19"/>
+              </w:rPr>
+              <w:t>25 分</w:t>
+            </w:r>
+          </w:p>
+        </w:tc>
+        <w:tc>
+          <w:tcPr>
+            <w:tcW w:type="dxa" w:w="7370"/>
+          </w:tcPr>
+          <w:p>
+            <w:r/>
+            <w:r>
+              <w:rPr>
+                <w:rFonts w:ascii="Microsoft JhengHei" w:hAnsi="Microsoft JhengHei" w:eastAsia="Microsoft JhengHei" w:cs="Microsoft JhengHei"/>
+                <w:sz w:val="19"/>
+              </w:rPr>
+              <w:t>每點附 diagram、法源正確、有觀念深度(如控天際線)、小結呼應設計</w:t>
+            </w:r>
+          </w:p>
+        </w:tc>
+      </w:tr>
+      <w:tr>
+        <w:tc>
+          <w:tcPr>
+            <w:tcW w:type="dxa" w:w="1134"/>
+          </w:tcPr>
+          <w:p>
+            <w:r/>
+            <w:r>
+              <w:rPr>
+                <w:rFonts w:ascii="Microsoft JhengHei" w:hAnsi="Microsoft JhengHei" w:eastAsia="Microsoft JhengHei" w:cs="Microsoft JhengHei"/>
+                <w:sz w:val="19"/>
+              </w:rPr>
+              <w:t>28 分</w:t>
+            </w:r>
+          </w:p>
+        </w:tc>
+        <w:tc>
+          <w:tcPr>
+            <w:tcW w:type="dxa" w:w="7370"/>
+          </w:tcPr>
+          <w:p>
+            <w:r/>
+            <w:r>
+              <w:rPr>
+                <w:rFonts w:ascii="Microsoft JhengHei" w:hAnsi="Microsoft JhengHei" w:eastAsia="Microsoft JhengHei" w:cs="Microsoft JhengHei"/>
+                <w:sz w:val="19"/>
+              </w:rPr>
+              <w:t>題眼串成一個概念、舉具體實例、展現取捨、版面有份量零錯字</w:t>
+            </w:r>
+          </w:p>
+        </w:tc>
+      </w:tr>
+    </w:tbl>
+    <w:p>
+      <w:pPr>
+        <w:spacing w:after="40"/>
+      </w:pPr>
+    </w:p>
+    <w:p>
+      <w:pPr>
+        <w:spacing w:after="80"/>
+      </w:pPr>
+      <w:r>
+        <w:rPr>
+          <w:rFonts w:ascii="Microsoft JhengHei" w:hAnsi="Microsoft JhengHei" w:eastAsia="Microsoft JhengHei" w:cs="Microsoft JhengHei"/>
+          <w:b w:val="0"/>
+          <w:i w:val="0"/>
+          <w:sz w:val="21"/>
+        </w:rPr>
+        <w:t>進階動作：15→20 先補圖＋扣題眼；20→25 每點加「取捨/觀念」；25→28 把題眼串成一個概念＋舉實例。</w:t>
+      </w:r>
+    </w:p>
+    <w:p>
+      <w:pPr>
+        <w:pStyle w:val="Heading1"/>
+      </w:pPr>
+      <w:r>
+        <w:rPr>
+          <w:rFonts w:ascii="Microsoft JhengHei" w:hAnsi="Microsoft JhengHei" w:eastAsia="Microsoft JhengHei" w:cs="Microsoft JhengHei"/>
+        </w:rPr>
+        <w:t>第十七章　最後 30 天衝刺路徑</w:t>
+      </w:r>
+    </w:p>
+    <w:tbl>
+      <w:tblPr>
+        <w:tblStyle w:val="TableGrid"/>
+        <w:tblW w:type="auto" w:w="0"/>
+        <w:jc w:val="center"/>
+        <w:tblLook w:firstColumn="1" w:firstRow="1" w:lastColumn="0" w:lastRow="0" w:noHBand="0" w:noVBand="1" w:val="04A0"/>
+      </w:tblPr>
+      <w:tblGrid>
+        <w:gridCol w:w="2160"/>
+        <w:gridCol w:w="2160"/>
+        <w:gridCol w:w="2160"/>
+        <w:gridCol w:w="2160"/>
+      </w:tblGrid>
+      <w:tr>
+        <w:tc>
+          <w:tcPr>
+            <w:tcW w:type="dxa" w:w="1701"/>
+            <w:shd w:val="clear" w:fill="1F4E79"/>
+          </w:tcPr>
+          <w:p>
+            <w:r/>
+            <w:r>
+              <w:rPr>
+                <w:rFonts w:ascii="Microsoft JhengHei" w:hAnsi="Microsoft JhengHei" w:eastAsia="Microsoft JhengHei" w:cs="Microsoft JhengHei"/>
+                <w:b/>
+                <w:color w:val="FFFFFF"/>
+                <w:sz w:val="20"/>
+              </w:rPr>
+              <w:t>階段</w:t>
+            </w:r>
+          </w:p>
+        </w:tc>
+        <w:tc>
+          <w:tcPr>
+            <w:tcW w:type="dxa" w:w="1134"/>
+            <w:shd w:val="clear" w:fill="1F4E79"/>
+          </w:tcPr>
+          <w:p>
+            <w:r/>
+            <w:r>
+              <w:rPr>
+                <w:rFonts w:ascii="Microsoft JhengHei" w:hAnsi="Microsoft JhengHei" w:eastAsia="Microsoft JhengHei" w:cs="Microsoft JhengHei"/>
+                <w:b/>
+                <w:color w:val="FFFFFF"/>
+                <w:sz w:val="20"/>
+              </w:rPr>
+              <w:t>天</w:t>
+            </w:r>
+          </w:p>
+        </w:tc>
+        <w:tc>
+          <w:tcPr>
+            <w:tcW w:type="dxa" w:w="2835"/>
+            <w:shd w:val="clear" w:fill="1F4E79"/>
+          </w:tcPr>
+          <w:p>
+            <w:r/>
+            <w:r>
+              <w:rPr>
+                <w:rFonts w:ascii="Microsoft JhengHei" w:hAnsi="Microsoft JhengHei" w:eastAsia="Microsoft JhengHei" w:cs="Microsoft JhengHei"/>
+                <w:b/>
+                <w:color w:val="FFFFFF"/>
+                <w:sz w:val="20"/>
+              </w:rPr>
+              <w:t>目標</w:t>
+            </w:r>
+          </w:p>
+        </w:tc>
+        <w:tc>
+          <w:tcPr>
+            <w:tcW w:type="dxa" w:w="2835"/>
+            <w:shd w:val="clear" w:fill="1F4E79"/>
+          </w:tcPr>
+          <w:p>
+            <w:r/>
+            <w:r>
+              <w:rPr>
+                <w:rFonts w:ascii="Microsoft JhengHei" w:hAnsi="Microsoft JhengHei" w:eastAsia="Microsoft JhengHei" w:cs="Microsoft JhengHei"/>
+                <w:b/>
+                <w:color w:val="FFFFFF"/>
+                <w:sz w:val="20"/>
+              </w:rPr>
+              <w:t>主用</w:t>
+            </w:r>
+          </w:p>
+        </w:tc>
+      </w:tr>
+      <w:tr>
+        <w:tc>
+          <w:tcPr>
+            <w:tcW w:type="dxa" w:w="1701"/>
+          </w:tcPr>
+          <w:p>
+            <w:r/>
+            <w:r>
+              <w:rPr>
+                <w:rFonts w:ascii="Microsoft JhengHei" w:hAnsi="Microsoft JhengHei" w:eastAsia="Microsoft JhengHei" w:cs="Microsoft JhengHei"/>
+                <w:sz w:val="19"/>
+              </w:rPr>
+              <w:t>一 建立反射弧</w:t>
+            </w:r>
+          </w:p>
+        </w:tc>
+        <w:tc>
+          <w:tcPr>
+            <w:tcW w:type="dxa" w:w="1134"/>
+          </w:tcPr>
+          <w:p>
+            <w:r/>
+            <w:r>
+              <w:rPr>
+                <w:rFonts w:ascii="Microsoft JhengHei" w:hAnsi="Microsoft JhengHei" w:eastAsia="Microsoft JhengHei" w:cs="Microsoft JhengHei"/>
+                <w:sz w:val="19"/>
+              </w:rPr>
+              <w:t>30–21</w:t>
+            </w:r>
+          </w:p>
+        </w:tc>
+        <w:tc>
+          <w:tcPr>
+            <w:tcW w:type="dxa" w:w="2835"/>
+          </w:tcPr>
+          <w:p>
+            <w:r/>
+            <w:r>
+              <w:rPr>
+                <w:rFonts w:ascii="Microsoft JhengHei" w:hAnsi="Microsoft JhengHei" w:eastAsia="Microsoft JhengHei" w:cs="Microsoft JhengHei"/>
+                <w:sz w:val="19"/>
+              </w:rPr>
+              <w:t>題眼/法規/思維刻進腦</w:t>
+            </w:r>
+          </w:p>
+        </w:tc>
+        <w:tc>
+          <w:tcPr>
+            <w:tcW w:type="dxa" w:w="2835"/>
+          </w:tcPr>
+          <w:p>
+            <w:r/>
+            <w:r>
+              <w:rPr>
+                <w:rFonts w:ascii="Microsoft JhengHei" w:hAnsi="Microsoft JhengHei" w:eastAsia="Microsoft JhengHei" w:cs="Microsoft JhengHei"/>
+                <w:sz w:val="19"/>
+              </w:rPr>
+              <w:t>00、10、11、08</w:t>
+            </w:r>
+          </w:p>
+        </w:tc>
+      </w:tr>
+      <w:tr>
+        <w:tc>
+          <w:tcPr>
+            <w:tcW w:type="dxa" w:w="1701"/>
+          </w:tcPr>
+          <w:p>
+            <w:r/>
+            <w:r>
+              <w:rPr>
+                <w:rFonts w:ascii="Microsoft JhengHei" w:hAnsi="Microsoft JhengHei" w:eastAsia="Microsoft JhengHei" w:cs="Microsoft JhengHei"/>
+                <w:sz w:val="19"/>
+              </w:rPr>
+              <w:t>二 大量申論</w:t>
+            </w:r>
+          </w:p>
+        </w:tc>
+        <w:tc>
+          <w:tcPr>
+            <w:tcW w:type="dxa" w:w="1134"/>
+          </w:tcPr>
+          <w:p>
+            <w:r/>
+            <w:r>
+              <w:rPr>
+                <w:rFonts w:ascii="Microsoft JhengHei" w:hAnsi="Microsoft JhengHei" w:eastAsia="Microsoft JhengHei" w:cs="Microsoft JhengHei"/>
+                <w:sz w:val="19"/>
+              </w:rPr>
+              <w:t>20–11</w:t>
+            </w:r>
+          </w:p>
+        </w:tc>
+        <w:tc>
+          <w:tcPr>
+            <w:tcW w:type="dxa" w:w="2835"/>
+          </w:tcPr>
+          <w:p>
+            <w:r/>
+            <w:r>
+              <w:rPr>
+                <w:rFonts w:ascii="Microsoft JhengHei" w:hAnsi="Microsoft JhengHei" w:eastAsia="Microsoft JhengHei" w:cs="Microsoft JhengHei"/>
+                <w:sz w:val="19"/>
+              </w:rPr>
+              <w:t>申論成組練、版面背框</w:t>
+            </w:r>
+          </w:p>
+        </w:tc>
+        <w:tc>
+          <w:tcPr>
+            <w:tcW w:type="dxa" w:w="2835"/>
+          </w:tcPr>
+          <w:p>
+            <w:r/>
+            <w:r>
+              <w:rPr>
+                <w:rFonts w:ascii="Microsoft JhengHei" w:hAnsi="Microsoft JhengHei" w:eastAsia="Microsoft JhengHei" w:cs="Microsoft JhengHei"/>
+                <w:sz w:val="19"/>
+              </w:rPr>
+              <w:t>04、12、13</w:t>
+            </w:r>
+          </w:p>
+        </w:tc>
+      </w:tr>
+      <w:tr>
+        <w:tc>
+          <w:tcPr>
+            <w:tcW w:type="dxa" w:w="1701"/>
+          </w:tcPr>
+          <w:p>
+            <w:r/>
+            <w:r>
+              <w:rPr>
+                <w:rFonts w:ascii="Microsoft JhengHei" w:hAnsi="Microsoft JhengHei" w:eastAsia="Microsoft JhengHei" w:cs="Microsoft JhengHei"/>
+                <w:sz w:val="19"/>
+              </w:rPr>
+              <w:t>三 歷屆實戰</w:t>
+            </w:r>
+          </w:p>
+        </w:tc>
+        <w:tc>
+          <w:tcPr>
+            <w:tcW w:type="dxa" w:w="1134"/>
+          </w:tcPr>
+          <w:p>
+            <w:r/>
+            <w:r>
+              <w:rPr>
+                <w:rFonts w:ascii="Microsoft JhengHei" w:hAnsi="Microsoft JhengHei" w:eastAsia="Microsoft JhengHei" w:cs="Microsoft JhengHei"/>
+                <w:sz w:val="19"/>
+              </w:rPr>
+              <w:t>10–4</w:t>
+            </w:r>
+          </w:p>
+        </w:tc>
+        <w:tc>
+          <w:tcPr>
+            <w:tcW w:type="dxa" w:w="2835"/>
+          </w:tcPr>
+          <w:p>
+            <w:r/>
+            <w:r>
+              <w:rPr>
+                <w:rFonts w:ascii="Microsoft JhengHei" w:hAnsi="Microsoft JhengHei" w:eastAsia="Microsoft JhengHei" w:cs="Microsoft JhengHei"/>
+                <w:sz w:val="19"/>
+              </w:rPr>
+              <w:t>4 小時整卷、六圖到齊</w:t>
+            </w:r>
+          </w:p>
+        </w:tc>
+        <w:tc>
+          <w:tcPr>
+            <w:tcW w:type="dxa" w:w="2835"/>
+          </w:tcPr>
+          <w:p>
+            <w:r/>
+            <w:r>
+              <w:rPr>
+                <w:rFonts w:ascii="Microsoft JhengHei" w:hAnsi="Microsoft JhengHei" w:eastAsia="Microsoft JhengHei" w:cs="Microsoft JhengHei"/>
+                <w:sz w:val="19"/>
+              </w:rPr>
+              <w:t>歷屆解題、06、05</w:t>
+            </w:r>
+          </w:p>
+        </w:tc>
+      </w:tr>
+      <w:tr>
+        <w:tc>
+          <w:tcPr>
+            <w:tcW w:type="dxa" w:w="1701"/>
+          </w:tcPr>
+          <w:p>
+            <w:r/>
+            <w:r>
+              <w:rPr>
+                <w:rFonts w:ascii="Microsoft JhengHei" w:hAnsi="Microsoft JhengHei" w:eastAsia="Microsoft JhengHei" w:cs="Microsoft JhengHei"/>
+                <w:sz w:val="19"/>
+              </w:rPr>
+              <w:t>四 反射訓練</w:t>
+            </w:r>
+          </w:p>
+        </w:tc>
+        <w:tc>
+          <w:tcPr>
+            <w:tcW w:type="dxa" w:w="1134"/>
+          </w:tcPr>
+          <w:p>
+            <w:r/>
+            <w:r>
+              <w:rPr>
+                <w:rFonts w:ascii="Microsoft JhengHei" w:hAnsi="Microsoft JhengHei" w:eastAsia="Microsoft JhengHei" w:cs="Microsoft JhengHei"/>
+                <w:sz w:val="19"/>
+              </w:rPr>
+              <w:t>3–1</w:t>
+            </w:r>
+          </w:p>
+        </w:tc>
+        <w:tc>
+          <w:tcPr>
+            <w:tcW w:type="dxa" w:w="2835"/>
+          </w:tcPr>
+          <w:p>
+            <w:r/>
+            <w:r>
+              <w:rPr>
+                <w:rFonts w:ascii="Microsoft JhengHei" w:hAnsi="Microsoft JhengHei" w:eastAsia="Microsoft JhengHei" w:cs="Microsoft JhengHei"/>
+                <w:sz w:val="19"/>
+              </w:rPr>
+              <w:t>只看速查、調生理時鐘</w:t>
+            </w:r>
+          </w:p>
+        </w:tc>
+        <w:tc>
+          <w:tcPr>
+            <w:tcW w:type="dxa" w:w="2835"/>
+          </w:tcPr>
+          <w:p>
+            <w:r/>
+            <w:r>
+              <w:rPr>
+                <w:rFonts w:ascii="Microsoft JhengHei" w:hAnsi="Microsoft JhengHei" w:eastAsia="Microsoft JhengHei" w:cs="Microsoft JhengHei"/>
+                <w:sz w:val="19"/>
+              </w:rPr>
+              <w:t>00、10 矩陣、13、09</w:t>
+            </w:r>
+          </w:p>
+        </w:tc>
+      </w:tr>
+    </w:tbl>
+    <w:p>
+      <w:pPr>
+        <w:spacing w:after="40"/>
+      </w:pPr>
+    </w:p>
+    <w:p>
+      <w:pPr>
+        <w:spacing w:after="80"/>
+      </w:pPr>
+      <w:r>
+        <w:rPr>
+          <w:rFonts w:ascii="Microsoft JhengHei" w:hAnsi="Microsoft JhengHei" w:eastAsia="Microsoft JhengHei" w:cs="Microsoft JhengHei"/>
+          <w:b w:val="0"/>
+          <w:i w:val="0"/>
+          <w:sz w:val="21"/>
+        </w:rPr>
+        <w:t>每日固定：晨間抽 1 題眼默寫、每日 1 張 5 分鐘 diagram、睡前回想一組「題眼→主軸」。手比腦重要——這科是術科。</w:t>
+      </w:r>
     </w:p>
     <w:p>
       <w:pPr>

--- a/講義/敷地計畫與都市設計_複習講義.docx
+++ b/講義/敷地計畫與都市設計_複習講義.docx
@@ -16075,6 +16075,669 @@
         </w:rPr>
         <w:t>每日固定：晨間抽 1 題眼默寫、每日 1 張 5 分鐘 diagram、睡前回想一組「題眼→主軸」。手比腦重要——這科是術科。</w:t>
       </w:r>
+    </w:p>
+    <w:p>
+      <w:pPr>
+        <w:pStyle w:val="Heading1"/>
+      </w:pPr>
+      <w:r>
+        <w:rPr>
+          <w:rFonts w:ascii="Microsoft JhengHei" w:hAnsi="Microsoft JhengHei" w:eastAsia="Microsoft JhengHei" w:cs="Microsoft JhengHei"/>
+        </w:rPr>
+        <w:t>第十八章　名詞字典（高頻術語）</w:t>
+      </w:r>
+    </w:p>
+    <w:p>
+      <w:pPr>
+        <w:spacing w:after="80"/>
+      </w:pPr>
+      <w:r>
+        <w:rPr>
+          <w:rFonts w:ascii="Microsoft JhengHei" w:hAnsi="Microsoft JhengHei" w:eastAsia="Microsoft JhengHei" w:cs="Microsoft JhengHei"/>
+          <w:b w:val="0"/>
+          <w:i w:val="0"/>
+          <w:sz w:val="21"/>
+        </w:rPr>
+        <w:t>定義｜考試怎麼寫（可默寫句）。完整版見 repo references/名詞字典.md。</w:t>
+      </w:r>
+    </w:p>
+    <w:tbl>
+      <w:tblPr>
+        <w:tblStyle w:val="TableGrid"/>
+        <w:tblW w:type="auto" w:w="0"/>
+        <w:jc w:val="center"/>
+        <w:tblLook w:firstColumn="1" w:firstRow="1" w:lastColumn="0" w:lastRow="0" w:noHBand="0" w:noVBand="1" w:val="04A0"/>
+      </w:tblPr>
+      <w:tblGrid>
+        <w:gridCol w:w="2880"/>
+        <w:gridCol w:w="2880"/>
+        <w:gridCol w:w="2880"/>
+      </w:tblGrid>
+      <w:tr>
+        <w:tc>
+          <w:tcPr>
+            <w:tcW w:type="dxa" w:w="1701"/>
+            <w:shd w:val="clear" w:fill="1F4E79"/>
+          </w:tcPr>
+          <w:p>
+            <w:r/>
+            <w:r>
+              <w:rPr>
+                <w:rFonts w:ascii="Microsoft JhengHei" w:hAnsi="Microsoft JhengHei" w:eastAsia="Microsoft JhengHei" w:cs="Microsoft JhengHei"/>
+                <w:b/>
+                <w:color w:val="FFFFFF"/>
+                <w:sz w:val="20"/>
+              </w:rPr>
+              <w:t>名詞</w:t>
+            </w:r>
+          </w:p>
+        </w:tc>
+        <w:tc>
+          <w:tcPr>
+            <w:tcW w:type="dxa" w:w="3118"/>
+            <w:shd w:val="clear" w:fill="1F4E79"/>
+          </w:tcPr>
+          <w:p>
+            <w:r/>
+            <w:r>
+              <w:rPr>
+                <w:rFonts w:ascii="Microsoft JhengHei" w:hAnsi="Microsoft JhengHei" w:eastAsia="Microsoft JhengHei" w:cs="Microsoft JhengHei"/>
+                <w:b/>
+                <w:color w:val="FFFFFF"/>
+                <w:sz w:val="20"/>
+              </w:rPr>
+              <w:t>定義</w:t>
+            </w:r>
+          </w:p>
+        </w:tc>
+        <w:tc>
+          <w:tcPr>
+            <w:tcW w:type="dxa" w:w="3685"/>
+            <w:shd w:val="clear" w:fill="1F4E79"/>
+          </w:tcPr>
+          <w:p>
+            <w:r/>
+            <w:r>
+              <w:rPr>
+                <w:rFonts w:ascii="Microsoft JhengHei" w:hAnsi="Microsoft JhengHei" w:eastAsia="Microsoft JhengHei" w:cs="Microsoft JhengHei"/>
+                <w:b/>
+                <w:color w:val="FFFFFF"/>
+                <w:sz w:val="20"/>
+              </w:rPr>
+              <w:t>考試怎麼寫</w:t>
+            </w:r>
+          </w:p>
+        </w:tc>
+      </w:tr>
+      <w:tr>
+        <w:tc>
+          <w:tcPr>
+            <w:tcW w:type="dxa" w:w="1701"/>
+          </w:tcPr>
+          <w:p>
+            <w:r/>
+            <w:r>
+              <w:rPr>
+                <w:rFonts w:ascii="Microsoft JhengHei" w:hAnsi="Microsoft JhengHei" w:eastAsia="Microsoft JhengHei" w:cs="Microsoft JhengHei"/>
+                <w:sz w:val="19"/>
+              </w:rPr>
+              <w:t>TOD</w:t>
+            </w:r>
+          </w:p>
+        </w:tc>
+        <w:tc>
+          <w:tcPr>
+            <w:tcW w:type="dxa" w:w="3118"/>
+          </w:tcPr>
+          <w:p>
+            <w:r/>
+            <w:r>
+              <w:rPr>
+                <w:rFonts w:ascii="Microsoft JhengHei" w:hAnsi="Microsoft JhengHei" w:eastAsia="Microsoft JhengHei" w:cs="Microsoft JhengHei"/>
+                <w:sz w:val="19"/>
+              </w:rPr>
+              <w:t>以運輸場站為核、高密度混合、可步行</w:t>
+            </w:r>
+          </w:p>
+        </w:tc>
+        <w:tc>
+          <w:tcPr>
+            <w:tcW w:type="dxa" w:w="3685"/>
+          </w:tcPr>
+          <w:p>
+            <w:r/>
+            <w:r>
+              <w:rPr>
+                <w:rFonts w:ascii="Microsoft JhengHei" w:hAnsi="Microsoft JhengHei" w:eastAsia="Microsoft JhengHei" w:cs="Microsoft JhengHei"/>
+                <w:sz w:val="19"/>
+              </w:rPr>
+              <w:t>以車站為核，混合使用＋步行環境＋立體轉乘節點</w:t>
+            </w:r>
+          </w:p>
+        </w:tc>
+      </w:tr>
+      <w:tr>
+        <w:tc>
+          <w:tcPr>
+            <w:tcW w:type="dxa" w:w="1701"/>
+          </w:tcPr>
+          <w:p>
+            <w:r/>
+            <w:r>
+              <w:rPr>
+                <w:rFonts w:ascii="Microsoft JhengHei" w:hAnsi="Microsoft JhengHei" w:eastAsia="Microsoft JhengHei" w:cs="Microsoft JhengHei"/>
+                <w:sz w:val="19"/>
+              </w:rPr>
+              <w:t>Placemaking 場所營造</w:t>
+            </w:r>
+          </w:p>
+        </w:tc>
+        <w:tc>
+          <w:tcPr>
+            <w:tcW w:type="dxa" w:w="3118"/>
+          </w:tcPr>
+          <w:p>
+            <w:r/>
+            <w:r>
+              <w:rPr>
+                <w:rFonts w:ascii="Microsoft JhengHei" w:hAnsi="Microsoft JhengHei" w:eastAsia="Microsoft JhengHei" w:cs="Microsoft JhengHei"/>
+                <w:sz w:val="19"/>
+              </w:rPr>
+              <w:t>以活動與尺度把空間變場所</w:t>
+            </w:r>
+          </w:p>
+        </w:tc>
+        <w:tc>
+          <w:tcPr>
+            <w:tcW w:type="dxa" w:w="3685"/>
+          </w:tcPr>
+          <w:p>
+            <w:r/>
+            <w:r>
+              <w:rPr>
+                <w:rFonts w:ascii="Microsoft JhengHei" w:hAnsi="Microsoft JhengHei" w:eastAsia="Microsoft JhengHei" w:cs="Microsoft JhengHei"/>
+                <w:sz w:val="19"/>
+              </w:rPr>
+              <w:t>命名式開放空間＋活動，營造歸屬感</w:t>
+            </w:r>
+          </w:p>
+        </w:tc>
+      </w:tr>
+      <w:tr>
+        <w:tc>
+          <w:tcPr>
+            <w:tcW w:type="dxa" w:w="1701"/>
+          </w:tcPr>
+          <w:p>
+            <w:r/>
+            <w:r>
+              <w:rPr>
+                <w:rFonts w:ascii="Microsoft JhengHei" w:hAnsi="Microsoft JhengHei" w:eastAsia="Microsoft JhengHei" w:cs="Microsoft JhengHei"/>
+                <w:sz w:val="19"/>
+              </w:rPr>
+              <w:t>場所精神 Genius Loci</w:t>
+            </w:r>
+          </w:p>
+        </w:tc>
+        <w:tc>
+          <w:tcPr>
+            <w:tcW w:type="dxa" w:w="3118"/>
+          </w:tcPr>
+          <w:p>
+            <w:r/>
+            <w:r>
+              <w:rPr>
+                <w:rFonts w:ascii="Microsoft JhengHei" w:hAnsi="Microsoft JhengHei" w:eastAsia="Microsoft JhengHei" w:cs="Microsoft JhengHei"/>
+                <w:sz w:val="19"/>
+              </w:rPr>
+              <w:t>地方獨特氛圍與意義</w:t>
+            </w:r>
+          </w:p>
+        </w:tc>
+        <w:tc>
+          <w:tcPr>
+            <w:tcW w:type="dxa" w:w="3685"/>
+          </w:tcPr>
+          <w:p>
+            <w:r/>
+            <w:r>
+              <w:rPr>
+                <w:rFonts w:ascii="Microsoft JhengHei" w:hAnsi="Microsoft JhengHei" w:eastAsia="Microsoft JhengHei" w:cs="Microsoft JhengHei"/>
+                <w:sz w:val="19"/>
+              </w:rPr>
+              <w:t>以紋理延續與地景再現保存場所精神</w:t>
+            </w:r>
+          </w:p>
+        </w:tc>
+      </w:tr>
+      <w:tr>
+        <w:tc>
+          <w:tcPr>
+            <w:tcW w:type="dxa" w:w="1701"/>
+          </w:tcPr>
+          <w:p>
+            <w:r/>
+            <w:r>
+              <w:rPr>
+                <w:rFonts w:ascii="Microsoft JhengHei" w:hAnsi="Microsoft JhengHei" w:eastAsia="Microsoft JhengHei" w:cs="Microsoft JhengHei"/>
+                <w:sz w:val="19"/>
+              </w:rPr>
+              <w:t>藍綠基盤</w:t>
+            </w:r>
+          </w:p>
+        </w:tc>
+        <w:tc>
+          <w:tcPr>
+            <w:tcW w:type="dxa" w:w="3118"/>
+          </w:tcPr>
+          <w:p>
+            <w:r/>
+            <w:r>
+              <w:rPr>
+                <w:rFonts w:ascii="Microsoft JhengHei" w:hAnsi="Microsoft JhengHei" w:eastAsia="Microsoft JhengHei" w:cs="Microsoft JhengHei"/>
+                <w:sz w:val="19"/>
+              </w:rPr>
+              <w:t>水系＋綠地的基礎設施網</w:t>
+            </w:r>
+          </w:p>
+        </w:tc>
+        <w:tc>
+          <w:tcPr>
+            <w:tcW w:type="dxa" w:w="3685"/>
+          </w:tcPr>
+          <w:p>
+            <w:r/>
+            <w:r>
+              <w:rPr>
+                <w:rFonts w:ascii="Microsoft JhengHei" w:hAnsi="Microsoft JhengHei" w:eastAsia="Microsoft JhengHei" w:cs="Microsoft JhengHei"/>
+                <w:sz w:val="19"/>
+              </w:rPr>
+              <w:t>藍綠基盤串聯滯洪與降溫、連周邊水系公園</w:t>
+            </w:r>
+          </w:p>
+        </w:tc>
+      </w:tr>
+      <w:tr>
+        <w:tc>
+          <w:tcPr>
+            <w:tcW w:type="dxa" w:w="1701"/>
+          </w:tcPr>
+          <w:p>
+            <w:r/>
+            <w:r>
+              <w:rPr>
+                <w:rFonts w:ascii="Microsoft JhengHei" w:hAnsi="Microsoft JhengHei" w:eastAsia="Microsoft JhengHei" w:cs="Microsoft JhengHei"/>
+                <w:sz w:val="19"/>
+              </w:rPr>
+              <w:t>韌性 Resilience</w:t>
+            </w:r>
+          </w:p>
+        </w:tc>
+        <w:tc>
+          <w:tcPr>
+            <w:tcW w:type="dxa" w:w="3118"/>
+          </w:tcPr>
+          <w:p>
+            <w:r/>
+            <w:r>
+              <w:rPr>
+                <w:rFonts w:ascii="Microsoft JhengHei" w:hAnsi="Microsoft JhengHei" w:eastAsia="Microsoft JhengHei" w:cs="Microsoft JhengHei"/>
+                <w:sz w:val="19"/>
+              </w:rPr>
+              <w:t>抵抗/回復/調適/再組織</w:t>
+            </w:r>
+          </w:p>
+        </w:tc>
+        <w:tc>
+          <w:tcPr>
+            <w:tcW w:type="dxa" w:w="3685"/>
+          </w:tcPr>
+          <w:p>
+            <w:r/>
+            <w:r>
+              <w:rPr>
+                <w:rFonts w:ascii="Microsoft JhengHei" w:hAnsi="Microsoft JhengHei" w:eastAsia="Microsoft JhengHei" w:cs="Microsoft JhengHei"/>
+                <w:sz w:val="19"/>
+              </w:rPr>
+              <w:t>海綿城市＋多元備援＋彈性空間</w:t>
+            </w:r>
+          </w:p>
+        </w:tc>
+      </w:tr>
+      <w:tr>
+        <w:tc>
+          <w:tcPr>
+            <w:tcW w:type="dxa" w:w="1701"/>
+          </w:tcPr>
+          <w:p>
+            <w:r/>
+            <w:r>
+              <w:rPr>
+                <w:rFonts w:ascii="Microsoft JhengHei" w:hAnsi="Microsoft JhengHei" w:eastAsia="Microsoft JhengHei" w:cs="Microsoft JhengHei"/>
+                <w:sz w:val="19"/>
+              </w:rPr>
+              <w:t>海綿城市</w:t>
+            </w:r>
+          </w:p>
+        </w:tc>
+        <w:tc>
+          <w:tcPr>
+            <w:tcW w:type="dxa" w:w="3118"/>
+          </w:tcPr>
+          <w:p>
+            <w:r/>
+            <w:r>
+              <w:rPr>
+                <w:rFonts w:ascii="Microsoft JhengHei" w:hAnsi="Microsoft JhengHei" w:eastAsia="Microsoft JhengHei" w:cs="Microsoft JhengHei"/>
+                <w:sz w:val="19"/>
+              </w:rPr>
+              <w:t>留滯滲用雨水</w:t>
+            </w:r>
+          </w:p>
+        </w:tc>
+        <w:tc>
+          <w:tcPr>
+            <w:tcW w:type="dxa" w:w="3685"/>
+          </w:tcPr>
+          <w:p>
+            <w:r/>
+            <w:r>
+              <w:rPr>
+                <w:rFonts w:ascii="Microsoft JhengHei" w:hAnsi="Microsoft JhengHei" w:eastAsia="Microsoft JhengHei" w:cs="Microsoft JhengHei"/>
+                <w:sz w:val="19"/>
+              </w:rPr>
+              <w:t>透水＋滯洪＋雨水回收，逕流不直排</w:t>
+            </w:r>
+          </w:p>
+        </w:tc>
+      </w:tr>
+      <w:tr>
+        <w:tc>
+          <w:tcPr>
+            <w:tcW w:type="dxa" w:w="1701"/>
+          </w:tcPr>
+          <w:p>
+            <w:r/>
+            <w:r>
+              <w:rPr>
+                <w:rFonts w:ascii="Microsoft JhengHei" w:hAnsi="Microsoft JhengHei" w:eastAsia="Microsoft JhengHei" w:cs="Microsoft JhengHei"/>
+                <w:sz w:val="19"/>
+              </w:rPr>
+              <w:t>Kevin Lynch</w:t>
+            </w:r>
+          </w:p>
+        </w:tc>
+        <w:tc>
+          <w:tcPr>
+            <w:tcW w:type="dxa" w:w="3118"/>
+          </w:tcPr>
+          <w:p>
+            <w:r/>
+            <w:r>
+              <w:rPr>
+                <w:rFonts w:ascii="Microsoft JhengHei" w:hAnsi="Microsoft JhengHei" w:eastAsia="Microsoft JhengHei" w:cs="Microsoft JhengHei"/>
+                <w:sz w:val="19"/>
+              </w:rPr>
+              <w:t>意象五元素＋programming觀</w:t>
+            </w:r>
+          </w:p>
+        </w:tc>
+        <w:tc>
+          <w:tcPr>
+            <w:tcW w:type="dxa" w:w="3685"/>
+          </w:tcPr>
+          <w:p>
+            <w:r/>
+            <w:r>
+              <w:rPr>
+                <w:rFonts w:ascii="Microsoft JhengHei" w:hAnsi="Microsoft JhengHei" w:eastAsia="Microsoft JhengHei" w:cs="Microsoft JhengHei"/>
+                <w:sz w:val="19"/>
+              </w:rPr>
+              <w:t>以五元素建構可意象性；可立體化</w:t>
+            </w:r>
+          </w:p>
+        </w:tc>
+      </w:tr>
+      <w:tr>
+        <w:tc>
+          <w:tcPr>
+            <w:tcW w:type="dxa" w:w="1701"/>
+          </w:tcPr>
+          <w:p>
+            <w:r/>
+            <w:r>
+              <w:rPr>
+                <w:rFonts w:ascii="Microsoft JhengHei" w:hAnsi="Microsoft JhengHei" w:eastAsia="Microsoft JhengHei" w:cs="Microsoft JhengHei"/>
+                <w:sz w:val="19"/>
+              </w:rPr>
+              <w:t>混合使用</w:t>
+            </w:r>
+          </w:p>
+        </w:tc>
+        <w:tc>
+          <w:tcPr>
+            <w:tcW w:type="dxa" w:w="3118"/>
+          </w:tcPr>
+          <w:p>
+            <w:r/>
+            <w:r>
+              <w:rPr>
+                <w:rFonts w:ascii="Microsoft JhengHei" w:hAnsi="Microsoft JhengHei" w:eastAsia="Microsoft JhengHei" w:cs="Microsoft JhengHei"/>
+                <w:sz w:val="19"/>
+              </w:rPr>
+              <w:t>住商辦公共複合</w:t>
+            </w:r>
+          </w:p>
+        </w:tc>
+        <w:tc>
+          <w:tcPr>
+            <w:tcW w:type="dxa" w:w="3685"/>
+          </w:tcPr>
+          <w:p>
+            <w:r/>
+            <w:r>
+              <w:rPr>
+                <w:rFonts w:ascii="Microsoft JhengHei" w:hAnsi="Microsoft JhengHei" w:eastAsia="Microsoft JhengHei" w:cs="Microsoft JhengHei"/>
+                <w:sz w:val="19"/>
+              </w:rPr>
+              <w:t>垂直分層＋獨立核＋防火區劃</w:t>
+            </w:r>
+          </w:p>
+        </w:tc>
+      </w:tr>
+      <w:tr>
+        <w:tc>
+          <w:tcPr>
+            <w:tcW w:type="dxa" w:w="1701"/>
+          </w:tcPr>
+          <w:p>
+            <w:r/>
+            <w:r>
+              <w:rPr>
+                <w:rFonts w:ascii="Microsoft JhengHei" w:hAnsi="Microsoft JhengHei" w:eastAsia="Microsoft JhengHei" w:cs="Microsoft JhengHei"/>
+                <w:sz w:val="19"/>
+              </w:rPr>
+              <w:t>淨零</w:t>
+            </w:r>
+          </w:p>
+        </w:tc>
+        <w:tc>
+          <w:tcPr>
+            <w:tcW w:type="dxa" w:w="3118"/>
+          </w:tcPr>
+          <w:p>
+            <w:r/>
+            <w:r>
+              <w:rPr>
+                <w:rFonts w:ascii="Microsoft JhengHei" w:hAnsi="Microsoft JhengHei" w:eastAsia="Microsoft JhengHei" w:cs="Microsoft JhengHei"/>
+                <w:sz w:val="19"/>
+              </w:rPr>
+              <w:t>減碳/再生能源/碳匯</w:t>
+            </w:r>
+          </w:p>
+        </w:tc>
+        <w:tc>
+          <w:tcPr>
+            <w:tcW w:type="dxa" w:w="3685"/>
+          </w:tcPr>
+          <w:p>
+            <w:r/>
+            <w:r>
+              <w:rPr>
+                <w:rFonts w:ascii="Microsoft JhengHei" w:hAnsi="Microsoft JhengHei" w:eastAsia="Microsoft JhengHei" w:cs="Microsoft JhengHei"/>
+                <w:sz w:val="19"/>
+              </w:rPr>
+              <w:t>產(光電)＋省(節能)＋吸(碳匯)</w:t>
+            </w:r>
+          </w:p>
+        </w:tc>
+      </w:tr>
+      <w:tr>
+        <w:tc>
+          <w:tcPr>
+            <w:tcW w:type="dxa" w:w="1701"/>
+          </w:tcPr>
+          <w:p>
+            <w:r/>
+            <w:r>
+              <w:rPr>
+                <w:rFonts w:ascii="Microsoft JhengHei" w:hAnsi="Microsoft JhengHei" w:eastAsia="Microsoft JhengHei" w:cs="Microsoft JhengHei"/>
+                <w:sz w:val="19"/>
+              </w:rPr>
+              <w:t>隱含碳</w:t>
+            </w:r>
+          </w:p>
+        </w:tc>
+        <w:tc>
+          <w:tcPr>
+            <w:tcW w:type="dxa" w:w="3118"/>
+          </w:tcPr>
+          <w:p>
+            <w:r/>
+            <w:r>
+              <w:rPr>
+                <w:rFonts w:ascii="Microsoft JhengHei" w:hAnsi="Microsoft JhengHei" w:eastAsia="Microsoft JhengHei" w:cs="Microsoft JhengHei"/>
+                <w:sz w:val="19"/>
+              </w:rPr>
+              <w:t>材料營建內含碳</w:t>
+            </w:r>
+          </w:p>
+        </w:tc>
+        <w:tc>
+          <w:tcPr>
+            <w:tcW w:type="dxa" w:w="3685"/>
+          </w:tcPr>
+          <w:p>
+            <w:r/>
+            <w:r>
+              <w:rPr>
+                <w:rFonts w:ascii="Microsoft JhengHei" w:hAnsi="Microsoft JhengHei" w:eastAsia="Microsoft JhengHei" w:cs="Microsoft JhengHei"/>
+                <w:sz w:val="19"/>
+              </w:rPr>
+              <w:t>保留可用結構、減拆除降隱含碳</w:t>
+            </w:r>
+          </w:p>
+        </w:tc>
+      </w:tr>
+      <w:tr>
+        <w:tc>
+          <w:tcPr>
+            <w:tcW w:type="dxa" w:w="1701"/>
+          </w:tcPr>
+          <w:p>
+            <w:r/>
+            <w:r>
+              <w:rPr>
+                <w:rFonts w:ascii="Microsoft JhengHei" w:hAnsi="Microsoft JhengHei" w:eastAsia="Microsoft JhengHei" w:cs="Microsoft JhengHei"/>
+                <w:sz w:val="19"/>
+              </w:rPr>
+              <w:t>微氣候</w:t>
+            </w:r>
+          </w:p>
+        </w:tc>
+        <w:tc>
+          <w:tcPr>
+            <w:tcW w:type="dxa" w:w="3118"/>
+          </w:tcPr>
+          <w:p>
+            <w:r/>
+            <w:r>
+              <w:rPr>
+                <w:rFonts w:ascii="Microsoft JhengHei" w:hAnsi="Microsoft JhengHei" w:eastAsia="Microsoft JhengHei" w:cs="Microsoft JhengHei"/>
+                <w:sz w:val="19"/>
+              </w:rPr>
+              <w:t>基地風/日照/熱島</w:t>
+            </w:r>
+          </w:p>
+        </w:tc>
+        <w:tc>
+          <w:tcPr>
+            <w:tcW w:type="dxa" w:w="3685"/>
+          </w:tcPr>
+          <w:p>
+            <w:r/>
+            <w:r>
+              <w:rPr>
+                <w:rFonts w:ascii="Microsoft JhengHei" w:hAnsi="Microsoft JhengHei" w:eastAsia="Microsoft JhengHei" w:cs="Microsoft JhengHei"/>
+                <w:sz w:val="19"/>
+              </w:rPr>
+              <w:t>通風廊道＋綠覆透水＋遮蔭降溫</w:t>
+            </w:r>
+          </w:p>
+        </w:tc>
+      </w:tr>
+      <w:tr>
+        <w:tc>
+          <w:tcPr>
+            <w:tcW w:type="dxa" w:w="1701"/>
+          </w:tcPr>
+          <w:p>
+            <w:r/>
+            <w:r>
+              <w:rPr>
+                <w:rFonts w:ascii="Microsoft JhengHei" w:hAnsi="Microsoft JhengHei" w:eastAsia="Microsoft JhengHei" w:cs="Microsoft JhengHei"/>
+                <w:sz w:val="19"/>
+              </w:rPr>
+              <w:t>公共領域 Public Realm</w:t>
+            </w:r>
+          </w:p>
+        </w:tc>
+        <w:tc>
+          <w:tcPr>
+            <w:tcW w:type="dxa" w:w="3118"/>
+          </w:tcPr>
+          <w:p>
+            <w:r/>
+            <w:r>
+              <w:rPr>
+                <w:rFonts w:ascii="Microsoft JhengHei" w:hAnsi="Microsoft JhengHei" w:eastAsia="Microsoft JhengHei" w:cs="Microsoft JhengHei"/>
+                <w:sz w:val="19"/>
+              </w:rPr>
+              <w:t>人人可及的公共空間</w:t>
+            </w:r>
+          </w:p>
+        </w:tc>
+        <w:tc>
+          <w:tcPr>
+            <w:tcW w:type="dxa" w:w="3685"/>
+          </w:tcPr>
+          <w:p>
+            <w:r/>
+            <w:r>
+              <w:rPr>
+                <w:rFonts w:ascii="Microsoft JhengHei" w:hAnsi="Microsoft JhengHei" w:eastAsia="Microsoft JhengHei" w:cs="Microsoft JhengHei"/>
+                <w:sz w:val="19"/>
+              </w:rPr>
+              <w:t>拉開開放空間公共性、設計都市非建築物</w:t>
+            </w:r>
+          </w:p>
+        </w:tc>
+      </w:tr>
+    </w:tbl>
+    <w:p>
+      <w:pPr>
+        <w:spacing w:after="40"/>
+      </w:pPr>
     </w:p>
     <w:p>
       <w:pPr>

--- a/講義/敷地計畫與都市設計_複習講義.docx
+++ b/講義/敷地計畫與都市設計_複習講義.docx
@@ -13013,6 +13013,100 @@
           </w:p>
         </w:tc>
       </w:tr>
+      <w:tr>
+        <w:tc>
+          <w:tcPr>
+            <w:tcW w:type="dxa" w:w="510"/>
+          </w:tcPr>
+          <w:p>
+            <w:r/>
+            <w:r>
+              <w:rPr>
+                <w:rFonts w:ascii="Microsoft JhengHei" w:hAnsi="Microsoft JhengHei" w:eastAsia="Microsoft JhengHei" w:cs="Microsoft JhengHei"/>
+                <w:sz w:val="19"/>
+              </w:rPr>
+              <w:t>9</w:t>
+            </w:r>
+          </w:p>
+        </w:tc>
+        <w:tc>
+          <w:tcPr>
+            <w:tcW w:type="dxa" w:w="3969"/>
+          </w:tcPr>
+          <w:p>
+            <w:r/>
+            <w:r>
+              <w:rPr>
+                <w:rFonts w:ascii="Microsoft JhengHei" w:hAnsi="Microsoft JhengHei" w:eastAsia="Microsoft JhengHei" w:cs="Microsoft JhengHei"/>
+                <w:sz w:val="19"/>
+              </w:rPr>
+              <w:t>開放空間未連英雄條件（T9）</w:t>
+            </w:r>
+          </w:p>
+        </w:tc>
+        <w:tc>
+          <w:tcPr>
+            <w:tcW w:type="dxa" w:w="4309"/>
+          </w:tcPr>
+          <w:p>
+            <w:r/>
+            <w:r>
+              <w:rPr>
+                <w:rFonts w:ascii="Microsoft JhengHei" w:hAnsi="Microsoft JhengHei" w:eastAsia="Microsoft JhengHei" w:cs="Microsoft JhengHei"/>
+                <w:sz w:val="19"/>
+              </w:rPr>
+              <w:t>用「視線/人行/活動/水」三線把開放空間連到主角</w:t>
+            </w:r>
+          </w:p>
+        </w:tc>
+      </w:tr>
+      <w:tr>
+        <w:tc>
+          <w:tcPr>
+            <w:tcW w:type="dxa" w:w="510"/>
+          </w:tcPr>
+          <w:p>
+            <w:r/>
+            <w:r>
+              <w:rPr>
+                <w:rFonts w:ascii="Microsoft JhengHei" w:hAnsi="Microsoft JhengHei" w:eastAsia="Microsoft JhengHei" w:cs="Microsoft JhengHei"/>
+                <w:sz w:val="19"/>
+              </w:rPr>
+              <w:t>10</w:t>
+            </w:r>
+          </w:p>
+        </w:tc>
+        <w:tc>
+          <w:tcPr>
+            <w:tcW w:type="dxa" w:w="3969"/>
+          </w:tcPr>
+          <w:p>
+            <w:r/>
+            <w:r>
+              <w:rPr>
+                <w:rFonts w:ascii="Microsoft JhengHei" w:hAnsi="Microsoft JhengHei" w:eastAsia="Microsoft JhengHei" w:cs="Microsoft JhengHei"/>
+                <w:sz w:val="19"/>
+              </w:rPr>
+              <w:t>透視未說故事（T10）</w:t>
+            </w:r>
+          </w:p>
+        </w:tc>
+        <w:tc>
+          <w:tcPr>
+            <w:tcW w:type="dxa" w:w="4309"/>
+          </w:tcPr>
+          <w:p>
+            <w:r/>
+            <w:r>
+              <w:rPr>
+                <w:rFonts w:ascii="Microsoft JhengHei" w:hAnsi="Microsoft JhengHei" w:eastAsia="Microsoft JhengHei" w:cs="Microsoft JhengHei"/>
+                <w:sz w:val="19"/>
+              </w:rPr>
+              <w:t>選英雄條件側對角鳥瞰：框進開放空間＋英雄＋出入口＋人</w:t>
+            </w:r>
+          </w:p>
+        </w:tc>
+      </w:tr>
     </w:tbl>
     <w:p>
       <w:pPr>
@@ -16738,6 +16832,1129 @@
       <w:pPr>
         <w:spacing w:after="40"/>
       </w:pPr>
+    </w:p>
+    <w:p>
+      <w:pPr>
+        <w:pStyle w:val="Heading1"/>
+      </w:pPr>
+      <w:r>
+        <w:rPr>
+          <w:rFonts w:ascii="Microsoft JhengHei" w:hAnsi="Microsoft JhengHei" w:eastAsia="Microsoft JhengHei" w:cs="Microsoft JhengHei"/>
+        </w:rPr>
+        <w:t>第十九章　設計題放樣 SOP（虛空優先・量體回扣）</w:t>
+      </w:r>
+    </w:p>
+    <w:p>
+      <w:pPr>
+        <w:spacing w:after="80"/>
+      </w:pPr>
+      <w:r>
+        <w:rPr>
+          <w:rFonts w:ascii="Microsoft JhengHei" w:hAnsi="Microsoft JhengHei" w:eastAsia="Microsoft JhengHei" w:cs="Microsoft JhengHei"/>
+          <w:b w:val="0"/>
+          <w:i w:val="0"/>
+          <w:sz w:val="21"/>
+        </w:rPr>
+        <w:t>核心心法：開放空間（虛空）定方向、量體數字定成立。申論墨線完成後進設計題，照此序：</w:t>
+      </w:r>
+    </w:p>
+    <w:tbl>
+      <w:tblPr>
+        <w:tblStyle w:val="TableGrid"/>
+        <w:tblW w:type="auto" w:w="0"/>
+        <w:jc w:val="center"/>
+        <w:tblLook w:firstColumn="1" w:firstRow="1" w:lastColumn="0" w:lastRow="0" w:noHBand="0" w:noVBand="1" w:val="04A0"/>
+      </w:tblPr>
+      <w:tblGrid>
+        <w:gridCol w:w="2880"/>
+        <w:gridCol w:w="2880"/>
+        <w:gridCol w:w="2880"/>
+      </w:tblGrid>
+      <w:tr>
+        <w:tc>
+          <w:tcPr>
+            <w:tcW w:type="dxa" w:w="850"/>
+            <w:shd w:val="clear" w:fill="1F4E79"/>
+          </w:tcPr>
+          <w:p>
+            <w:r/>
+            <w:r>
+              <w:rPr>
+                <w:rFonts w:ascii="Microsoft JhengHei" w:hAnsi="Microsoft JhengHei" w:eastAsia="Microsoft JhengHei" w:cs="Microsoft JhengHei"/>
+                <w:b/>
+                <w:color w:val="FFFFFF"/>
+                <w:sz w:val="20"/>
+              </w:rPr>
+              <w:t>步</w:t>
+            </w:r>
+          </w:p>
+        </w:tc>
+        <w:tc>
+          <w:tcPr>
+            <w:tcW w:type="dxa" w:w="5953"/>
+            <w:shd w:val="clear" w:fill="1F4E79"/>
+          </w:tcPr>
+          <w:p>
+            <w:r/>
+            <w:r>
+              <w:rPr>
+                <w:rFonts w:ascii="Microsoft JhengHei" w:hAnsi="Microsoft JhengHei" w:eastAsia="Microsoft JhengHei" w:cs="Microsoft JhengHei"/>
+                <w:b/>
+                <w:color w:val="FFFFFF"/>
+                <w:sz w:val="20"/>
+              </w:rPr>
+              <w:t>動作</w:t>
+            </w:r>
+          </w:p>
+        </w:tc>
+        <w:tc>
+          <w:tcPr>
+            <w:tcW w:type="dxa" w:w="1701"/>
+            <w:shd w:val="clear" w:fill="1F4E79"/>
+          </w:tcPr>
+          <w:p>
+            <w:r/>
+            <w:r>
+              <w:rPr>
+                <w:rFonts w:ascii="Microsoft JhengHei" w:hAnsi="Microsoft JhengHei" w:eastAsia="Microsoft JhengHei" w:cs="Microsoft JhengHei"/>
+                <w:b/>
+                <w:color w:val="FFFFFF"/>
+                <w:sz w:val="20"/>
+              </w:rPr>
+              <w:t>時間</w:t>
+            </w:r>
+          </w:p>
+        </w:tc>
+      </w:tr>
+      <w:tr>
+        <w:tc>
+          <w:tcPr>
+            <w:tcW w:type="dxa" w:w="850"/>
+          </w:tcPr>
+          <w:p>
+            <w:r/>
+            <w:r>
+              <w:rPr>
+                <w:rFonts w:ascii="Microsoft JhengHei" w:hAnsi="Microsoft JhengHei" w:eastAsia="Microsoft JhengHei" w:cs="Microsoft JhengHei"/>
+                <w:sz w:val="19"/>
+              </w:rPr>
+              <w:t>①②</w:t>
+            </w:r>
+          </w:p>
+        </w:tc>
+        <w:tc>
+          <w:tcPr>
+            <w:tcW w:type="dxa" w:w="5953"/>
+          </w:tcPr>
+          <w:p>
+            <w:r/>
+            <w:r>
+              <w:rPr>
+                <w:rFonts w:ascii="Microsoft JhengHei" w:hAnsi="Microsoft JhengHei" w:eastAsia="Microsoft JhengHei" w:cs="Microsoft JhengHei"/>
+                <w:sz w:val="19"/>
+              </w:rPr>
+              <w:t>框基地範圍（先快掃尺寸＋定比例尺）＋版面框架套固定模板</w:t>
+            </w:r>
+          </w:p>
+        </w:tc>
+        <w:tc>
+          <w:tcPr>
+            <w:tcW w:type="dxa" w:w="1701"/>
+          </w:tcPr>
+          <w:p>
+            <w:r/>
+            <w:r>
+              <w:rPr>
+                <w:rFonts w:ascii="Microsoft JhengHei" w:hAnsi="Microsoft JhengHei" w:eastAsia="Microsoft JhengHei" w:cs="Microsoft JhengHei"/>
+                <w:sz w:val="19"/>
+              </w:rPr>
+              <w:t>約 5 分</w:t>
+            </w:r>
+          </w:p>
+        </w:tc>
+      </w:tr>
+      <w:tr>
+        <w:tc>
+          <w:tcPr>
+            <w:tcW w:type="dxa" w:w="850"/>
+          </w:tcPr>
+          <w:p>
+            <w:r/>
+            <w:r>
+              <w:rPr>
+                <w:rFonts w:ascii="Microsoft JhengHei" w:hAnsi="Microsoft JhengHei" w:eastAsia="Microsoft JhengHei" w:cs="Microsoft JhengHei"/>
+                <w:sz w:val="19"/>
+              </w:rPr>
+              <w:t>③</w:t>
+            </w:r>
+          </w:p>
+        </w:tc>
+        <w:tc>
+          <w:tcPr>
+            <w:tcW w:type="dxa" w:w="5953"/>
+          </w:tcPr>
+          <w:p>
+            <w:r/>
+            <w:r>
+              <w:rPr>
+                <w:rFonts w:ascii="Microsoft JhengHei" w:hAnsi="Microsoft JhengHei" w:eastAsia="Microsoft JhengHei" w:cs="Microsoft JhengHei"/>
+                <w:sz w:val="19"/>
+              </w:rPr>
+              <w:t>讀題審題（圈條件＋圈英雄條件＋看圖說要求）</w:t>
+            </w:r>
+          </w:p>
+        </w:tc>
+        <w:tc>
+          <w:tcPr>
+            <w:tcW w:type="dxa" w:w="1701"/>
+          </w:tcPr>
+          <w:p>
+            <w:r/>
+            <w:r>
+              <w:rPr>
+                <w:rFonts w:ascii="Microsoft JhengHei" w:hAnsi="Microsoft JhengHei" w:eastAsia="Microsoft JhengHei" w:cs="Microsoft JhengHei"/>
+                <w:sz w:val="19"/>
+              </w:rPr>
+              <w:t>15–20 分</w:t>
+            </w:r>
+          </w:p>
+        </w:tc>
+      </w:tr>
+      <w:tr>
+        <w:tc>
+          <w:tcPr>
+            <w:tcW w:type="dxa" w:w="850"/>
+          </w:tcPr>
+          <w:p>
+            <w:r/>
+            <w:r>
+              <w:rPr>
+                <w:rFonts w:ascii="Microsoft JhengHei" w:hAnsi="Microsoft JhengHei" w:eastAsia="Microsoft JhengHei" w:cs="Microsoft JhengHei"/>
+                <w:sz w:val="19"/>
+              </w:rPr>
+              <w:t>④</w:t>
+            </w:r>
+          </w:p>
+        </w:tc>
+        <w:tc>
+          <w:tcPr>
+            <w:tcW w:type="dxa" w:w="5953"/>
+          </w:tcPr>
+          <w:p>
+            <w:r/>
+            <w:r>
+              <w:rPr>
+                <w:rFonts w:ascii="Microsoft JhengHei" w:hAnsi="Microsoft JhengHei" w:eastAsia="Microsoft JhengHei" w:cs="Microsoft JhengHei"/>
+                <w:sz w:val="19"/>
+              </w:rPr>
+              <w:t>量體計算（建蔽/容積/停車 → footprint、樓層、地下室層數）</w:t>
+            </w:r>
+          </w:p>
+        </w:tc>
+        <w:tc>
+          <w:tcPr>
+            <w:tcW w:type="dxa" w:w="1701"/>
+          </w:tcPr>
+          <w:p>
+            <w:r/>
+            <w:r>
+              <w:rPr>
+                <w:rFonts w:ascii="Microsoft JhengHei" w:hAnsi="Microsoft JhengHei" w:eastAsia="Microsoft JhengHei" w:cs="Microsoft JhengHei"/>
+                <w:sz w:val="19"/>
+              </w:rPr>
+              <w:t>10 分</w:t>
+            </w:r>
+          </w:p>
+        </w:tc>
+      </w:tr>
+      <w:tr>
+        <w:tc>
+          <w:tcPr>
+            <w:tcW w:type="dxa" w:w="850"/>
+          </w:tcPr>
+          <w:p>
+            <w:r/>
+            <w:r>
+              <w:rPr>
+                <w:rFonts w:ascii="Microsoft JhengHei" w:hAnsi="Microsoft JhengHei" w:eastAsia="Microsoft JhengHei" w:cs="Microsoft JhengHei"/>
+                <w:sz w:val="19"/>
+              </w:rPr>
+              <w:t>⑤</w:t>
+            </w:r>
+          </w:p>
+        </w:tc>
+        <w:tc>
+          <w:tcPr>
+            <w:tcW w:type="dxa" w:w="5953"/>
+          </w:tcPr>
+          <w:p>
+            <w:r/>
+            <w:r>
+              <w:rPr>
+                <w:rFonts w:ascii="Microsoft JhengHei" w:hAnsi="Microsoft JhengHei" w:eastAsia="Microsoft JhengHei" w:cs="Microsoft JhengHei"/>
+                <w:sz w:val="19"/>
+              </w:rPr>
+              <w:t>概念＋programming（英雄條件→一句話概念→泡泡/樓層/命名）</w:t>
+            </w:r>
+          </w:p>
+        </w:tc>
+        <w:tc>
+          <w:tcPr>
+            <w:tcW w:type="dxa" w:w="1701"/>
+          </w:tcPr>
+          <w:p>
+            <w:r/>
+            <w:r>
+              <w:rPr>
+                <w:rFonts w:ascii="Microsoft JhengHei" w:hAnsi="Microsoft JhengHei" w:eastAsia="Microsoft JhengHei" w:cs="Microsoft JhengHei"/>
+                <w:sz w:val="19"/>
+              </w:rPr>
+              <w:t>15–20 分</w:t>
+            </w:r>
+          </w:p>
+        </w:tc>
+      </w:tr>
+      <w:tr>
+        <w:tc>
+          <w:tcPr>
+            <w:tcW w:type="dxa" w:w="850"/>
+          </w:tcPr>
+          <w:p>
+            <w:r/>
+            <w:r>
+              <w:rPr>
+                <w:rFonts w:ascii="Microsoft JhengHei" w:hAnsi="Microsoft JhengHei" w:eastAsia="Microsoft JhengHei" w:cs="Microsoft JhengHei"/>
+                <w:sz w:val="19"/>
+              </w:rPr>
+              <w:t>⑥⑦⑧</w:t>
+            </w:r>
+          </w:p>
+        </w:tc>
+        <w:tc>
+          <w:tcPr>
+            <w:tcW w:type="dxa" w:w="5953"/>
+          </w:tcPr>
+          <w:p>
+            <w:r/>
+            <w:r>
+              <w:rPr>
+                <w:rFonts w:ascii="Microsoft JhengHei" w:hAnsi="Microsoft JhengHei" w:eastAsia="Microsoft JhengHei" w:cs="Microsoft JhengHei"/>
+                <w:sz w:val="19"/>
+              </w:rPr>
+              <w:t>先畫「開放空間骨架」→ 量體數字回扣檢查（塞得下嗎）→ 量體定位＋剖面線同步下拉</w:t>
+            </w:r>
+          </w:p>
+        </w:tc>
+        <w:tc>
+          <w:tcPr>
+            <w:tcW w:type="dxa" w:w="1701"/>
+          </w:tcPr>
+          <w:p>
+            <w:r/>
+            <w:r>
+              <w:rPr>
+                <w:rFonts w:ascii="Microsoft JhengHei" w:hAnsi="Microsoft JhengHei" w:eastAsia="Microsoft JhengHei" w:cs="Microsoft JhengHei"/>
+                <w:sz w:val="19"/>
+              </w:rPr>
+              <w:t>40–50 分</w:t>
+            </w:r>
+          </w:p>
+        </w:tc>
+      </w:tr>
+      <w:tr>
+        <w:tc>
+          <w:tcPr>
+            <w:tcW w:type="dxa" w:w="850"/>
+          </w:tcPr>
+          <w:p>
+            <w:r/>
+            <w:r>
+              <w:rPr>
+                <w:rFonts w:ascii="Microsoft JhengHei" w:hAnsi="Microsoft JhengHei" w:eastAsia="Microsoft JhengHei" w:cs="Microsoft JhengHei"/>
+                <w:sz w:val="19"/>
+              </w:rPr>
+              <w:t>⑨</w:t>
+            </w:r>
+          </w:p>
+        </w:tc>
+        <w:tc>
+          <w:tcPr>
+            <w:tcW w:type="dxa" w:w="5953"/>
+          </w:tcPr>
+          <w:p>
+            <w:r/>
+            <w:r>
+              <w:rPr>
+                <w:rFonts w:ascii="Microsoft JhengHei" w:hAnsi="Microsoft JhengHei" w:eastAsia="Microsoft JhengHei" w:cs="Microsoft JhengHei"/>
+                <w:sz w:val="19"/>
+              </w:rPr>
+              <w:t>墨線（配置→剖面同步→機能→透視）</w:t>
+            </w:r>
+          </w:p>
+        </w:tc>
+        <w:tc>
+          <w:tcPr>
+            <w:tcW w:type="dxa" w:w="1701"/>
+          </w:tcPr>
+          <w:p>
+            <w:r/>
+            <w:r>
+              <w:rPr>
+                <w:rFonts w:ascii="Microsoft JhengHei" w:hAnsi="Microsoft JhengHei" w:eastAsia="Microsoft JhengHei" w:cs="Microsoft JhengHei"/>
+                <w:sz w:val="19"/>
+              </w:rPr>
+              <w:t>70–80 分</w:t>
+            </w:r>
+          </w:p>
+        </w:tc>
+      </w:tr>
+      <w:tr>
+        <w:tc>
+          <w:tcPr>
+            <w:tcW w:type="dxa" w:w="850"/>
+          </w:tcPr>
+          <w:p>
+            <w:r/>
+            <w:r>
+              <w:rPr>
+                <w:rFonts w:ascii="Microsoft JhengHei" w:hAnsi="Microsoft JhengHei" w:eastAsia="Microsoft JhengHei" w:cs="Microsoft JhengHei"/>
+                <w:sz w:val="19"/>
+              </w:rPr>
+              <w:t>⑩</w:t>
+            </w:r>
+          </w:p>
+        </w:tc>
+        <w:tc>
+          <w:tcPr>
+            <w:tcW w:type="dxa" w:w="5953"/>
+          </w:tcPr>
+          <w:p>
+            <w:r/>
+            <w:r>
+              <w:rPr>
+                <w:rFonts w:ascii="Microsoft JhengHei" w:hAnsi="Microsoft JhengHei" w:eastAsia="Microsoft JhengHei" w:cs="Microsoft JhengHei"/>
+                <w:sz w:val="19"/>
+              </w:rPr>
+              <w:t>上色＋標註收尾（指北/比例尺/計算式/命名/檢核）</w:t>
+            </w:r>
+          </w:p>
+        </w:tc>
+        <w:tc>
+          <w:tcPr>
+            <w:tcW w:type="dxa" w:w="1701"/>
+          </w:tcPr>
+          <w:p>
+            <w:r/>
+            <w:r>
+              <w:rPr>
+                <w:rFonts w:ascii="Microsoft JhengHei" w:hAnsi="Microsoft JhengHei" w:eastAsia="Microsoft JhengHei" w:cs="Microsoft JhengHei"/>
+                <w:sz w:val="19"/>
+              </w:rPr>
+              <w:t>20–25 分</w:t>
+            </w:r>
+          </w:p>
+        </w:tc>
+      </w:tr>
+    </w:tbl>
+    <w:p>
+      <w:pPr>
+        <w:spacing w:after="40"/>
+      </w:pPr>
+    </w:p>
+    <w:p>
+      <w:pPr>
+        <w:pStyle w:val="ListBullet"/>
+        <w:spacing w:after="40"/>
+      </w:pPr>
+      <w:r>
+        <w:rPr>
+          <w:rFonts w:ascii="Microsoft JhengHei" w:hAnsi="Microsoft JhengHei" w:eastAsia="Microsoft JhengHei" w:cs="Microsoft JhengHei"/>
+          <w:sz w:val="21"/>
+        </w:rPr>
+        <w:t>鐵則一・虛空優先：先定開放空間（被設計的正空間），量體塞進剩餘——不是量體擺完剩開放空間。</w:t>
+      </w:r>
+    </w:p>
+    <w:p>
+      <w:pPr>
+        <w:pStyle w:val="ListBullet"/>
+        <w:spacing w:after="40"/>
+      </w:pPr>
+      <w:r>
+        <w:rPr>
+          <w:rFonts w:ascii="Microsoft JhengHei" w:hAnsi="Microsoft JhengHei" w:eastAsia="Microsoft JhengHei" w:cs="Microsoft JhengHei"/>
+          <w:sz w:val="21"/>
+        </w:rPr>
+        <w:t>鐵則二・量體回扣：開放空間定「方向」，但要用建蔽/容積/programming/停車對一次帳，避免廣場漂亮卻機能塞不下。</w:t>
+      </w:r>
+    </w:p>
+    <w:p>
+      <w:pPr>
+        <w:pStyle w:val="ListBullet"/>
+        <w:spacing w:after="40"/>
+      </w:pPr>
+      <w:r>
+        <w:rPr>
+          <w:rFonts w:ascii="Microsoft JhengHei" w:hAnsi="Microsoft JhengHei" w:eastAsia="Microsoft JhengHei" w:cs="Microsoft JhengHei"/>
+          <w:sz w:val="21"/>
+        </w:rPr>
+        <w:t>鐵則三・順序不可倒：框基地（需尺寸＋比例）→ 讀題算量體定概念 → 才放樣配置點位；版面框架可最先、且模板化。</w:t>
+      </w:r>
+    </w:p>
+    <w:p>
+      <w:pPr>
+        <w:pStyle w:val="ListBullet"/>
+        <w:spacing w:after="40"/>
+      </w:pPr>
+      <w:r>
+        <w:rPr>
+          <w:rFonts w:ascii="Microsoft JhengHei" w:hAnsi="Microsoft JhengHei" w:eastAsia="Microsoft JhengHei" w:cs="Microsoft JhengHei"/>
+          <w:sz w:val="21"/>
+        </w:rPr>
+        <w:t>墨線省的是「立面裝飾」，不能省「關係線」——視線箭頭、人行連結、命名、出入口/退縮/層數標註正是分數所在。</w:t>
+      </w:r>
+    </w:p>
+    <w:p>
+      <w:pPr>
+        <w:pStyle w:val="Heading1"/>
+      </w:pPr>
+      <w:r>
+        <w:rPr>
+          <w:rFonts w:ascii="Microsoft JhengHei" w:hAnsi="Microsoft JhengHei" w:eastAsia="Microsoft JhengHei" w:cs="Microsoft JhengHei"/>
+        </w:rPr>
+        <w:t>第二十章　停車數量快速計算（整合 4 小時流程）</w:t>
+      </w:r>
+    </w:p>
+    <w:p>
+      <w:pPr>
+        <w:spacing w:after="80"/>
+      </w:pPr>
+      <w:r>
+        <w:rPr>
+          <w:rFonts w:ascii="Microsoft JhengHei" w:hAnsi="Microsoft JhengHei" w:eastAsia="Microsoft JhengHei" w:cs="Microsoft JhengHei"/>
+          <w:b w:val="0"/>
+          <w:i w:val="0"/>
+          <w:sz w:val="21"/>
+        </w:rPr>
+        <w:t>關鍵法觀念：法定及公共停車空間「免計容積」（建築技術規則）。兩種題型算法相反：</w:t>
+      </w:r>
+    </w:p>
+    <w:tbl>
+      <w:tblPr>
+        <w:tblStyle w:val="TableGrid"/>
+        <w:tblW w:type="auto" w:w="0"/>
+        <w:jc w:val="center"/>
+        <w:tblLook w:firstColumn="1" w:firstRow="1" w:lastColumn="0" w:lastRow="0" w:noHBand="0" w:noVBand="1" w:val="04A0"/>
+      </w:tblPr>
+      <w:tblGrid>
+        <w:gridCol w:w="2880"/>
+        <w:gridCol w:w="2880"/>
+        <w:gridCol w:w="2880"/>
+      </w:tblGrid>
+      <w:tr>
+        <w:tc>
+          <w:tcPr>
+            <w:tcW w:type="dxa" w:w="1984"/>
+            <w:shd w:val="clear" w:fill="1F4E79"/>
+          </w:tcPr>
+          <w:p>
+            <w:r/>
+            <w:r>
+              <w:rPr>
+                <w:rFonts w:ascii="Microsoft JhengHei" w:hAnsi="Microsoft JhengHei" w:eastAsia="Microsoft JhengHei" w:cs="Microsoft JhengHei"/>
+                <w:b/>
+                <w:color w:val="FFFFFF"/>
+                <w:sz w:val="20"/>
+              </w:rPr>
+              <w:t>題型</w:t>
+            </w:r>
+          </w:p>
+        </w:tc>
+        <w:tc>
+          <w:tcPr>
+            <w:tcW w:type="dxa" w:w="1134"/>
+            <w:shd w:val="clear" w:fill="1F4E79"/>
+          </w:tcPr>
+          <w:p>
+            <w:r/>
+            <w:r>
+              <w:rPr>
+                <w:rFonts w:ascii="Microsoft JhengHei" w:hAnsi="Microsoft JhengHei" w:eastAsia="Microsoft JhengHei" w:cs="Microsoft JhengHei"/>
+                <w:b/>
+                <w:color w:val="FFFFFF"/>
+                <w:sz w:val="20"/>
+              </w:rPr>
+              <w:t>停車角色</w:t>
+            </w:r>
+          </w:p>
+        </w:tc>
+        <w:tc>
+          <w:tcPr>
+            <w:tcW w:type="dxa" w:w="5386"/>
+            <w:shd w:val="clear" w:fill="1F4E79"/>
+          </w:tcPr>
+          <w:p>
+            <w:r/>
+            <w:r>
+              <w:rPr>
+                <w:rFonts w:ascii="Microsoft JhengHei" w:hAnsi="Microsoft JhengHei" w:eastAsia="Microsoft JhengHei" w:cs="Microsoft JhengHei"/>
+                <w:b/>
+                <w:color w:val="FFFFFF"/>
+                <w:sz w:val="20"/>
+              </w:rPr>
+              <w:t>算法</w:t>
+            </w:r>
+          </w:p>
+        </w:tc>
+      </w:tr>
+      <w:tr>
+        <w:tc>
+          <w:tcPr>
+            <w:tcW w:type="dxa" w:w="1984"/>
+          </w:tcPr>
+          <w:p>
+            <w:r/>
+            <w:r>
+              <w:rPr>
+                <w:rFonts w:ascii="Microsoft JhengHei" w:hAnsi="Microsoft JhengHei" w:eastAsia="Microsoft JhengHei" w:cs="Microsoft JhengHei"/>
+                <w:sz w:val="19"/>
+              </w:rPr>
+              <w:t>A 一般題（附設）</w:t>
+            </w:r>
+          </w:p>
+        </w:tc>
+        <w:tc>
+          <w:tcPr>
+            <w:tcW w:type="dxa" w:w="1134"/>
+          </w:tcPr>
+          <w:p>
+            <w:r/>
+            <w:r>
+              <w:rPr>
+                <w:rFonts w:ascii="Microsoft JhengHei" w:hAnsi="Microsoft JhengHei" w:eastAsia="Microsoft JhengHei" w:cs="Microsoft JhengHei"/>
+                <w:sz w:val="19"/>
+              </w:rPr>
+              <w:t>配角</w:t>
+            </w:r>
+          </w:p>
+        </w:tc>
+        <w:tc>
+          <w:tcPr>
+            <w:tcW w:type="dxa" w:w="5386"/>
+          </w:tcPr>
+          <w:p>
+            <w:r/>
+            <w:r>
+              <w:rPr>
+                <w:rFonts w:ascii="Microsoft JhengHei" w:hAnsi="Microsoft JhengHei" w:eastAsia="Microsoft JhengHei" w:cs="Microsoft JhengHei"/>
+                <w:sz w:val="19"/>
+              </w:rPr>
+              <w:t>容積樓地板 → ÷級距＝車位數 → ×40㎡＝停車樓地板 → 定地下室層數</w:t>
+            </w:r>
+          </w:p>
+        </w:tc>
+      </w:tr>
+      <w:tr>
+        <w:tc>
+          <w:tcPr>
+            <w:tcW w:type="dxa" w:w="1984"/>
+          </w:tcPr>
+          <w:p>
+            <w:r/>
+            <w:r>
+              <w:rPr>
+                <w:rFonts w:ascii="Microsoft JhengHei" w:hAnsi="Microsoft JhengHei" w:eastAsia="Microsoft JhengHei" w:cs="Microsoft JhengHei"/>
+                <w:sz w:val="19"/>
+              </w:rPr>
+              <w:t>B 停車場用地題（如114）</w:t>
+            </w:r>
+          </w:p>
+        </w:tc>
+        <w:tc>
+          <w:tcPr>
+            <w:tcW w:type="dxa" w:w="1134"/>
+          </w:tcPr>
+          <w:p>
+            <w:r/>
+            <w:r>
+              <w:rPr>
+                <w:rFonts w:ascii="Microsoft JhengHei" w:hAnsi="Microsoft JhengHei" w:eastAsia="Microsoft JhengHei" w:cs="Microsoft JhengHei"/>
+                <w:sz w:val="19"/>
+              </w:rPr>
+              <w:t>主角</w:t>
+            </w:r>
+          </w:p>
+        </w:tc>
+        <w:tc>
+          <w:tcPr>
+            <w:tcW w:type="dxa" w:w="5386"/>
+          </w:tcPr>
+          <w:p>
+            <w:r/>
+            <w:r>
+              <w:rPr>
+                <w:rFonts w:ascii="Microsoft JhengHei" w:hAnsi="Microsoft JhengHei" w:eastAsia="Microsoft JhengHei" w:cs="Microsoft JhengHei"/>
+                <w:sz w:val="19"/>
+              </w:rPr>
+              <w:t>footprint×層數(≤6F/18m)＝可停樓地板 → ÷40＝車位數（取7–8成、留公益）</w:t>
+            </w:r>
+          </w:p>
+        </w:tc>
+      </w:tr>
+    </w:tbl>
+    <w:p>
+      <w:pPr>
+        <w:spacing w:after="40"/>
+      </w:pPr>
+    </w:p>
+    <w:p>
+      <w:pPr>
+        <w:spacing w:after="80"/>
+      </w:pPr>
+      <w:r>
+        <w:rPr>
+          <w:rFonts w:ascii="Microsoft JhengHei" w:hAnsi="Microsoft JhengHei" w:eastAsia="Microsoft JhengHei" w:cs="Microsoft JhengHei"/>
+          <w:b/>
+          <w:i w:val="0"/>
+          <w:sz w:val="21"/>
+        </w:rPr>
+        <w:t>A 型三步（寫「假設每○㎡設1位，依建築技術規則及地方自治條例」，級距以法規為準）：</w:t>
+      </w:r>
+    </w:p>
+    <w:tbl>
+      <w:tblPr>
+        <w:tblStyle w:val="TableGrid"/>
+        <w:tblW w:type="auto" w:w="0"/>
+        <w:jc w:val="center"/>
+        <w:tblLook w:firstColumn="1" w:firstRow="1" w:lastColumn="0" w:lastRow="0" w:noHBand="0" w:noVBand="1" w:val="04A0"/>
+      </w:tblPr>
+      <w:tblGrid>
+        <w:gridCol w:w="2880"/>
+        <w:gridCol w:w="2880"/>
+        <w:gridCol w:w="2880"/>
+      </w:tblGrid>
+      <w:tr>
+        <w:tc>
+          <w:tcPr>
+            <w:tcW w:type="dxa" w:w="2268"/>
+            <w:shd w:val="clear" w:fill="1F4E79"/>
+          </w:tcPr>
+          <w:p>
+            <w:r/>
+            <w:r>
+              <w:rPr>
+                <w:rFonts w:ascii="Microsoft JhengHei" w:hAnsi="Microsoft JhengHei" w:eastAsia="Microsoft JhengHei" w:cs="Microsoft JhengHei"/>
+                <w:b/>
+                <w:color w:val="FFFFFF"/>
+                <w:sz w:val="20"/>
+              </w:rPr>
+              <w:t>用途</w:t>
+            </w:r>
+          </w:p>
+        </w:tc>
+        <w:tc>
+          <w:tcPr>
+            <w:tcW w:type="dxa" w:w="2551"/>
+            <w:shd w:val="clear" w:fill="1F4E79"/>
+          </w:tcPr>
+          <w:p>
+            <w:r/>
+            <w:r>
+              <w:rPr>
+                <w:rFonts w:ascii="Microsoft JhengHei" w:hAnsi="Microsoft JhengHei" w:eastAsia="Microsoft JhengHei" w:cs="Microsoft JhengHei"/>
+                <w:b/>
+                <w:color w:val="FFFFFF"/>
+                <w:sz w:val="20"/>
+              </w:rPr>
+              <w:t>速記級距（每1汽車位）</w:t>
+            </w:r>
+          </w:p>
+        </w:tc>
+        <w:tc>
+          <w:tcPr>
+            <w:tcW w:type="dxa" w:w="3685"/>
+            <w:shd w:val="clear" w:fill="1F4E79"/>
+          </w:tcPr>
+          <w:p>
+            <w:r/>
+            <w:r>
+              <w:rPr>
+                <w:rFonts w:ascii="Microsoft JhengHei" w:hAnsi="Microsoft JhengHei" w:eastAsia="Microsoft JhengHei" w:cs="Microsoft JhengHei"/>
+                <w:b/>
+                <w:color w:val="FFFFFF"/>
+                <w:sz w:val="20"/>
+              </w:rPr>
+              <w:t>量體換算（背）</w:t>
+            </w:r>
+          </w:p>
+        </w:tc>
+      </w:tr>
+      <w:tr>
+        <w:tc>
+          <w:tcPr>
+            <w:tcW w:type="dxa" w:w="2268"/>
+          </w:tcPr>
+          <w:p>
+            <w:r/>
+            <w:r>
+              <w:rPr>
+                <w:rFonts w:ascii="Microsoft JhengHei" w:hAnsi="Microsoft JhengHei" w:eastAsia="Microsoft JhengHei" w:cs="Microsoft JhengHei"/>
+                <w:sz w:val="19"/>
+              </w:rPr>
+              <w:t>商場/餐廳/展演（人潮類）</w:t>
+            </w:r>
+          </w:p>
+        </w:tc>
+        <w:tc>
+          <w:tcPr>
+            <w:tcW w:type="dxa" w:w="2551"/>
+          </w:tcPr>
+          <w:p>
+            <w:r/>
+            <w:r>
+              <w:rPr>
+                <w:rFonts w:ascii="Microsoft JhengHei" w:hAnsi="Microsoft JhengHei" w:eastAsia="Microsoft JhengHei" w:cs="Microsoft JhengHei"/>
+                <w:sz w:val="19"/>
+              </w:rPr>
+              <w:t>每 150 ㎡</w:t>
+            </w:r>
+          </w:p>
+        </w:tc>
+        <w:tc>
+          <w:tcPr>
+            <w:tcW w:type="dxa" w:w="3685"/>
+          </w:tcPr>
+          <w:p>
+            <w:r/>
+            <w:r>
+              <w:rPr>
+                <w:rFonts w:ascii="Microsoft JhengHei" w:hAnsi="Microsoft JhengHei" w:eastAsia="Microsoft JhengHei" w:cs="Microsoft JhengHei"/>
+                <w:sz w:val="19"/>
+              </w:rPr>
+              <w:t>1 汽車位含車道 ≈ 40 ㎡</w:t>
+            </w:r>
+          </w:p>
+        </w:tc>
+      </w:tr>
+      <w:tr>
+        <w:tc>
+          <w:tcPr>
+            <w:tcW w:type="dxa" w:w="2268"/>
+          </w:tcPr>
+          <w:p>
+            <w:r/>
+            <w:r>
+              <w:rPr>
+                <w:rFonts w:ascii="Microsoft JhengHei" w:hAnsi="Microsoft JhengHei" w:eastAsia="Microsoft JhengHei" w:cs="Microsoft JhengHei"/>
+                <w:sz w:val="19"/>
+              </w:rPr>
+              <w:t>辦公/學校</w:t>
+            </w:r>
+          </w:p>
+        </w:tc>
+        <w:tc>
+          <w:tcPr>
+            <w:tcW w:type="dxa" w:w="2551"/>
+          </w:tcPr>
+          <w:p>
+            <w:r/>
+            <w:r>
+              <w:rPr>
+                <w:rFonts w:ascii="Microsoft JhengHei" w:hAnsi="Microsoft JhengHei" w:eastAsia="Microsoft JhengHei" w:cs="Microsoft JhengHei"/>
+                <w:sz w:val="19"/>
+              </w:rPr>
+              <w:t>每 200–250 ㎡</w:t>
+            </w:r>
+          </w:p>
+        </w:tc>
+        <w:tc>
+          <w:tcPr>
+            <w:tcW w:type="dxa" w:w="3685"/>
+          </w:tcPr>
+          <w:p>
+            <w:r/>
+            <w:r>
+              <w:rPr>
+                <w:rFonts w:ascii="Microsoft JhengHei" w:hAnsi="Microsoft JhengHei" w:eastAsia="Microsoft JhengHei" w:cs="Microsoft JhengHei"/>
+                <w:sz w:val="19"/>
+              </w:rPr>
+              <w:t>1 機車位 ≈ 3 ㎡</w:t>
+            </w:r>
+          </w:p>
+        </w:tc>
+      </w:tr>
+      <w:tr>
+        <w:tc>
+          <w:tcPr>
+            <w:tcW w:type="dxa" w:w="2268"/>
+          </w:tcPr>
+          <w:p>
+            <w:r/>
+            <w:r>
+              <w:rPr>
+                <w:rFonts w:ascii="Microsoft JhengHei" w:hAnsi="Microsoft JhengHei" w:eastAsia="Microsoft JhengHei" w:cs="Microsoft JhengHei"/>
+                <w:sz w:val="19"/>
+              </w:rPr>
+              <w:t>住宅</w:t>
+            </w:r>
+          </w:p>
+        </w:tc>
+        <w:tc>
+          <w:tcPr>
+            <w:tcW w:type="dxa" w:w="2551"/>
+          </w:tcPr>
+          <w:p>
+            <w:r/>
+            <w:r>
+              <w:rPr>
+                <w:rFonts w:ascii="Microsoft JhengHei" w:hAnsi="Microsoft JhengHei" w:eastAsia="Microsoft JhengHei" w:cs="Microsoft JhengHei"/>
+                <w:sz w:val="19"/>
+              </w:rPr>
+              <w:t>每戶 1 輛</w:t>
+            </w:r>
+          </w:p>
+        </w:tc>
+        <w:tc>
+          <w:tcPr>
+            <w:tcW w:type="dxa" w:w="3685"/>
+          </w:tcPr>
+          <w:p>
+            <w:r/>
+            <w:r>
+              <w:rPr>
+                <w:rFonts w:ascii="Microsoft JhengHei" w:hAnsi="Microsoft JhengHei" w:eastAsia="Microsoft JhengHei" w:cs="Microsoft JhengHei"/>
+                <w:sz w:val="19"/>
+              </w:rPr>
+              <w:t>單層可停數 ≈ 開挖面積÷40</w:t>
+            </w:r>
+          </w:p>
+        </w:tc>
+      </w:tr>
+    </w:tbl>
+    <w:p>
+      <w:pPr>
+        <w:spacing w:after="40"/>
+      </w:pPr>
+    </w:p>
+    <w:tbl>
+      <w:tblPr>
+        <w:tblStyle w:val="TableGrid"/>
+        <w:tblW w:type="auto" w:w="0"/>
+        <w:tblLook w:firstColumn="1" w:firstRow="1" w:lastColumn="0" w:lastRow="0" w:noHBand="0" w:noVBand="1" w:val="04A0"/>
+      </w:tblPr>
+      <w:tblGrid>
+        <w:gridCol w:w="8640"/>
+      </w:tblGrid>
+      <w:tr>
+        <w:tc>
+          <w:tcPr>
+            <w:tcW w:type="dxa" w:w="8640"/>
+            <w:shd w:val="clear" w:fill="E2EFDA"/>
+          </w:tcPr>
+          <w:p>
+            <w:r/>
+            <w:r>
+              <w:rPr>
+                <w:rFonts w:ascii="Microsoft JhengHei" w:hAnsi="Microsoft JhengHei" w:eastAsia="Microsoft JhengHei" w:cs="Microsoft JhengHei"/>
+                <w:b/>
+                <w:sz w:val="20"/>
+              </w:rPr>
+              <w:t>心算捷徑：停車樓地板 ≈ 容積樓地板 × 1/4～1/3（人潮類）→ 直接推地下室層數。例：9,000㎡容積 →÷150＝60位 →60×40+60×3≈2,580㎡ →約1.1層 →設B1(機車+機電)+B2(汽車)。</w:t>
+            </w:r>
+          </w:p>
+        </w:tc>
+      </w:tr>
+    </w:tbl>
+    <w:p>
+      <w:pPr>
+        <w:spacing w:after="40"/>
+      </w:pPr>
+    </w:p>
+    <w:p>
+      <w:pPr>
+        <w:spacing w:after="80"/>
+      </w:pPr>
+      <w:r>
+        <w:rPr>
+          <w:rFonts w:ascii="Microsoft JhengHei" w:hAnsi="Microsoft JhengHei" w:eastAsia="Microsoft JhengHei" w:cs="Microsoft JhengHei"/>
+          <w:b w:val="0"/>
+          <w:i w:val="0"/>
+          <w:sz w:val="21"/>
+        </w:rPr>
+        <w:t>流程時點：停車在「量體計算」那 10 分鐘一併算完（緊接容積之後）——產物是「地下室幾層」，直接餵給 programming 與剖面，剖面就不會開天窗。別漏：無障礙/電動/親子/機車/卸貨位、車道口開次要道路＋緩衝。</w:t>
+      </w:r>
+    </w:p>
+    <w:p>
+      <w:pPr>
+        <w:pStyle w:val="Heading1"/>
+      </w:pPr>
+      <w:r>
+        <w:rPr>
+          <w:rFonts w:ascii="Microsoft JhengHei" w:hAnsi="Microsoft JhengHei" w:eastAsia="Microsoft JhengHei" w:cs="Microsoft JhengHei"/>
+        </w:rPr>
+        <w:t>第二十一章　親身失分檢討（真實案例・最值錢的一章）</w:t>
+      </w:r>
+    </w:p>
+    <w:p>
+      <w:pPr>
+        <w:spacing w:after="80"/>
+      </w:pPr>
+      <w:r>
+        <w:rPr>
+          <w:rFonts w:ascii="Microsoft JhengHei" w:hAnsi="Microsoft JhengHei" w:eastAsia="Microsoft JhengHei" w:cs="Microsoft JhengHei"/>
+          <w:b w:val="0"/>
+          <w:i w:val="0"/>
+          <w:sz w:val="21"/>
+        </w:rPr>
+        <w:t>來源：考生本人 114 申論草稿＋設計題復原檢討。兩卷失分同源：「沒接上基地的英雄條件」。</w:t>
+      </w:r>
+    </w:p>
+    <w:p>
+      <w:pPr>
+        <w:pStyle w:val="Heading2"/>
+      </w:pPr>
+      <w:r>
+        <w:rPr>
+          <w:rFonts w:ascii="Microsoft JhengHei" w:hAnsi="Microsoft JhengHei" w:eastAsia="Microsoft JhengHei" w:cs="Microsoft JhengHei"/>
+        </w:rPr>
+        <w:t>案例01｜114 申論（T1/T2/T3/T5）</w:t>
+      </w:r>
+    </w:p>
+    <w:p>
+      <w:pPr>
+        <w:pStyle w:val="ListBullet"/>
+        <w:spacing w:after="40"/>
+      </w:pPr>
+      <w:r>
+        <w:rPr>
+          <w:rFonts w:ascii="Microsoft JhengHei" w:hAnsi="Microsoft JhengHei" w:eastAsia="Microsoft JhengHei" w:cs="Microsoft JhengHei"/>
+          <w:sz w:val="21"/>
+        </w:rPr>
+        <w:t>T1 題眼遺漏：第二小題答成平面海綿城市，漏「立體化」——每項要能補一句「往上/往下/分層」。</w:t>
+      </w:r>
+    </w:p>
+    <w:p>
+      <w:pPr>
+        <w:pStyle w:val="ListBullet"/>
+        <w:spacing w:after="40"/>
+      </w:pPr>
+      <w:r>
+        <w:rPr>
+          <w:rFonts w:ascii="Microsoft JhengHei" w:hAnsi="Microsoft JhengHei" w:eastAsia="Microsoft JhengHei" w:cs="Microsoft JhengHei"/>
+          <w:sz w:val="21"/>
+        </w:rPr>
+        <w:t>T2 概念錯置：Lynch 邊界寫成節點——五元素 1:1 老實對齊，五個字各一行。</w:t>
+      </w:r>
+    </w:p>
+    <w:p>
+      <w:pPr>
+        <w:pStyle w:val="ListBullet"/>
+        <w:spacing w:after="40"/>
+      </w:pPr>
+      <w:r>
+        <w:rPr>
+          <w:rFonts w:ascii="Microsoft JhengHei" w:hAnsi="Microsoft JhengHei" w:eastAsia="Microsoft JhengHei" w:cs="Microsoft JhengHei"/>
+          <w:sz w:val="21"/>
+        </w:rPr>
+        <w:t>T3 法規錯誤：太陽能寫「20% PV」——正確為再生能源發展條例 §12-1（≥1000㎡、每20㎡設1瓩）。</w:t>
+      </w:r>
+    </w:p>
+    <w:p>
+      <w:pPr>
+        <w:pStyle w:val="ListBullet"/>
+        <w:spacing w:after="40"/>
+      </w:pPr>
+      <w:r>
+        <w:rPr>
+          <w:rFonts w:ascii="Microsoft JhengHei" w:hAnsi="Microsoft JhengHei" w:eastAsia="Microsoft JhengHei" w:cs="Microsoft JhengHei"/>
+          <w:sz w:val="21"/>
+        </w:rPr>
+        <w:t>T5 小結官腔：改為扣題眼＋呼應設計（「立體化非無限疊高，須控天際線…」）。</w:t>
+      </w:r>
+    </w:p>
+    <w:p>
+      <w:pPr>
+        <w:pStyle w:val="Heading2"/>
+      </w:pPr>
+      <w:r>
+        <w:rPr>
+          <w:rFonts w:ascii="Microsoft JhengHei" w:hAnsi="Microsoft JhengHei" w:eastAsia="Microsoft JhengHei" w:cs="Microsoft JhengHei"/>
+        </w:rPr>
+        <w:t>案例02｜114 設計題復原（T9/T10・去年落榜兩主因）</w:t>
+      </w:r>
+    </w:p>
+    <w:p>
+      <w:pPr>
+        <w:pStyle w:val="ListBullet"/>
+        <w:spacing w:after="40"/>
+      </w:pPr>
+      <w:r>
+        <w:rPr>
+          <w:rFonts w:ascii="Microsoft JhengHei" w:hAnsi="Microsoft JhengHei" w:eastAsia="Microsoft JhengHei" w:cs="Microsoft JhengHei"/>
+          <w:sz w:val="21"/>
+        </w:rPr>
+        <w:t>T9 開放空間未連英雄條件：退縮/開放空間只擺在量體旁，沒連到西側園道。修正＝三條連結線：①視線（開口正對生態渠）②人行（小橋/石階跨路接園道對岸）③親水（下沉階梯到低2m水邊）。</w:t>
+      </w:r>
+    </w:p>
+    <w:p>
+      <w:pPr>
+        <w:pStyle w:val="ListBullet"/>
+        <w:spacing w:after="40"/>
+      </w:pPr>
+      <w:r>
+        <w:rPr>
+          <w:rFonts w:ascii="Microsoft JhengHei" w:hAnsi="Microsoft JhengHei" w:eastAsia="Microsoft JhengHei" w:cs="Microsoft JhengHei"/>
+          <w:sz w:val="21"/>
+        </w:rPr>
+        <w:t>T10 透視未說故事：等角透視只有「量體vs園道」，缺北側汽機車出入口與人。修正＝站英雄條件側（西南園道）對角鳥瞰，一個畫面框進：園道河景→退縮親水帶→量體退台→北側出入口。</w:t>
+      </w:r>
+    </w:p>
+    <w:tbl>
+      <w:tblPr>
+        <w:tblStyle w:val="TableGrid"/>
+        <w:tblW w:type="auto" w:w="0"/>
+        <w:tblLook w:firstColumn="1" w:firstRow="1" w:lastColumn="0" w:lastRow="0" w:noHBand="0" w:noVBand="1" w:val="04A0"/>
+      </w:tblPr>
+      <w:tblGrid>
+        <w:gridCol w:w="8640"/>
+      </w:tblGrid>
+      <w:tr>
+        <w:tc>
+          <w:tcPr>
+            <w:tcW w:type="dxa" w:w="8640"/>
+            <w:shd w:val="clear" w:fill="FCE4D6"/>
+          </w:tcPr>
+          <w:p>
+            <w:r/>
+            <w:r>
+              <w:rPr>
+                <w:rFonts w:ascii="Microsoft JhengHei" w:hAnsi="Microsoft JhengHei" w:eastAsia="Microsoft JhengHei" w:cs="Microsoft JhengHei"/>
+                <w:b/>
+                <w:sz w:val="20"/>
+              </w:rPr>
+              <w:t>透視選角三要素（背）：① 英雄關係（定性：開放空間如何接水/公園/古蹟）② 機能錨點（定量：至少含一個主要出入口/動線）③ 人與標註（人物活動＋入口/層數/退縮字樣）。只對著量體畫＝浪費這張圖。</w:t>
+            </w:r>
+          </w:p>
+        </w:tc>
+      </w:tr>
+    </w:tbl>
+    <w:p>
+      <w:pPr>
+        <w:spacing w:after="40"/>
+      </w:pPr>
+    </w:p>
+    <w:p>
+      <w:pPr>
+        <w:spacing w:after="80"/>
+      </w:pPr>
+      <w:r>
+        <w:rPr>
+          <w:rFonts w:ascii="Microsoft JhengHei" w:hAnsi="Microsoft JhengHei" w:eastAsia="Microsoft JhengHei" w:cs="Microsoft JhengHei"/>
+          <w:b/>
+          <w:i w:val="0"/>
+          <w:sz w:val="21"/>
+        </w:rPr>
+        <w:t>自檢問句（每畫完一塊開放空間/一張透視問一次）：「這塊開放空間連到哪個英雄條件？用什麼連（視線/人行/活動/水）？」「我的透視有沒有同時帶到英雄＋出入口＋人？」</w:t>
+      </w:r>
     </w:p>
     <w:p>
       <w:pPr>
